--- a/google-docs/09-nextjs.docx
+++ b/google-docs/09-nextjs.docx
@@ -1176,6 +1176,52 @@
       </w:r>
     </w:p>
     <w:p>
+      <w:r>
+        <w:rPr/>
+        <w:t xml:space="preserve">Every answer below has four parts: </w:t>
+      </w:r>
+      <w:r>
+        <w:rPr>
+          <w:b/>
+        </w:rPr>
+        <w:t>Short answer</w:t>
+      </w:r>
+      <w:r>
+        <w:rPr/>
+        <w:t xml:space="preserve"> (say this first), </w:t>
+      </w:r>
+      <w:r>
+        <w:rPr>
+          <w:b/>
+        </w:rPr>
+        <w:t>Explanation</w:t>
+      </w:r>
+      <w:r>
+        <w:rPr/>
+        <w:t xml:space="preserve"> (add if asked for more), </w:t>
+      </w:r>
+      <w:r>
+        <w:rPr>
+          <w:b/>
+        </w:rPr>
+        <w:t>Example</w:t>
+      </w:r>
+      <w:r>
+        <w:rPr/>
+        <w:t xml:space="preserve"> (code or a real situation) and </w:t>
+      </w:r>
+      <w:r>
+        <w:rPr>
+          <w:b/>
+        </w:rPr>
+        <w:t>Say it like this</w:t>
+      </w:r>
+      <w:r>
+        <w:rPr/>
+        <w:t xml:space="preserve"> (a sample spoken answer).</w:t>
+      </w:r>
+    </w:p>
+    <w:p>
       <w:pPr>
         <w:pStyle w:val="Heading2"/>
         <w:pBdr>
@@ -1225,7 +1271,7 @@
       </w:r>
       <w:r>
         <w:rPr/>
-        <w:t xml:space="preserve"> A React framework. It adds file-based routing, server rendering, static generation, data-fetching patterns, API routes, image and font optimisation, and build tooling.</w:t>
+        <w:t xml:space="preserve"> A React framework that adds file-based routing, server rendering, static generation, data fetching, API routes, image and font optimisation, and build tooling.</w:t>
       </w:r>
     </w:p>
     <w:p>
@@ -1236,11 +1282,65 @@
         <w:rPr>
           <w:b/>
         </w:rPr>
+        <w:t>Explanation:</w:t>
+      </w:r>
+      <w:r>
+        <w:rPr/>
+        <w:t xml:space="preserve"> React is a UI library; Next.js provides the application framework around it with sensible defaults.</w:t>
+      </w:r>
+    </w:p>
+    <w:p>
+      <w:r>
+        <w:rPr/>
+      </w:r>
+      <w:r>
+        <w:rPr>
+          <w:b/>
+        </w:rPr>
+        <w:t>Example:</w:t>
+      </w:r>
+      <w:r>
+        <w:rPr/>
+        <w:t xml:space="preserve"> </w:t>
+      </w:r>
+      <w:r>
+        <w:rPr>
+          <w:rFonts w:ascii="Courier New" w:hAnsi="Courier New"/>
+          <w:color w:val="B42318"/>
+          <w:sz w:val="20"/>
+        </w:rPr>
+        <w:t>app/calls/page.tsx</w:t>
+      </w:r>
+      <w:r>
+        <w:rPr/>
+        <w:t xml:space="preserve"> becomes the </w:t>
+      </w:r>
+      <w:r>
+        <w:rPr>
+          <w:rFonts w:ascii="Courier New" w:hAnsi="Courier New"/>
+          <w:color w:val="B42318"/>
+          <w:sz w:val="20"/>
+        </w:rPr>
+        <w:t>/calls</w:t>
+      </w:r>
+      <w:r>
+        <w:rPr/>
+        <w:t xml:space="preserve"> page, rendered on the server with data fetched directly in the component.</w:t>
+      </w:r>
+    </w:p>
+    <w:p>
+      <w:r>
+        <w:rPr/>
+      </w:r>
+      <w:r>
+        <w:rPr>
+          <w:b/>
+        </w:rPr>
         <w:t>Say it like this:</w:t>
       </w:r>
       <w:r>
         <w:rPr/>
-        <w:t xml:space="preserve"> "React gives me components. Next.js gives me a full application framework around them: routing, server rendering for SEO and speed, API endpoints, and performance optimisations out of the box."</w:t>
+        <w:t xml:space="preserve"> "React gives me components; Next.js gives me routing, server rendering, API endpoints and performance optimisations around them."</w:t>
       </w:r>
     </w:p>
     <w:p>
@@ -1288,7 +1388,7 @@
       </w:r>
       <w:r>
         <w:rPr/>
-        <w:t xml:space="preserve"> You get SEO and a fast first paint from server rendering, built-in routing and layouts, a backend-for-frontend (route handlers and Server Actions), and optimisations out of the box. A SPA is still a fine choice for authenticated, highly interactive apps where SEO doesn't matter.</w:t>
+        <w:t xml:space="preserve"> Server rendering for SEO and fast first paint, built-in routing and layouts, a backend-for-frontend, and optimisations out of the box.</w:t>
       </w:r>
     </w:p>
     <w:p>
@@ -1299,11 +1399,41 @@
         <w:rPr>
           <w:b/>
         </w:rPr>
+        <w:t>Explanation:</w:t>
+      </w:r>
+      <w:r>
+        <w:rPr/>
+        <w:t xml:space="preserve"> A SPA is still fine for authenticated, highly interactive apps where SEO doesn't matter.</w:t>
+      </w:r>
+    </w:p>
+    <w:p>
+      <w:r>
+        <w:rPr/>
+      </w:r>
+      <w:r>
+        <w:rPr>
+          <w:b/>
+        </w:rPr>
+        <w:t>Example:</w:t>
+      </w:r>
+      <w:r>
+        <w:rPr/>
+        <w:t xml:space="preserve"> InterpretIQ's marketing site benefits from Next.js SEO; its authenticated real-time call app works fine as a Vite SPA.</w:t>
+      </w:r>
+    </w:p>
+    <w:p>
+      <w:r>
+        <w:rPr/>
+      </w:r>
+      <w:r>
+        <w:rPr>
+          <w:b/>
+        </w:rPr>
         <w:t>Say it like this:</w:t>
       </w:r>
       <w:r>
         <w:rPr/>
-        <w:t xml:space="preserve"> "For public pages where SEO and first load matter, Next.js is clearly better. For an internal real-time dashboard behind a login, a Vite SPA is simpler and perfectly valid. I choose based on the product, not hype."</w:t>
+        <w:t xml:space="preserve"> "For public pages, Next.js is clearly better. For a real-time dashboard behind a login, a SPA is simpler and valid. I choose by product, not hype."</w:t>
       </w:r>
     </w:p>
     <w:p>
@@ -1351,7 +1481,7 @@
       </w:r>
       <w:r>
         <w:rPr/>
-        <w:t xml:space="preserve"> CSR, SSR, SSG, ISR, streaming and partial prerendering (see the table in Part A).</w:t>
+        <w:t xml:space="preserve"> CSR, SSR, SSG, ISR, streaming and partial prerendering.</w:t>
       </w:r>
     </w:p>
     <w:p>
@@ -1362,30 +1492,26 @@
         <w:rPr>
           <w:b/>
         </w:rPr>
+        <w:t>Explanation:</w:t>
+      </w:r>
+      <w:r>
+        <w:rPr/>
+        <w:t xml:space="preserve"> Pick per route based on freshness, personalisation and SEO needs.</w:t>
+      </w:r>
+    </w:p>
+    <w:p>
+      <w:r>
+        <w:rPr/>
+      </w:r>
+      <w:r>
+        <w:rPr>
+          <w:b/>
+        </w:rPr>
         <w:t>Example:</w:t>
       </w:r>
       <w:r>
         <w:rPr/>
-      </w:r>
-    </w:p>
-    <w:p>
-      <w:pPr>
-        <w:pStyle w:val="ListBullet"/>
-        <w:spacing w:after="40"/>
-      </w:pPr>
-      <w:r>
-        <w:rPr/>
-        <w:t>Marketing homepage → SSG (built once, served from a CDN).</w:t>
-      </w:r>
-    </w:p>
-    <w:p>
-      <w:pPr>
-        <w:pStyle w:val="ListBullet"/>
-        <w:spacing w:after="40"/>
-      </w:pPr>
-      <w:r>
-        <w:rPr/>
-        <w:t xml:space="preserve">Product page → ISR with </w:t>
+        <w:t xml:space="preserve"> Marketing homepage → SSG; product page → ISR (</w:t>
       </w:r>
       <w:r>
         <w:rPr>
@@ -1397,45 +1523,23 @@
       </w:r>
       <w:r>
         <w:rPr/>
-        <w:t xml:space="preserve"> (rebuilt at most once an hour).</w:t>
-      </w:r>
-    </w:p>
-    <w:p>
-      <w:pPr>
-        <w:pStyle w:val="ListBullet"/>
-        <w:spacing w:after="40"/>
-      </w:pPr>
-      <w:r>
-        <w:rPr/>
-        <w:t>Logged-in dashboard → SSR or CSR (personalised).</w:t>
-      </w:r>
-    </w:p>
-    <w:p>
-      <w:pPr>
-        <w:pStyle w:val="ListBullet"/>
-        <w:spacing w:after="40"/>
-      </w:pPr>
-      <w:r>
-        <w:rPr/>
-        <w:t xml:space="preserve">Report page with one slow chart → streaming, with the chart inside </w:t>
-      </w:r>
-      <w:r>
-        <w:rPr>
-          <w:rFonts w:ascii="Courier New" w:hAnsi="Courier New"/>
-          <w:color w:val="B42318"/>
-          <w:sz w:val="20"/>
-        </w:rPr>
-        <w:t>&lt;Suspense&gt;</w:t>
-      </w:r>
-      <w:r>
-        <w:rPr/>
-        <w:t>.</w:t>
-      </w:r>
-    </w:p>
-    <w:p>
-      <w:pPr>
-        <w:spacing w:after="0"/>
-      </w:pPr>
+        <w:t>); dashboard → SSR or CSR; report with a slow chart → streaming.</w:t>
+      </w:r>
+    </w:p>
+    <w:p>
+      <w:r>
+        <w:rPr/>
+      </w:r>
+      <w:r>
+        <w:rPr>
+          <w:b/>
+        </w:rPr>
+        <w:t>Say it like this:</w:t>
+      </w:r>
+      <w:r>
+        <w:rPr/>
+        <w:t xml:space="preserve"> "I choose the rendering strategy per route: static where possible, server-rendered where personalised, streamed where parts are slow."</w:t>
+      </w:r>
     </w:p>
     <w:p>
       <w:pPr>
@@ -1479,6 +1583,72 @@
           <w:b/>
         </w:rPr>
         <w:t>Short answer:</w:t>
+      </w:r>
+      <w:r>
+        <w:rPr/>
+        <w:t xml:space="preserve"> The App Router uses Server Components, nested layouts, streaming and Server Actions; the Pages Router uses </w:t>
+      </w:r>
+      <w:r>
+        <w:rPr>
+          <w:rFonts w:ascii="Courier New" w:hAnsi="Courier New"/>
+          <w:color w:val="B42318"/>
+          <w:sz w:val="20"/>
+        </w:rPr>
+        <w:t>getServerSideProps</w:t>
+      </w:r>
+      <w:r>
+        <w:rPr/>
+        <w:t xml:space="preserve">, </w:t>
+      </w:r>
+      <w:r>
+        <w:rPr>
+          <w:rFonts w:ascii="Courier New" w:hAnsi="Courier New"/>
+          <w:color w:val="B42318"/>
+          <w:sz w:val="20"/>
+        </w:rPr>
+        <w:t>getStaticProps</w:t>
+      </w:r>
+      <w:r>
+        <w:rPr/>
+        <w:t xml:space="preserve"> and </w:t>
+      </w:r>
+      <w:r>
+        <w:rPr>
+          <w:rFonts w:ascii="Courier New" w:hAnsi="Courier New"/>
+          <w:color w:val="B42318"/>
+          <w:sz w:val="20"/>
+        </w:rPr>
+        <w:t>pages/api</w:t>
+      </w:r>
+      <w:r>
+        <w:rPr/>
+        <w:t>.</w:t>
+      </w:r>
+    </w:p>
+    <w:p>
+      <w:r>
+        <w:rPr/>
+      </w:r>
+      <w:r>
+        <w:rPr>
+          <w:b/>
+        </w:rPr>
+        <w:t>Explanation:</w:t>
+      </w:r>
+      <w:r>
+        <w:rPr/>
+        <w:t xml:space="preserve"> Both can coexist during migration.</w:t>
+      </w:r>
+    </w:p>
+    <w:p>
+      <w:r>
+        <w:rPr/>
+      </w:r>
+      <w:r>
+        <w:rPr>
+          <w:b/>
+        </w:rPr>
+        <w:t>Example:</w:t>
       </w:r>
       <w:r>
         <w:rPr/>
@@ -1529,24 +1699,7 @@
                 <w:color w:val="FFFFFF"/>
                 <w:sz w:val="20"/>
               </w:rPr>
-              <w:t>App Router (</w:t>
-            </w:r>
-            <w:r>
-              <w:rPr>
-                <w:rFonts w:ascii="Courier New" w:hAnsi="Courier New"/>
-                <w:b/>
-                <w:color w:val="FFFFFF"/>
-                <w:sz w:val="20"/>
-              </w:rPr>
-              <w:t>app/</w:t>
-            </w:r>
-            <w:r>
-              <w:rPr>
-                <w:b/>
-                <w:color w:val="FFFFFF"/>
-                <w:sz w:val="20"/>
-              </w:rPr>
-              <w:t>)</w:t>
+              <w:t>App Router</w:t>
             </w:r>
           </w:p>
         </w:tc>
@@ -1565,24 +1718,7 @@
                 <w:color w:val="FFFFFF"/>
                 <w:sz w:val="20"/>
               </w:rPr>
-              <w:t>Pages Router (</w:t>
-            </w:r>
-            <w:r>
-              <w:rPr>
-                <w:rFonts w:ascii="Courier New" w:hAnsi="Courier New"/>
-                <w:b/>
-                <w:color w:val="FFFFFF"/>
-                <w:sz w:val="20"/>
-              </w:rPr>
-              <w:t>pages/</w:t>
-            </w:r>
-            <w:r>
-              <w:rPr>
-                <w:b/>
-                <w:color w:val="FFFFFF"/>
-                <w:sz w:val="20"/>
-              </w:rPr>
-              <w:t>)</w:t>
+              <w:t>Pages Router</w:t>
             </w:r>
           </w:p>
         </w:tc>
@@ -1600,7 +1736,7 @@
               <w:rPr>
                 <w:sz w:val="20"/>
               </w:rPr>
-              <w:t>Components</w:t>
+              <w:t>Data fetching</w:t>
             </w:r>
           </w:p>
         </w:tc>
@@ -1616,7 +1752,7 @@
               <w:rPr>
                 <w:sz w:val="20"/>
               </w:rPr>
-              <w:t>Server Components by default</w:t>
+              <w:t>async components</w:t>
             </w:r>
           </w:p>
         </w:tc>
@@ -1630,9 +1766,11 @@
             </w:pPr>
             <w:r>
               <w:rPr>
+                <w:rFonts w:ascii="Courier New" w:hAnsi="Courier New"/>
+                <w:color w:val="B42318"/>
                 <w:sz w:val="20"/>
               </w:rPr>
-              <w:t>Client components</w:t>
+              <w:t>getServerSideProps</w:t>
             </w:r>
           </w:p>
         </w:tc>
@@ -1651,7 +1789,7 @@
               <w:rPr>
                 <w:sz w:val="20"/>
               </w:rPr>
-              <w:t>Data fetching</w:t>
+              <w:t>Layouts</w:t>
             </w:r>
           </w:p>
         </w:tc>
@@ -1659,89 +1797,6 @@
           <w:tcPr>
             <w:tcW w:type="dxa" w:w="3324"/>
             <w:shd w:val="clear" w:color="auto" w:fill="F7F9FC"/>
-          </w:tcPr>
-          <w:p>
-            <w:pPr>
-              <w:spacing w:after="0"/>
-            </w:pPr>
-            <w:r>
-              <w:rPr>
-                <w:rFonts w:ascii="Courier New" w:hAnsi="Courier New"/>
-                <w:color w:val="B42318"/>
-                <w:sz w:val="20"/>
-              </w:rPr>
-              <w:t>async</w:t>
-            </w:r>
-            <w:r>
-              <w:rPr>
-                <w:sz w:val="20"/>
-              </w:rPr>
-              <w:t xml:space="preserve"> components, </w:t>
-            </w:r>
-            <w:r>
-              <w:rPr>
-                <w:rFonts w:ascii="Courier New" w:hAnsi="Courier New"/>
-                <w:color w:val="B42318"/>
-                <w:sz w:val="20"/>
-              </w:rPr>
-              <w:t>fetch</w:t>
-            </w:r>
-          </w:p>
-        </w:tc>
-        <w:tc>
-          <w:tcPr>
-            <w:tcW w:type="dxa" w:w="3324"/>
-            <w:shd w:val="clear" w:color="auto" w:fill="F7F9FC"/>
-          </w:tcPr>
-          <w:p>
-            <w:pPr>
-              <w:spacing w:after="0"/>
-            </w:pPr>
-            <w:r>
-              <w:rPr>
-                <w:rFonts w:ascii="Courier New" w:hAnsi="Courier New"/>
-                <w:color w:val="B42318"/>
-                <w:sz w:val="20"/>
-              </w:rPr>
-              <w:t>getServerSideProps</w:t>
-            </w:r>
-            <w:r>
-              <w:rPr>
-                <w:sz w:val="20"/>
-              </w:rPr>
-              <w:t xml:space="preserve">, </w:t>
-            </w:r>
-            <w:r>
-              <w:rPr>
-                <w:rFonts w:ascii="Courier New" w:hAnsi="Courier New"/>
-                <w:color w:val="B42318"/>
-                <w:sz w:val="20"/>
-              </w:rPr>
-              <w:t>getStaticProps</w:t>
-            </w:r>
-          </w:p>
-        </w:tc>
-      </w:tr>
-      <w:tr>
-        <w:tc>
-          <w:tcPr>
-            <w:tcW w:type="dxa" w:w="3324"/>
-          </w:tcPr>
-          <w:p>
-            <w:pPr>
-              <w:spacing w:after="0"/>
-            </w:pPr>
-            <w:r>
-              <w:rPr>
-                <w:sz w:val="20"/>
-              </w:rPr>
-              <w:t>Layouts</w:t>
-            </w:r>
-          </w:p>
-        </w:tc>
-        <w:tc>
-          <w:tcPr>
-            <w:tcW w:type="dxa" w:w="3324"/>
           </w:tcPr>
           <w:p>
             <w:pPr>
@@ -1766,6 +1821,7 @@
         <w:tc>
           <w:tcPr>
             <w:tcW w:type="dxa" w:w="3324"/>
+            <w:shd w:val="clear" w:color="auto" w:fill="F7F9FC"/>
           </w:tcPr>
           <w:p>
             <w:pPr>
@@ -1778,75 +1834,6 @@
                 <w:sz w:val="20"/>
               </w:rPr>
               <w:t>_app.tsx</w:t>
-            </w:r>
-          </w:p>
-        </w:tc>
-      </w:tr>
-      <w:tr>
-        <w:tc>
-          <w:tcPr>
-            <w:tcW w:type="dxa" w:w="3324"/>
-            <w:shd w:val="clear" w:color="auto" w:fill="F7F9FC"/>
-          </w:tcPr>
-          <w:p>
-            <w:pPr>
-              <w:spacing w:after="0"/>
-            </w:pPr>
-            <w:r>
-              <w:rPr>
-                <w:sz w:val="20"/>
-              </w:rPr>
-              <w:t>Loading and errors</w:t>
-            </w:r>
-          </w:p>
-        </w:tc>
-        <w:tc>
-          <w:tcPr>
-            <w:tcW w:type="dxa" w:w="3324"/>
-            <w:shd w:val="clear" w:color="auto" w:fill="F7F9FC"/>
-          </w:tcPr>
-          <w:p>
-            <w:pPr>
-              <w:spacing w:after="0"/>
-            </w:pPr>
-            <w:r>
-              <w:rPr>
-                <w:rFonts w:ascii="Courier New" w:hAnsi="Courier New"/>
-                <w:color w:val="B42318"/>
-                <w:sz w:val="20"/>
-              </w:rPr>
-              <w:t>loading.tsx</w:t>
-            </w:r>
-            <w:r>
-              <w:rPr>
-                <w:sz w:val="20"/>
-              </w:rPr>
-              <w:t xml:space="preserve">, </w:t>
-            </w:r>
-            <w:r>
-              <w:rPr>
-                <w:rFonts w:ascii="Courier New" w:hAnsi="Courier New"/>
-                <w:color w:val="B42318"/>
-                <w:sz w:val="20"/>
-              </w:rPr>
-              <w:t>error.tsx</w:t>
-            </w:r>
-          </w:p>
-        </w:tc>
-        <w:tc>
-          <w:tcPr>
-            <w:tcW w:type="dxa" w:w="3324"/>
-            <w:shd w:val="clear" w:color="auto" w:fill="F7F9FC"/>
-          </w:tcPr>
-          <w:p>
-            <w:pPr>
-              <w:spacing w:after="0"/>
-            </w:pPr>
-            <w:r>
-              <w:rPr>
-                <w:sz w:val="20"/>
-              </w:rPr>
-              <w:t>manual</w:t>
             </w:r>
           </w:p>
         </w:tc>
@@ -1901,63 +1888,6 @@
           </w:p>
         </w:tc>
       </w:tr>
-      <w:tr>
-        <w:tc>
-          <w:tcPr>
-            <w:tcW w:type="dxa" w:w="3324"/>
-            <w:shd w:val="clear" w:color="auto" w:fill="F7F9FC"/>
-          </w:tcPr>
-          <w:p>
-            <w:pPr>
-              <w:spacing w:after="0"/>
-            </w:pPr>
-            <w:r>
-              <w:rPr>
-                <w:sz w:val="20"/>
-              </w:rPr>
-              <w:t>API endpoints</w:t>
-            </w:r>
-          </w:p>
-        </w:tc>
-        <w:tc>
-          <w:tcPr>
-            <w:tcW w:type="dxa" w:w="3324"/>
-            <w:shd w:val="clear" w:color="auto" w:fill="F7F9FC"/>
-          </w:tcPr>
-          <w:p>
-            <w:pPr>
-              <w:spacing w:after="0"/>
-            </w:pPr>
-            <w:r>
-              <w:rPr>
-                <w:rFonts w:ascii="Courier New" w:hAnsi="Courier New"/>
-                <w:color w:val="B42318"/>
-                <w:sz w:val="20"/>
-              </w:rPr>
-              <w:t>route.ts</w:t>
-            </w:r>
-          </w:p>
-        </w:tc>
-        <w:tc>
-          <w:tcPr>
-            <w:tcW w:type="dxa" w:w="3324"/>
-            <w:shd w:val="clear" w:color="auto" w:fill="F7F9FC"/>
-          </w:tcPr>
-          <w:p>
-            <w:pPr>
-              <w:spacing w:after="0"/>
-            </w:pPr>
-            <w:r>
-              <w:rPr>
-                <w:rFonts w:ascii="Courier New" w:hAnsi="Courier New"/>
-                <w:color w:val="B42318"/>
-                <w:sz w:val="20"/>
-              </w:rPr>
-              <w:t>pages/api/*</w:t>
-            </w:r>
-          </w:p>
-        </w:tc>
-      </w:tr>
     </w:tbl>
     <w:p>
       <w:pPr>
@@ -1967,7 +1897,16 @@
     <w:p>
       <w:r>
         <w:rPr/>
-        <w:t>Both can coexist during a migration.</w:t>
+      </w:r>
+      <w:r>
+        <w:rPr>
+          <w:b/>
+        </w:rPr>
+        <w:t>Say it like this:</w:t>
+      </w:r>
+      <w:r>
+        <w:rPr/>
+        <w:t xml:space="preserve"> "New projects use the App Router for Server Components and layouts; the Pages Router is still supported for existing apps."</w:t>
       </w:r>
     </w:p>
     <w:p>
@@ -2027,7 +1966,60 @@
       </w:r>
       <w:r>
         <w:rPr/>
-        <w:t xml:space="preserve"> file makes a segment publicly reachable.</w:t>
+        <w:t xml:space="preserve"> makes a segment publicly reachable.</w:t>
+      </w:r>
+    </w:p>
+    <w:p>
+      <w:r>
+        <w:rPr/>
+      </w:r>
+      <w:r>
+        <w:rPr>
+          <w:b/>
+        </w:rPr>
+        <w:t>Explanation:</w:t>
+      </w:r>
+      <w:r>
+        <w:rPr/>
+        <w:t xml:space="preserve"> Files like </w:t>
+      </w:r>
+      <w:r>
+        <w:rPr>
+          <w:rFonts w:ascii="Courier New" w:hAnsi="Courier New"/>
+          <w:color w:val="B42318"/>
+          <w:sz w:val="20"/>
+        </w:rPr>
+        <w:t>layout.tsx</w:t>
+      </w:r>
+      <w:r>
+        <w:rPr/>
+        <w:t xml:space="preserve"> and </w:t>
+      </w:r>
+      <w:r>
+        <w:rPr>
+          <w:rFonts w:ascii="Courier New" w:hAnsi="Courier New"/>
+          <w:color w:val="B42318"/>
+          <w:sz w:val="20"/>
+        </w:rPr>
+        <w:t>loading.tsx</w:t>
+      </w:r>
+      <w:r>
+        <w:rPr/>
+        <w:t xml:space="preserve"> in the same folder add shared UI and loading states.</w:t>
+      </w:r>
+    </w:p>
+    <w:p>
+      <w:r>
+        <w:rPr/>
+      </w:r>
+      <w:r>
+        <w:rPr>
+          <w:b/>
+        </w:rPr>
+        <w:t>Example:</w:t>
+      </w:r>
+      <w:r>
+        <w:rPr/>
       </w:r>
     </w:p>
     <w:tbl>
@@ -2070,7 +2062,7 @@
                 <w:rFonts w:ascii="Courier New" w:hAnsi="Courier New" w:eastAsia="Courier New"/>
                 <w:sz w:val="19"/>
               </w:rPr>
-              <w:t>app/</w:t>
+              <w:t>app/page.tsx              → /</w:t>
               <w:br/>
             </w:r>
             <w:r>
@@ -2078,7 +2070,7 @@
                 <w:rFonts w:ascii="Courier New" w:hAnsi="Courier New" w:eastAsia="Courier New"/>
                 <w:sz w:val="19"/>
               </w:rPr>
-              <w:t xml:space="preserve">  page.tsx                → /</w:t>
+              <w:t>app/calls/page.tsx        → /calls</w:t>
               <w:br/>
             </w:r>
             <w:r>
@@ -2086,31 +2078,7 @@
                 <w:rFonts w:ascii="Courier New" w:hAnsi="Courier New" w:eastAsia="Courier New"/>
                 <w:sz w:val="19"/>
               </w:rPr>
-              <w:t xml:space="preserve">  calls/</w:t>
-              <w:br/>
-            </w:r>
-            <w:r>
-              <w:rPr>
-                <w:rFonts w:ascii="Courier New" w:hAnsi="Courier New" w:eastAsia="Courier New"/>
-                <w:sz w:val="19"/>
-              </w:rPr>
-              <w:t xml:space="preserve">    page.tsx              → /calls</w:t>
-              <w:br/>
-            </w:r>
-            <w:r>
-              <w:rPr>
-                <w:rFonts w:ascii="Courier New" w:hAnsi="Courier New" w:eastAsia="Courier New"/>
-                <w:sz w:val="19"/>
-              </w:rPr>
-              <w:t xml:space="preserve">    [id]/</w:t>
-              <w:br/>
-            </w:r>
-            <w:r>
-              <w:rPr>
-                <w:rFonts w:ascii="Courier New" w:hAnsi="Courier New" w:eastAsia="Courier New"/>
-                <w:sz w:val="19"/>
-              </w:rPr>
-              <w:t xml:space="preserve">      page.tsx            → /calls/123</w:t>
+              <w:t>app/calls/[id]/page.tsx   → /calls/123</w:t>
             </w:r>
           </w:p>
         </w:tc>
@@ -2122,6 +2090,21 @@
       </w:pPr>
     </w:p>
     <w:p>
+      <w:r>
+        <w:rPr/>
+      </w:r>
+      <w:r>
+        <w:rPr>
+          <w:b/>
+        </w:rPr>
+        <w:t>Say it like this:</w:t>
+      </w:r>
+      <w:r>
+        <w:rPr/>
+        <w:t xml:space="preserve"> "The folder structure is the route structure, which makes it easy to find any page's code."</w:t>
+      </w:r>
+    </w:p>
+    <w:p>
       <w:pPr>
         <w:pBdr>
           <w:bottom w:val="single" w:sz="6" w:space="1" w:color="BFC7D5"/>
@@ -2166,428 +2149,209 @@
       </w:r>
       <w:r>
         <w:rPr/>
-      </w:r>
-    </w:p>
-    <w:tbl>
-      <w:tblPr>
-        <w:tblStyle w:val="TableGrid"/>
-        <w:tblW w:type="auto" w:w="0"/>
-        <w:jc w:val="center"/>
-        <w:tblCellMar>
-          <w:top w:w="68" w:type="dxa"/>
-          <w:left w:w="68" w:type="dxa"/>
-          <w:bottom w:w="68" w:type="dxa"/>
-          <w:right w:w="68" w:type="dxa"/>
-        </w:tblCellMar>
-        <w:tblLook w:firstColumn="1" w:firstRow="1" w:lastColumn="0" w:lastRow="0" w:noHBand="0" w:noVBand="1" w:val="04A0"/>
-      </w:tblPr>
-      <w:tblGrid>
-        <w:gridCol w:w="4986"/>
-        <w:gridCol w:w="4986"/>
-      </w:tblGrid>
-      <w:tr>
-        <w:tc>
-          <w:tcPr>
-            <w:tcW w:type="dxa" w:w="4986"/>
-            <w:shd w:val="clear" w:color="auto" w:fill="1F3A5F"/>
-          </w:tcPr>
-          <w:p>
-            <w:pPr>
-              <w:spacing w:after="0"/>
-            </w:pPr>
-            <w:r>
-              <w:rPr>
-                <w:b/>
-                <w:color w:val="FFFFFF"/>
-                <w:sz w:val="20"/>
-              </w:rPr>
-              <w:t>File</w:t>
-            </w:r>
-          </w:p>
-        </w:tc>
-        <w:tc>
-          <w:tcPr>
-            <w:tcW w:type="dxa" w:w="4986"/>
-            <w:shd w:val="clear" w:color="auto" w:fill="1F3A5F"/>
-          </w:tcPr>
-          <w:p>
-            <w:pPr>
-              <w:spacing w:after="0"/>
-            </w:pPr>
-            <w:r>
-              <w:rPr>
-                <w:b/>
-                <w:color w:val="FFFFFF"/>
-                <w:sz w:val="20"/>
-              </w:rPr>
-              <w:t>Purpose</w:t>
-            </w:r>
-          </w:p>
-        </w:tc>
-      </w:tr>
-      <w:tr>
-        <w:tc>
-          <w:tcPr>
-            <w:tcW w:type="dxa" w:w="4986"/>
-          </w:tcPr>
-          <w:p>
-            <w:pPr>
-              <w:spacing w:after="0"/>
-            </w:pPr>
-            <w:r>
-              <w:rPr>
-                <w:rFonts w:ascii="Courier New" w:hAnsi="Courier New"/>
-                <w:color w:val="B42318"/>
-                <w:sz w:val="20"/>
-              </w:rPr>
-              <w:t>layout.tsx</w:t>
-            </w:r>
-          </w:p>
-        </w:tc>
-        <w:tc>
-          <w:tcPr>
-            <w:tcW w:type="dxa" w:w="4986"/>
-          </w:tcPr>
-          <w:p>
-            <w:pPr>
-              <w:spacing w:after="0"/>
-            </w:pPr>
-            <w:r>
-              <w:rPr>
-                <w:sz w:val="20"/>
-              </w:rPr>
-              <w:t xml:space="preserve">shared UI that </w:t>
-            </w:r>
-            <w:r>
-              <w:rPr>
-                <w:b/>
-                <w:sz w:val="20"/>
-              </w:rPr>
-              <w:t>persists</w:t>
-            </w:r>
-            <w:r>
-              <w:rPr>
-                <w:sz w:val="20"/>
-              </w:rPr>
-              <w:t xml:space="preserve"> across child navigations</w:t>
-            </w:r>
-          </w:p>
-        </w:tc>
-      </w:tr>
-      <w:tr>
-        <w:tc>
-          <w:tcPr>
-            <w:tcW w:type="dxa" w:w="4986"/>
-            <w:shd w:val="clear" w:color="auto" w:fill="F7F9FC"/>
-          </w:tcPr>
-          <w:p>
-            <w:pPr>
-              <w:spacing w:after="0"/>
-            </w:pPr>
-            <w:r>
-              <w:rPr>
-                <w:rFonts w:ascii="Courier New" w:hAnsi="Courier New"/>
-                <w:color w:val="B42318"/>
-                <w:sz w:val="20"/>
-              </w:rPr>
-              <w:t>page.tsx</w:t>
-            </w:r>
-          </w:p>
-        </w:tc>
-        <w:tc>
-          <w:tcPr>
-            <w:tcW w:type="dxa" w:w="4986"/>
-            <w:shd w:val="clear" w:color="auto" w:fill="F7F9FC"/>
-          </w:tcPr>
-          <w:p>
-            <w:pPr>
-              <w:spacing w:after="0"/>
-            </w:pPr>
-            <w:r>
-              <w:rPr>
-                <w:sz w:val="20"/>
-              </w:rPr>
-              <w:t>the route's UI</w:t>
-            </w:r>
-          </w:p>
-        </w:tc>
-      </w:tr>
-      <w:tr>
-        <w:tc>
-          <w:tcPr>
-            <w:tcW w:type="dxa" w:w="4986"/>
-          </w:tcPr>
-          <w:p>
-            <w:pPr>
-              <w:spacing w:after="0"/>
-            </w:pPr>
-            <w:r>
-              <w:rPr>
-                <w:rFonts w:ascii="Courier New" w:hAnsi="Courier New"/>
-                <w:color w:val="B42318"/>
-                <w:sz w:val="20"/>
-              </w:rPr>
-              <w:t>loading.tsx</w:t>
-            </w:r>
-          </w:p>
-        </w:tc>
-        <w:tc>
-          <w:tcPr>
-            <w:tcW w:type="dxa" w:w="4986"/>
-          </w:tcPr>
-          <w:p>
-            <w:pPr>
-              <w:spacing w:after="0"/>
-            </w:pPr>
-            <w:r>
-              <w:rPr>
-                <w:sz w:val="20"/>
-              </w:rPr>
-              <w:t>Suspense fallback while the page loads</w:t>
-            </w:r>
-          </w:p>
-        </w:tc>
-      </w:tr>
-      <w:tr>
-        <w:tc>
-          <w:tcPr>
-            <w:tcW w:type="dxa" w:w="4986"/>
-            <w:shd w:val="clear" w:color="auto" w:fill="F7F9FC"/>
-          </w:tcPr>
-          <w:p>
-            <w:pPr>
-              <w:spacing w:after="0"/>
-            </w:pPr>
-            <w:r>
-              <w:rPr>
-                <w:rFonts w:ascii="Courier New" w:hAnsi="Courier New"/>
-                <w:color w:val="B42318"/>
-                <w:sz w:val="20"/>
-              </w:rPr>
-              <w:t>error.tsx</w:t>
-            </w:r>
-          </w:p>
-        </w:tc>
-        <w:tc>
-          <w:tcPr>
-            <w:tcW w:type="dxa" w:w="4986"/>
-            <w:shd w:val="clear" w:color="auto" w:fill="F7F9FC"/>
-          </w:tcPr>
-          <w:p>
-            <w:pPr>
-              <w:spacing w:after="0"/>
-            </w:pPr>
-            <w:r>
-              <w:rPr>
-                <w:sz w:val="20"/>
-              </w:rPr>
-              <w:t>error boundary (must be a client component)</w:t>
-            </w:r>
-          </w:p>
-        </w:tc>
-      </w:tr>
-      <w:tr>
-        <w:tc>
-          <w:tcPr>
-            <w:tcW w:type="dxa" w:w="4986"/>
-          </w:tcPr>
-          <w:p>
-            <w:pPr>
-              <w:spacing w:after="0"/>
-            </w:pPr>
-            <w:r>
-              <w:rPr>
-                <w:rFonts w:ascii="Courier New" w:hAnsi="Courier New"/>
-                <w:color w:val="B42318"/>
-                <w:sz w:val="20"/>
-              </w:rPr>
-              <w:t>not-found.tsx</w:t>
-            </w:r>
-          </w:p>
-        </w:tc>
-        <w:tc>
-          <w:tcPr>
-            <w:tcW w:type="dxa" w:w="4986"/>
-          </w:tcPr>
-          <w:p>
-            <w:pPr>
-              <w:spacing w:after="0"/>
-            </w:pPr>
-            <w:r>
-              <w:rPr>
-                <w:sz w:val="20"/>
-              </w:rPr>
-              <w:t>404 UI</w:t>
-            </w:r>
-          </w:p>
-        </w:tc>
-      </w:tr>
-      <w:tr>
-        <w:tc>
-          <w:tcPr>
-            <w:tcW w:type="dxa" w:w="4986"/>
-            <w:shd w:val="clear" w:color="auto" w:fill="F7F9FC"/>
-          </w:tcPr>
-          <w:p>
-            <w:pPr>
-              <w:spacing w:after="0"/>
-            </w:pPr>
-            <w:r>
-              <w:rPr>
-                <w:rFonts w:ascii="Courier New" w:hAnsi="Courier New"/>
-                <w:color w:val="B42318"/>
-                <w:sz w:val="20"/>
-              </w:rPr>
-              <w:t>template.tsx</w:t>
-            </w:r>
-          </w:p>
-        </w:tc>
-        <w:tc>
-          <w:tcPr>
-            <w:tcW w:type="dxa" w:w="4986"/>
-            <w:shd w:val="clear" w:color="auto" w:fill="F7F9FC"/>
-          </w:tcPr>
-          <w:p>
-            <w:pPr>
-              <w:spacing w:after="0"/>
-            </w:pPr>
-            <w:r>
-              <w:rPr>
-                <w:sz w:val="20"/>
-              </w:rPr>
-              <w:t xml:space="preserve">like a layout, but </w:t>
-            </w:r>
-            <w:r>
-              <w:rPr>
-                <w:b/>
-                <w:sz w:val="20"/>
-              </w:rPr>
-              <w:t>remounts</w:t>
-            </w:r>
-            <w:r>
-              <w:rPr>
-                <w:sz w:val="20"/>
-              </w:rPr>
-              <w:t xml:space="preserve"> on every navigation</w:t>
-            </w:r>
-          </w:p>
-        </w:tc>
-      </w:tr>
-      <w:tr>
-        <w:tc>
-          <w:tcPr>
-            <w:tcW w:type="dxa" w:w="4986"/>
-          </w:tcPr>
-          <w:p>
-            <w:pPr>
-              <w:spacing w:after="0"/>
-            </w:pPr>
-            <w:r>
-              <w:rPr>
-                <w:rFonts w:ascii="Courier New" w:hAnsi="Courier New"/>
-                <w:color w:val="B42318"/>
-                <w:sz w:val="20"/>
-              </w:rPr>
-              <w:t>route.ts</w:t>
-            </w:r>
-          </w:p>
-        </w:tc>
-        <w:tc>
-          <w:tcPr>
-            <w:tcW w:type="dxa" w:w="4986"/>
-          </w:tcPr>
-          <w:p>
-            <w:pPr>
-              <w:spacing w:after="0"/>
-            </w:pPr>
-            <w:r>
-              <w:rPr>
-                <w:sz w:val="20"/>
-              </w:rPr>
-              <w:t>API endpoint (GET, POST, …)</w:t>
-            </w:r>
-          </w:p>
-        </w:tc>
-      </w:tr>
-      <w:tr>
-        <w:tc>
-          <w:tcPr>
-            <w:tcW w:type="dxa" w:w="4986"/>
-            <w:shd w:val="clear" w:color="auto" w:fill="F7F9FC"/>
-          </w:tcPr>
-          <w:p>
-            <w:pPr>
-              <w:spacing w:after="0"/>
-            </w:pPr>
-            <w:r>
-              <w:rPr>
-                <w:rFonts w:ascii="Courier New" w:hAnsi="Courier New"/>
-                <w:color w:val="B42318"/>
-                <w:sz w:val="20"/>
-              </w:rPr>
-              <w:t>default.tsx</w:t>
-            </w:r>
-          </w:p>
-        </w:tc>
-        <w:tc>
-          <w:tcPr>
-            <w:tcW w:type="dxa" w:w="4986"/>
-            <w:shd w:val="clear" w:color="auto" w:fill="F7F9FC"/>
-          </w:tcPr>
-          <w:p>
-            <w:pPr>
-              <w:spacing w:after="0"/>
-            </w:pPr>
-            <w:r>
-              <w:rPr>
-                <w:sz w:val="20"/>
-              </w:rPr>
-              <w:t>fallback for parallel routes</w:t>
-            </w:r>
-          </w:p>
-        </w:tc>
-      </w:tr>
-      <w:tr>
-        <w:tc>
-          <w:tcPr>
-            <w:tcW w:type="dxa" w:w="4986"/>
-          </w:tcPr>
-          <w:p>
-            <w:pPr>
-              <w:spacing w:after="0"/>
-            </w:pPr>
-            <w:r>
-              <w:rPr>
-                <w:rFonts w:ascii="Courier New" w:hAnsi="Courier New"/>
-                <w:color w:val="B42318"/>
-                <w:sz w:val="20"/>
-              </w:rPr>
-              <w:t>middleware.ts</w:t>
-            </w:r>
-          </w:p>
-        </w:tc>
-        <w:tc>
-          <w:tcPr>
-            <w:tcW w:type="dxa" w:w="4986"/>
-          </w:tcPr>
-          <w:p>
-            <w:pPr>
-              <w:spacing w:after="0"/>
-            </w:pPr>
-            <w:r>
-              <w:rPr>
-                <w:sz w:val="20"/>
-              </w:rPr>
-              <w:t>runs before requests (at the project root)</w:t>
-            </w:r>
-          </w:p>
-        </w:tc>
-      </w:tr>
-    </w:tbl>
-    <w:p>
-      <w:pPr>
-        <w:spacing w:after="40"/>
-      </w:pPr>
+        <w:t xml:space="preserve"> </w:t>
+      </w:r>
+      <w:r>
+        <w:rPr>
+          <w:rFonts w:ascii="Courier New" w:hAnsi="Courier New"/>
+          <w:color w:val="B42318"/>
+          <w:sz w:val="20"/>
+        </w:rPr>
+        <w:t>layout</w:t>
+      </w:r>
+      <w:r>
+        <w:rPr/>
+        <w:t xml:space="preserve">, </w:t>
+      </w:r>
+      <w:r>
+        <w:rPr>
+          <w:rFonts w:ascii="Courier New" w:hAnsi="Courier New"/>
+          <w:color w:val="B42318"/>
+          <w:sz w:val="20"/>
+        </w:rPr>
+        <w:t>page</w:t>
+      </w:r>
+      <w:r>
+        <w:rPr/>
+        <w:t xml:space="preserve">, </w:t>
+      </w:r>
+      <w:r>
+        <w:rPr>
+          <w:rFonts w:ascii="Courier New" w:hAnsi="Courier New"/>
+          <w:color w:val="B42318"/>
+          <w:sz w:val="20"/>
+        </w:rPr>
+        <w:t>loading</w:t>
+      </w:r>
+      <w:r>
+        <w:rPr/>
+        <w:t xml:space="preserve">, </w:t>
+      </w:r>
+      <w:r>
+        <w:rPr>
+          <w:rFonts w:ascii="Courier New" w:hAnsi="Courier New"/>
+          <w:color w:val="B42318"/>
+          <w:sz w:val="20"/>
+        </w:rPr>
+        <w:t>error</w:t>
+      </w:r>
+      <w:r>
+        <w:rPr/>
+        <w:t xml:space="preserve">, </w:t>
+      </w:r>
+      <w:r>
+        <w:rPr>
+          <w:rFonts w:ascii="Courier New" w:hAnsi="Courier New"/>
+          <w:color w:val="B42318"/>
+          <w:sz w:val="20"/>
+        </w:rPr>
+        <w:t>not-found</w:t>
+      </w:r>
+      <w:r>
+        <w:rPr/>
+        <w:t xml:space="preserve">, </w:t>
+      </w:r>
+      <w:r>
+        <w:rPr>
+          <w:rFonts w:ascii="Courier New" w:hAnsi="Courier New"/>
+          <w:color w:val="B42318"/>
+          <w:sz w:val="20"/>
+        </w:rPr>
+        <w:t>template</w:t>
+      </w:r>
+      <w:r>
+        <w:rPr/>
+        <w:t xml:space="preserve">, </w:t>
+      </w:r>
+      <w:r>
+        <w:rPr>
+          <w:rFonts w:ascii="Courier New" w:hAnsi="Courier New"/>
+          <w:color w:val="B42318"/>
+          <w:sz w:val="20"/>
+        </w:rPr>
+        <w:t>route</w:t>
+      </w:r>
+      <w:r>
+        <w:rPr/>
+        <w:t xml:space="preserve">, </w:t>
+      </w:r>
+      <w:r>
+        <w:rPr>
+          <w:rFonts w:ascii="Courier New" w:hAnsi="Courier New"/>
+          <w:color w:val="B42318"/>
+          <w:sz w:val="20"/>
+        </w:rPr>
+        <w:t>default</w:t>
+      </w:r>
+      <w:r>
+        <w:rPr/>
+        <w:t xml:space="preserve"> and </w:t>
+      </w:r>
+      <w:r>
+        <w:rPr>
+          <w:rFonts w:ascii="Courier New" w:hAnsi="Courier New"/>
+          <w:color w:val="B42318"/>
+          <w:sz w:val="20"/>
+        </w:rPr>
+        <w:t>middleware</w:t>
+      </w:r>
+      <w:r>
+        <w:rPr/>
+        <w:t>.</w:t>
+      </w:r>
+    </w:p>
+    <w:p>
+      <w:r>
+        <w:rPr/>
+      </w:r>
+      <w:r>
+        <w:rPr>
+          <w:b/>
+        </w:rPr>
+        <w:t>Explanation:</w:t>
+      </w:r>
+      <w:r>
+        <w:rPr/>
+        <w:t xml:space="preserve"> Layouts persist across navigation; templates remount; </w:t>
+      </w:r>
+      <w:r>
+        <w:rPr>
+          <w:rFonts w:ascii="Courier New" w:hAnsi="Courier New"/>
+          <w:color w:val="B42318"/>
+          <w:sz w:val="20"/>
+        </w:rPr>
+        <w:t>error.tsx</w:t>
+      </w:r>
+      <w:r>
+        <w:rPr/>
+        <w:t xml:space="preserve"> must be a client component; </w:t>
+      </w:r>
+      <w:r>
+        <w:rPr>
+          <w:rFonts w:ascii="Courier New" w:hAnsi="Courier New"/>
+          <w:color w:val="B42318"/>
+          <w:sz w:val="20"/>
+        </w:rPr>
+        <w:t>route.ts</w:t>
+      </w:r>
+      <w:r>
+        <w:rPr/>
+        <w:t xml:space="preserve"> defines API endpoints.</w:t>
+      </w:r>
+    </w:p>
+    <w:p>
+      <w:r>
+        <w:rPr/>
+      </w:r>
+      <w:r>
+        <w:rPr>
+          <w:b/>
+        </w:rPr>
+        <w:t>Example:</w:t>
+      </w:r>
+      <w:r>
+        <w:rPr/>
+        <w:t xml:space="preserve"> </w:t>
+      </w:r>
+      <w:r>
+        <w:rPr>
+          <w:rFonts w:ascii="Courier New" w:hAnsi="Courier New"/>
+          <w:color w:val="B42318"/>
+          <w:sz w:val="20"/>
+        </w:rPr>
+        <w:t>app/calls/loading.tsx</w:t>
+      </w:r>
+      <w:r>
+        <w:rPr/>
+        <w:t xml:space="preserve"> shows a skeleton while </w:t>
+      </w:r>
+      <w:r>
+        <w:rPr>
+          <w:rFonts w:ascii="Courier New" w:hAnsi="Courier New"/>
+          <w:color w:val="B42318"/>
+          <w:sz w:val="20"/>
+        </w:rPr>
+        <w:t>app/calls/page.tsx</w:t>
+      </w:r>
+      <w:r>
+        <w:rPr/>
+        <w:t xml:space="preserve"> fetches data.</w:t>
+      </w:r>
+    </w:p>
+    <w:p>
+      <w:r>
+        <w:rPr/>
+      </w:r>
+      <w:r>
+        <w:rPr>
+          <w:b/>
+        </w:rPr>
+        <w:t>Say it like this:</w:t>
+      </w:r>
+      <w:r>
+        <w:rPr/>
+        <w:t xml:space="preserve"> "Special files give each route segment its own layout, loading and error handling by convention."</w:t>
+      </w:r>
     </w:p>
     <w:p>
       <w:pPr>
@@ -2658,7 +2422,7 @@
       </w:r>
       <w:r>
         <w:rPr/>
-        <w:t xml:space="preserve"> matches everything after (catch-all), and </w:t>
+        <w:t xml:space="preserve"> matches the rest, and </w:t>
       </w:r>
       <w:r>
         <w:rPr>
@@ -2670,7 +2434,7 @@
       </w:r>
       <w:r>
         <w:rPr/>
-        <w:t xml:space="preserve"> is an optional catch-all. In recent versions, </w:t>
+        <w:t xml:space="preserve"> is optional; </w:t>
       </w:r>
       <w:r>
         <w:rPr>
@@ -2682,7 +2446,48 @@
       </w:r>
       <w:r>
         <w:rPr/>
-        <w:t xml:space="preserve"> is a promise:</w:t>
+        <w:t xml:space="preserve"> is a promise in recent versions.</w:t>
+      </w:r>
+    </w:p>
+    <w:p>
+      <w:r>
+        <w:rPr/>
+      </w:r>
+      <w:r>
+        <w:rPr>
+          <w:b/>
+        </w:rPr>
+        <w:t>Explanation:</w:t>
+      </w:r>
+      <w:r>
+        <w:rPr/>
+        <w:t xml:space="preserve"> Await </w:t>
+      </w:r>
+      <w:r>
+        <w:rPr>
+          <w:rFonts w:ascii="Courier New" w:hAnsi="Courier New"/>
+          <w:color w:val="B42318"/>
+          <w:sz w:val="20"/>
+        </w:rPr>
+        <w:t>params</w:t>
+      </w:r>
+      <w:r>
+        <w:rPr/>
+        <w:t xml:space="preserve"> before reading values.</w:t>
+      </w:r>
+    </w:p>
+    <w:p>
+      <w:r>
+        <w:rPr/>
+      </w:r>
+      <w:r>
+        <w:rPr>
+          <w:b/>
+        </w:rPr>
+        <w:t>Example:</w:t>
+      </w:r>
+      <w:r>
+        <w:rPr/>
       </w:r>
     </w:p>
     <w:tbl>
@@ -2741,15 +2546,7 @@
                 <w:rFonts w:ascii="Courier New" w:hAnsi="Courier New" w:eastAsia="Courier New"/>
                 <w:sz w:val="19"/>
               </w:rPr>
-              <w:t xml:space="preserve">  const call = await getCall(id);</w:t>
-              <w:br/>
-            </w:r>
-            <w:r>
-              <w:rPr>
-                <w:rFonts w:ascii="Courier New" w:hAnsi="Courier New" w:eastAsia="Courier New"/>
-                <w:sz w:val="19"/>
-              </w:rPr>
-              <w:t xml:space="preserve">  return &lt;CallDetail call={call} /&gt;;</w:t>
+              <w:t xml:space="preserve">  return &lt;CallDetail call={await getCall(id)} /&gt;;</w:t>
               <w:br/>
             </w:r>
             <w:r>
@@ -2769,6 +2566,33 @@
       </w:pPr>
     </w:p>
     <w:p>
+      <w:r>
+        <w:rPr/>
+      </w:r>
+      <w:r>
+        <w:rPr>
+          <w:b/>
+        </w:rPr>
+        <w:t>Say it like this:</w:t>
+      </w:r>
+      <w:r>
+        <w:rPr/>
+        <w:t xml:space="preserve"> "Brackets in folder names define params, and in current Next.js I await </w:t>
+      </w:r>
+      <w:r>
+        <w:rPr>
+          <w:rFonts w:ascii="Courier New" w:hAnsi="Courier New"/>
+          <w:color w:val="B42318"/>
+          <w:sz w:val="20"/>
+        </w:rPr>
+        <w:t>params</w:t>
+      </w:r>
+      <w:r>
+        <w:rPr/>
+        <w:t xml:space="preserve"> before using them."</w:t>
+      </w:r>
+    </w:p>
+    <w:p>
       <w:pPr>
         <w:pBdr>
           <w:bottom w:val="single" w:sz="6" w:space="1" w:color="BFC7D5"/>
@@ -2813,7 +2637,37 @@
       </w:r>
       <w:r>
         <w:rPr/>
-        <w:t xml:space="preserve"> Folders in parentheses, like </w:t>
+        <w:t xml:space="preserve"> Folders in parentheses that organise routes and share layouts without adding a URL segment.</w:t>
+      </w:r>
+    </w:p>
+    <w:p>
+      <w:r>
+        <w:rPr/>
+      </w:r>
+      <w:r>
+        <w:rPr>
+          <w:b/>
+        </w:rPr>
+        <w:t>Explanation:</w:t>
+      </w:r>
+      <w:r>
+        <w:rPr/>
+        <w:t xml:space="preserve"> They let different sections use different layouts.</w:t>
+      </w:r>
+    </w:p>
+    <w:p>
+      <w:r>
+        <w:rPr/>
+      </w:r>
+      <w:r>
+        <w:rPr>
+          <w:b/>
+        </w:rPr>
+        <w:t>Example:</w:t>
+      </w:r>
+      <w:r>
+        <w:rPr/>
+        <w:t xml:space="preserve"> </w:t>
       </w:r>
       <w:r>
         <w:rPr>
@@ -2821,21 +2675,11 @@
           <w:color w:val="B42318"/>
           <w:sz w:val="20"/>
         </w:rPr>
-        <w:t>(marketing)/about/page.tsx</w:t>
-      </w:r>
-      <w:r>
-        <w:rPr/>
-        <w:t xml:space="preserve">, organise files and share layouts </w:t>
-      </w:r>
-      <w:r>
-        <w:rPr>
-          <w:i/>
-        </w:rPr>
-        <w:t>without</w:t>
-      </w:r>
-      <w:r>
-        <w:rPr/>
-        <w:t xml:space="preserve"> adding a URL segment. The URL is just </w:t>
+        <w:t>app/(marketing)/about/page.tsx</w:t>
+      </w:r>
+      <w:r>
+        <w:rPr/>
+        <w:t xml:space="preserve"> → </w:t>
       </w:r>
       <w:r>
         <w:rPr>
@@ -2847,22 +2691,7 @@
       </w:r>
       <w:r>
         <w:rPr/>
-        <w:t>.</w:t>
-      </w:r>
-    </w:p>
-    <w:p>
-      <w:r>
-        <w:rPr/>
-      </w:r>
-      <w:r>
-        <w:rPr>
-          <w:b/>
-        </w:rPr>
-        <w:t>Example:</w:t>
-      </w:r>
-      <w:r>
-        <w:rPr/>
-        <w:t xml:space="preserve"> </w:t>
+        <w:t xml:space="preserve">; </w:t>
       </w:r>
       <w:r>
         <w:rPr>
@@ -2886,7 +2715,22 @@
       </w:r>
       <w:r>
         <w:rPr/>
-        <w:t xml:space="preserve"> groups can have completely different layouts.</w:t>
+        <w:t xml:space="preserve"> groups have different layouts.</w:t>
+      </w:r>
+    </w:p>
+    <w:p>
+      <w:r>
+        <w:rPr/>
+      </w:r>
+      <w:r>
+        <w:rPr>
+          <w:b/>
+        </w:rPr>
+        <w:t>Say it like this:</w:t>
+      </w:r>
+      <w:r>
+        <w:rPr/>
+        <w:t xml:space="preserve"> "Route groups separate the marketing site and the app shell without changing URLs."</w:t>
       </w:r>
     </w:p>
     <w:p>
@@ -2942,11 +2786,11 @@
           <w:color w:val="B42318"/>
           <w:sz w:val="20"/>
         </w:rPr>
-        <w:t>&lt;Link href="/calls"&gt;</w:t>
-      </w:r>
-      <w:r>
-        <w:rPr/>
-        <w:t xml:space="preserve"> navigates on the client without a full reload, and in production it prefetches the route when the link scrolls into view. In client components use </w:t>
+        <w:t>&lt;Link&gt;</w:t>
+      </w:r>
+      <w:r>
+        <w:rPr/>
+        <w:t xml:space="preserve"> navigates on the client and prefetches in production; </w:t>
       </w:r>
       <w:r>
         <w:rPr>
@@ -2958,7 +2802,7 @@
       </w:r>
       <w:r>
         <w:rPr/>
-        <w:t xml:space="preserve">, and in server code use </w:t>
+        <w:t xml:space="preserve"> in client components; </w:t>
       </w:r>
       <w:r>
         <w:rPr>
@@ -2970,120 +2814,36 @@
       </w:r>
       <w:r>
         <w:rPr/>
-        <w:t>.</w:t>
-      </w:r>
-    </w:p>
-    <w:p>
-      <w:pPr>
-        <w:pBdr>
-          <w:bottom w:val="single" w:sz="6" w:space="1" w:color="BFC7D5"/>
-        </w:pBdr>
-      </w:pPr>
-    </w:p>
-    <w:p>
-      <w:pPr>
-        <w:keepNext/>
-        <w:spacing w:before="200"/>
-      </w:pPr>
-      <w:r>
-        <w:rPr>
-          <w:color w:val="1F3A5F"/>
-          <w:sz w:val="24"/>
-        </w:rPr>
+        <w:t xml:space="preserve"> on the server.</w:t>
+      </w:r>
+    </w:p>
+    <w:p>
+      <w:r>
+        <w:rPr/>
       </w:r>
       <w:r>
         <w:rPr>
           <w:b/>
-          <w:color w:val="1F3A5F"/>
-          <w:sz w:val="24"/>
-        </w:rPr>
-        <w:t xml:space="preserve">Q10. What does </w:t>
-      </w:r>
-      <w:r>
-        <w:rPr>
-          <w:rFonts w:ascii="Courier New" w:hAnsi="Courier New"/>
+        </w:rPr>
+        <w:t>Explanation:</w:t>
+      </w:r>
+      <w:r>
+        <w:rPr/>
+        <w:t xml:space="preserve"> Client navigation avoids full reloads and keeps layouts mounted.</w:t>
+      </w:r>
+    </w:p>
+    <w:p>
+      <w:r>
+        <w:rPr/>
+      </w:r>
+      <w:r>
+        <w:rPr>
           <w:b/>
-          <w:color w:val="1F3A5F"/>
-          <w:sz w:val="24"/>
-        </w:rPr>
-        <w:t>next/image</w:t>
-      </w:r>
-      <w:r>
-        <w:rPr>
-          <w:b/>
-          <w:color w:val="1F3A5F"/>
-          <w:sz w:val="24"/>
-        </w:rPr>
-        <w:t xml:space="preserve"> give you?</w:t>
-      </w:r>
-      <w:r>
-        <w:rPr>
-          <w:color w:val="1F3A5F"/>
-          <w:sz w:val="24"/>
-        </w:rPr>
-      </w:r>
-    </w:p>
-    <w:p>
-      <w:r>
-        <w:rPr/>
-      </w:r>
-      <w:r>
-        <w:rPr>
-          <w:b/>
-        </w:rPr>
-        <w:t>Short answer:</w:t>
-      </w:r>
-      <w:r>
-        <w:rPr/>
-        <w:t xml:space="preserve"> Automatic responsive sizes, modern formats (WebP and AVIF), lazy loading by default, no layout shift (it requires </w:t>
-      </w:r>
-      <w:r>
-        <w:rPr>
-          <w:rFonts w:ascii="Courier New" w:hAnsi="Courier New"/>
-          <w:color w:val="B42318"/>
-          <w:sz w:val="20"/>
-        </w:rPr>
-        <w:t>width</w:t>
-      </w:r>
-      <w:r>
-        <w:rPr/>
-        <w:t>/</w:t>
-      </w:r>
-      <w:r>
-        <w:rPr>
-          <w:rFonts w:ascii="Courier New" w:hAnsi="Courier New"/>
-          <w:color w:val="B42318"/>
-          <w:sz w:val="20"/>
-        </w:rPr>
-        <w:t>height</w:t>
-      </w:r>
-      <w:r>
-        <w:rPr/>
-        <w:t xml:space="preserve"> or </w:t>
-      </w:r>
-      <w:r>
-        <w:rPr>
-          <w:rFonts w:ascii="Courier New" w:hAnsi="Courier New"/>
-          <w:color w:val="B42318"/>
-          <w:sz w:val="20"/>
-        </w:rPr>
-        <w:t>fill</w:t>
-      </w:r>
-      <w:r>
-        <w:rPr/>
-        <w:t xml:space="preserve">), and </w:t>
-      </w:r>
-      <w:r>
-        <w:rPr>
-          <w:rFonts w:ascii="Courier New" w:hAnsi="Courier New"/>
-          <w:color w:val="B42318"/>
-          <w:sz w:val="20"/>
-        </w:rPr>
-        <w:t>priority</w:t>
-      </w:r>
-      <w:r>
-        <w:rPr/>
-        <w:t xml:space="preserve"> for the LCP image.</w:t>
+        </w:rPr>
+        <w:t>Example:</w:t>
+      </w:r>
+      <w:r>
+        <w:rPr/>
       </w:r>
     </w:p>
     <w:tbl>
@@ -3126,7 +2886,7 @@
                 <w:rFonts w:ascii="Courier New" w:hAnsi="Courier New" w:eastAsia="Courier New"/>
                 <w:sz w:val="19"/>
               </w:rPr>
-              <w:t>&lt;Image src="/hero.jpg" alt="Interpreter on a call" width={1200} height={600}</w:t>
+              <w:t>&lt;Link href="/calls"&gt;Calls&lt;/Link&gt;</w:t>
               <w:br/>
             </w:r>
             <w:r>
@@ -3134,7 +2894,7 @@
                 <w:rFonts w:ascii="Courier New" w:hAnsi="Courier New" w:eastAsia="Courier New"/>
                 <w:sz w:val="19"/>
               </w:rPr>
-              <w:t xml:space="preserve">       sizes="(max-width: 768px) 100vw, 50vw" priority /&gt;</w:t>
+              <w:t>redirect('/login'); // in a Server Component or Action</w:t>
             </w:r>
           </w:p>
         </w:tc>
@@ -3146,6 +2906,45 @@
       </w:pPr>
     </w:p>
     <w:p>
+      <w:r>
+        <w:rPr/>
+      </w:r>
+      <w:r>
+        <w:rPr>
+          <w:b/>
+        </w:rPr>
+        <w:t>Say it like this:</w:t>
+      </w:r>
+      <w:r>
+        <w:rPr/>
+        <w:t xml:space="preserve"> "</w:t>
+      </w:r>
+      <w:r>
+        <w:rPr>
+          <w:rFonts w:ascii="Courier New" w:hAnsi="Courier New"/>
+          <w:color w:val="B42318"/>
+          <w:sz w:val="20"/>
+        </w:rPr>
+        <w:t>Link</w:t>
+      </w:r>
+      <w:r>
+        <w:rPr/>
+        <w:t xml:space="preserve"> gives instant navigation with prefetching; on the server I use </w:t>
+      </w:r>
+      <w:r>
+        <w:rPr>
+          <w:rFonts w:ascii="Courier New" w:hAnsi="Courier New"/>
+          <w:color w:val="B42318"/>
+          <w:sz w:val="20"/>
+        </w:rPr>
+        <w:t>redirect</w:t>
+      </w:r>
+      <w:r>
+        <w:rPr/>
+        <w:t>."</w:t>
+      </w:r>
+    </w:p>
+    <w:p>
       <w:pPr>
         <w:pBdr>
           <w:bottom w:val="single" w:sz="6" w:space="1" w:color="BFC7D5"/>
@@ -3169,7 +2968,7 @@
           <w:color w:val="1F3A5F"/>
           <w:sz w:val="24"/>
         </w:rPr>
-        <w:t xml:space="preserve">Q11. What does </w:t>
+        <w:t xml:space="preserve">Q10. What does </w:t>
       </w:r>
       <w:r>
         <w:rPr>
@@ -3178,7 +2977,7 @@
           <w:color w:val="1F3A5F"/>
           <w:sz w:val="24"/>
         </w:rPr>
-        <w:t>next/font</w:t>
+        <w:t>next/image</w:t>
       </w:r>
       <w:r>
         <w:rPr>
@@ -3186,7 +2985,7 @@
           <w:color w:val="1F3A5F"/>
           <w:sz w:val="24"/>
         </w:rPr>
-        <w:t xml:space="preserve"> do?</w:t>
+        <w:t xml:space="preserve"> give you?</w:t>
       </w:r>
       <w:r>
         <w:rPr>
@@ -3207,7 +3006,268 @@
       </w:r>
       <w:r>
         <w:rPr/>
-        <w:t xml:space="preserve"> It self-hosts Google or local fonts at build time, so there's no extra request to Google. It also generates size-adjusted fallback fonts, which gives zero layout shift when the font loads.</w:t>
+        <w:t xml:space="preserve"> Responsive sizes, modern formats, lazy loading by default, no layout shift, and </w:t>
+      </w:r>
+      <w:r>
+        <w:rPr>
+          <w:rFonts w:ascii="Courier New" w:hAnsi="Courier New"/>
+          <w:color w:val="B42318"/>
+          <w:sz w:val="20"/>
+        </w:rPr>
+        <w:t>priority</w:t>
+      </w:r>
+      <w:r>
+        <w:rPr/>
+        <w:t xml:space="preserve"> for the LCP image.</w:t>
+      </w:r>
+    </w:p>
+    <w:p>
+      <w:r>
+        <w:rPr/>
+      </w:r>
+      <w:r>
+        <w:rPr>
+          <w:b/>
+        </w:rPr>
+        <w:t>Explanation:</w:t>
+      </w:r>
+      <w:r>
+        <w:rPr/>
+        <w:t xml:space="preserve"> It requires </w:t>
+      </w:r>
+      <w:r>
+        <w:rPr>
+          <w:rFonts w:ascii="Courier New" w:hAnsi="Courier New"/>
+          <w:color w:val="B42318"/>
+          <w:sz w:val="20"/>
+        </w:rPr>
+        <w:t>width</w:t>
+      </w:r>
+      <w:r>
+        <w:rPr/>
+        <w:t>/</w:t>
+      </w:r>
+      <w:r>
+        <w:rPr>
+          <w:rFonts w:ascii="Courier New" w:hAnsi="Courier New"/>
+          <w:color w:val="B42318"/>
+          <w:sz w:val="20"/>
+        </w:rPr>
+        <w:t>height</w:t>
+      </w:r>
+      <w:r>
+        <w:rPr/>
+        <w:t xml:space="preserve"> or </w:t>
+      </w:r>
+      <w:r>
+        <w:rPr>
+          <w:rFonts w:ascii="Courier New" w:hAnsi="Courier New"/>
+          <w:color w:val="B42318"/>
+          <w:sz w:val="20"/>
+        </w:rPr>
+        <w:t>fill</w:t>
+      </w:r>
+      <w:r>
+        <w:rPr/>
+        <w:t>, which prevents CLS.</w:t>
+      </w:r>
+    </w:p>
+    <w:p>
+      <w:r>
+        <w:rPr/>
+      </w:r>
+      <w:r>
+        <w:rPr>
+          <w:b/>
+        </w:rPr>
+        <w:t>Example:</w:t>
+      </w:r>
+      <w:r>
+        <w:rPr/>
+      </w:r>
+    </w:p>
+    <w:tbl>
+      <w:tblPr>
+        <w:tblW w:type="auto" w:w="0"/>
+        <w:jc w:val="center"/>
+        <w:tblCellMar>
+          <w:top w:w="141" w:type="dxa"/>
+          <w:left w:w="141" w:type="dxa"/>
+          <w:bottom w:w="141" w:type="dxa"/>
+          <w:right w:w="141" w:type="dxa"/>
+        </w:tblCellMar>
+        <w:tblLook w:firstColumn="1" w:firstRow="1" w:lastColumn="0" w:lastRow="0" w:noHBand="0" w:noVBand="1" w:val="04A0"/>
+      </w:tblPr>
+      <w:tblGrid>
+        <w:gridCol w:w="9972"/>
+      </w:tblGrid>
+      <w:tr>
+        <w:tc>
+          <w:tcPr>
+            <w:tcW w:type="dxa" w:w="9972"/>
+            <w:shd w:val="clear" w:color="auto" w:fill="F3F4F6"/>
+          </w:tcPr>
+          <w:p>
+            <w:pPr>
+              <w:spacing w:after="0" w:line="240" w:lineRule="auto"/>
+            </w:pPr>
+            <w:r>
+              <w:rPr>
+                <w:rFonts w:ascii="Arial" w:hAnsi="Arial"/>
+                <w:b/>
+                <w:color w:val="6B7280"/>
+                <w:sz w:val="16"/>
+              </w:rPr>
+              <w:t>TSX</w:t>
+              <w:br/>
+            </w:r>
+            <w:r>
+              <w:rPr>
+                <w:rFonts w:ascii="Courier New" w:hAnsi="Courier New" w:eastAsia="Courier New"/>
+                <w:sz w:val="19"/>
+              </w:rPr>
+              <w:t>&lt;Image src="/hero.jpg" alt="Interpreter on a call" width={1200} height={600} sizes="(max-width: 768px) 100vw, 50vw" priority /&gt;</w:t>
+            </w:r>
+          </w:p>
+        </w:tc>
+      </w:tr>
+    </w:tbl>
+    <w:p>
+      <w:pPr>
+        <w:spacing w:after="40"/>
+      </w:pPr>
+    </w:p>
+    <w:p>
+      <w:r>
+        <w:rPr/>
+      </w:r>
+      <w:r>
+        <w:rPr>
+          <w:b/>
+        </w:rPr>
+        <w:t>Say it like this:</w:t>
+      </w:r>
+      <w:r>
+        <w:rPr/>
+        <w:t xml:space="preserve"> "</w:t>
+      </w:r>
+      <w:r>
+        <w:rPr>
+          <w:rFonts w:ascii="Courier New" w:hAnsi="Courier New"/>
+          <w:color w:val="B42318"/>
+          <w:sz w:val="20"/>
+        </w:rPr>
+        <w:t>next/image</w:t>
+      </w:r>
+      <w:r>
+        <w:rPr/>
+        <w:t xml:space="preserve"> handles formats, sizes and lazy loading for me; I mark the hero with </w:t>
+      </w:r>
+      <w:r>
+        <w:rPr>
+          <w:rFonts w:ascii="Courier New" w:hAnsi="Courier New"/>
+          <w:color w:val="B42318"/>
+          <w:sz w:val="20"/>
+        </w:rPr>
+        <w:t>priority</w:t>
+      </w:r>
+      <w:r>
+        <w:rPr/>
+        <w:t>."</w:t>
+      </w:r>
+    </w:p>
+    <w:p>
+      <w:pPr>
+        <w:pBdr>
+          <w:bottom w:val="single" w:sz="6" w:space="1" w:color="BFC7D5"/>
+        </w:pBdr>
+      </w:pPr>
+    </w:p>
+    <w:p>
+      <w:pPr>
+        <w:keepNext/>
+        <w:spacing w:before="200"/>
+      </w:pPr>
+      <w:r>
+        <w:rPr>
+          <w:color w:val="1F3A5F"/>
+          <w:sz w:val="24"/>
+        </w:rPr>
+      </w:r>
+      <w:r>
+        <w:rPr>
+          <w:b/>
+          <w:color w:val="1F3A5F"/>
+          <w:sz w:val="24"/>
+        </w:rPr>
+        <w:t xml:space="preserve">Q11. What does </w:t>
+      </w:r>
+      <w:r>
+        <w:rPr>
+          <w:rFonts w:ascii="Courier New" w:hAnsi="Courier New"/>
+          <w:b/>
+          <w:color w:val="1F3A5F"/>
+          <w:sz w:val="24"/>
+        </w:rPr>
+        <w:t>next/font</w:t>
+      </w:r>
+      <w:r>
+        <w:rPr>
+          <w:b/>
+          <w:color w:val="1F3A5F"/>
+          <w:sz w:val="24"/>
+        </w:rPr>
+        <w:t xml:space="preserve"> do?</w:t>
+      </w:r>
+      <w:r>
+        <w:rPr>
+          <w:color w:val="1F3A5F"/>
+          <w:sz w:val="24"/>
+        </w:rPr>
+      </w:r>
+    </w:p>
+    <w:p>
+      <w:r>
+        <w:rPr/>
+      </w:r>
+      <w:r>
+        <w:rPr>
+          <w:b/>
+        </w:rPr>
+        <w:t>Short answer:</w:t>
+      </w:r>
+      <w:r>
+        <w:rPr/>
+        <w:t xml:space="preserve"> It self-hosts fonts at build time and generates size-adjusted fallbacks for zero layout shift.</w:t>
+      </w:r>
+    </w:p>
+    <w:p>
+      <w:r>
+        <w:rPr/>
+      </w:r>
+      <w:r>
+        <w:rPr>
+          <w:b/>
+        </w:rPr>
+        <w:t>Explanation:</w:t>
+      </w:r>
+      <w:r>
+        <w:rPr/>
+        <w:t xml:space="preserve"> No request to Google at runtime, which helps privacy and performance.</w:t>
+      </w:r>
+    </w:p>
+    <w:p>
+      <w:r>
+        <w:rPr/>
+      </w:r>
+      <w:r>
+        <w:rPr>
+          <w:b/>
+        </w:rPr>
+        <w:t>Example:</w:t>
+      </w:r>
+      <w:r>
+        <w:rPr/>
       </w:r>
     </w:p>
     <w:tbl>
@@ -3278,6 +3338,33 @@
       </w:pPr>
     </w:p>
     <w:p>
+      <w:r>
+        <w:rPr/>
+      </w:r>
+      <w:r>
+        <w:rPr>
+          <w:b/>
+        </w:rPr>
+        <w:t>Say it like this:</w:t>
+      </w:r>
+      <w:r>
+        <w:rPr/>
+        <w:t xml:space="preserve"> "</w:t>
+      </w:r>
+      <w:r>
+        <w:rPr>
+          <w:rFonts w:ascii="Courier New" w:hAnsi="Courier New"/>
+          <w:color w:val="B42318"/>
+          <w:sz w:val="20"/>
+        </w:rPr>
+        <w:t>next/font</w:t>
+      </w:r>
+      <w:r>
+        <w:rPr/>
+        <w:t xml:space="preserve"> removes font-related layout shift and third-party requests automatically."</w:t>
+      </w:r>
+    </w:p>
+    <w:p>
       <w:pPr>
         <w:pBdr>
           <w:bottom w:val="single" w:sz="6" w:space="1" w:color="BFC7D5"/>
@@ -3322,7 +3409,7 @@
       </w:r>
       <w:r>
         <w:rPr/>
-        <w:t xml:space="preserve"> Variables in </w:t>
+        <w:t xml:space="preserve"> Variables are server-only by default; </w:t>
       </w:r>
       <w:r>
         <w:rPr>
@@ -3330,21 +3417,26 @@
           <w:color w:val="B42318"/>
           <w:sz w:val="20"/>
         </w:rPr>
-        <w:t>.env.local</w:t>
-      </w:r>
-      <w:r>
-        <w:rPr/>
-        <w:t xml:space="preserve"> and similar files are </w:t>
+        <w:t>NEXT_PUBLIC_</w:t>
+      </w:r>
+      <w:r>
+        <w:rPr/>
+        <w:t xml:space="preserve"> variables are inlined into the client bundle at build time.</w:t>
+      </w:r>
+    </w:p>
+    <w:p>
+      <w:r>
+        <w:rPr/>
       </w:r>
       <w:r>
         <w:rPr>
           <w:b/>
         </w:rPr>
-        <w:t>server-only</w:t>
-      </w:r>
-      <w:r>
-        <w:rPr/>
-        <w:t xml:space="preserve"> by default. Variables prefixed with </w:t>
+        <w:t>Explanation:</w:t>
+      </w:r>
+      <w:r>
+        <w:rPr/>
+        <w:t xml:space="preserve"> Anyone can read </w:t>
       </w:r>
       <w:r>
         <w:rPr>
@@ -3356,17 +3448,22 @@
       </w:r>
       <w:r>
         <w:rPr/>
-        <w:t xml:space="preserve"> are </w:t>
-      </w:r>
-      <w:r>
-        <w:rPr>
-          <w:i/>
-        </w:rPr>
-        <w:t>inlined into the client bundle at build time</w:t>
-      </w:r>
-      <w:r>
-        <w:rPr/>
-        <w:t xml:space="preserve">, so anyone can read them. Never put secrets in </w:t>
+        <w:t xml:space="preserve"> values, so never put secrets there.</w:t>
+      </w:r>
+    </w:p>
+    <w:p>
+      <w:r>
+        <w:rPr/>
+      </w:r>
+      <w:r>
+        <w:rPr>
+          <w:b/>
+        </w:rPr>
+        <w:t>Example:</w:t>
+      </w:r>
+      <w:r>
+        <w:rPr/>
+        <w:t xml:space="preserve"> </w:t>
       </w:r>
       <w:r>
         <w:rPr>
@@ -3374,11 +3471,50 @@
           <w:color w:val="B42318"/>
           <w:sz w:val="20"/>
         </w:rPr>
+        <w:t>NEXT_PUBLIC_LIVEKIT_URL</w:t>
+      </w:r>
+      <w:r>
+        <w:rPr/>
+        <w:t xml:space="preserve"> is fine; </w:t>
+      </w:r>
+      <w:r>
+        <w:rPr>
+          <w:rFonts w:ascii="Courier New" w:hAnsi="Courier New"/>
+          <w:color w:val="B42318"/>
+          <w:sz w:val="20"/>
+        </w:rPr>
+        <w:t>LIVEKIT_API_SECRET</w:t>
+      </w:r>
+      <w:r>
+        <w:rPr/>
+        <w:t xml:space="preserve"> must stay server-only.</w:t>
+      </w:r>
+    </w:p>
+    <w:p>
+      <w:r>
+        <w:rPr/>
+      </w:r>
+      <w:r>
+        <w:rPr>
+          <w:b/>
+        </w:rPr>
+        <w:t>Say it like this:</w:t>
+      </w:r>
+      <w:r>
+        <w:rPr/>
+        <w:t xml:space="preserve"> "The </w:t>
+      </w:r>
+      <w:r>
+        <w:rPr>
+          <w:rFonts w:ascii="Courier New" w:hAnsi="Courier New"/>
+          <w:color w:val="B42318"/>
+          <w:sz w:val="20"/>
+        </w:rPr>
         <w:t>NEXT_PUBLIC_</w:t>
       </w:r>
       <w:r>
         <w:rPr/>
-        <w:t xml:space="preserve"> variables.</w:t>
+        <w:t xml:space="preserve"> prefix means 'shipped to every browser', so secrets never get it."</w:t>
       </w:r>
     </w:p>
     <w:p>
@@ -3412,6 +3548,86 @@
           <w:color w:val="1F3A5F"/>
           <w:sz w:val="24"/>
         </w:rPr>
+      </w:r>
+    </w:p>
+    <w:p>
+      <w:r>
+        <w:rPr/>
+      </w:r>
+      <w:r>
+        <w:rPr>
+          <w:b/>
+        </w:rPr>
+        <w:t>Short answer:</w:t>
+      </w:r>
+      <w:r>
+        <w:rPr/>
+        <w:t xml:space="preserve"> Export a </w:t>
+      </w:r>
+      <w:r>
+        <w:rPr>
+          <w:rFonts w:ascii="Courier New" w:hAnsi="Courier New"/>
+          <w:color w:val="B42318"/>
+          <w:sz w:val="20"/>
+        </w:rPr>
+        <w:t>metadata</w:t>
+      </w:r>
+      <w:r>
+        <w:rPr/>
+        <w:t xml:space="preserve"> object or a </w:t>
+      </w:r>
+      <w:r>
+        <w:rPr>
+          <w:rFonts w:ascii="Courier New" w:hAnsi="Courier New"/>
+          <w:color w:val="B42318"/>
+          <w:sz w:val="20"/>
+        </w:rPr>
+        <w:t>generateMetadata</w:t>
+      </w:r>
+      <w:r>
+        <w:rPr/>
+        <w:t xml:space="preserve"> function from a page or layout.</w:t>
+      </w:r>
+    </w:p>
+    <w:p>
+      <w:r>
+        <w:rPr/>
+      </w:r>
+      <w:r>
+        <w:rPr>
+          <w:b/>
+        </w:rPr>
+        <w:t>Explanation:</w:t>
+      </w:r>
+      <w:r>
+        <w:rPr/>
+        <w:t xml:space="preserve"> </w:t>
+      </w:r>
+      <w:r>
+        <w:rPr>
+          <w:rFonts w:ascii="Courier New" w:hAnsi="Courier New"/>
+          <w:color w:val="B42318"/>
+          <w:sz w:val="20"/>
+        </w:rPr>
+        <w:t>generateMetadata</w:t>
+      </w:r>
+      <w:r>
+        <w:rPr/>
+        <w:t xml:space="preserve"> can fetch data for dynamic titles; results are deduped with the page's fetches.</w:t>
+      </w:r>
+    </w:p>
+    <w:p>
+      <w:r>
+        <w:rPr/>
+      </w:r>
+      <w:r>
+        <w:rPr>
+          <w:b/>
+        </w:rPr>
+        <w:t>Example:</w:t>
+      </w:r>
+      <w:r>
+        <w:rPr/>
       </w:r>
     </w:p>
     <w:tbl>
@@ -3454,21 +3670,6 @@
                 <w:rFonts w:ascii="Courier New" w:hAnsi="Courier New" w:eastAsia="Courier New"/>
                 <w:sz w:val="19"/>
               </w:rPr>
-              <w:t>export const metadata: Metadata = { title: 'Calls', description: 'Review call quality' };</w:t>
-              <w:br/>
-            </w:r>
-            <w:r>
-              <w:rPr>
-                <w:rFonts w:ascii="Courier New" w:hAnsi="Courier New" w:eastAsia="Courier New"/>
-                <w:sz w:val="19"/>
-              </w:rPr>
-              <w:br/>
-            </w:r>
-            <w:r>
-              <w:rPr>
-                <w:rFonts w:ascii="Courier New" w:hAnsi="Courier New" w:eastAsia="Courier New"/>
-                <w:sz w:val="19"/>
-              </w:rPr>
               <w:t>export async function generateMetadata({ params }): Promise&lt;Metadata&gt; {</w:t>
               <w:br/>
             </w:r>
@@ -3485,15 +3686,7 @@
                 <w:rFonts w:ascii="Courier New" w:hAnsi="Courier New" w:eastAsia="Courier New"/>
                 <w:sz w:val="19"/>
               </w:rPr>
-              <w:t xml:space="preserve">  const call = await getCall(id);</w:t>
-              <w:br/>
-            </w:r>
-            <w:r>
-              <w:rPr>
-                <w:rFonts w:ascii="Courier New" w:hAnsi="Courier New" w:eastAsia="Courier New"/>
-                <w:sz w:val="19"/>
-              </w:rPr>
-              <w:t xml:space="preserve">  return { title: `Call with ${call.agent}` };</w:t>
+              <w:t xml:space="preserve">  return { title: `Call with ${(await getCall(id)).agent}` };</w:t>
               <w:br/>
             </w:r>
             <w:r>
@@ -3513,6 +3706,21 @@
       </w:pPr>
     </w:p>
     <w:p>
+      <w:r>
+        <w:rPr/>
+      </w:r>
+      <w:r>
+        <w:rPr>
+          <w:b/>
+        </w:rPr>
+        <w:t>Say it like this:</w:t>
+      </w:r>
+      <w:r>
+        <w:rPr/>
+        <w:t xml:space="preserve"> "Each route exports its metadata, so titles and social previews are correct and server-rendered."</w:t>
+      </w:r>
+    </w:p>
+    <w:p>
       <w:pPr>
         <w:pBdr>
           <w:bottom w:val="single" w:sz="6" w:space="1" w:color="BFC7D5"/>
@@ -3557,7 +3765,7 @@
       </w:r>
       <w:r>
         <w:rPr/>
-        <w:t xml:space="preserve"> In the </w:t>
+        <w:t xml:space="preserve"> In </w:t>
       </w:r>
       <w:r>
         <w:rPr>
@@ -3569,7 +3777,22 @@
       </w:r>
       <w:r>
         <w:rPr/>
-        <w:t xml:space="preserve"> folder, served from the root. </w:t>
+        <w:t>, served from the root.</w:t>
+      </w:r>
+    </w:p>
+    <w:p>
+      <w:r>
+        <w:rPr/>
+      </w:r>
+      <w:r>
+        <w:rPr>
+          <w:b/>
+        </w:rPr>
+        <w:t>Explanation:</w:t>
+      </w:r>
+      <w:r>
+        <w:rPr/>
+        <w:t xml:space="preserve"> Use it for icons, </w:t>
       </w:r>
       <w:r>
         <w:rPr>
@@ -3577,11 +3800,11 @@
           <w:color w:val="B42318"/>
           <w:sz w:val="20"/>
         </w:rPr>
-        <w:t>public/logo.svg</w:t>
-      </w:r>
-      <w:r>
-        <w:rPr/>
-        <w:t xml:space="preserve"> becomes </w:t>
+        <w:t>robots.txt</w:t>
+      </w:r>
+      <w:r>
+        <w:rPr/>
+        <w:t xml:space="preserve"> and files that need fixed URLs; images in components should go through </w:t>
       </w:r>
       <w:r>
         <w:rPr>
@@ -3589,11 +3812,77 @@
           <w:color w:val="B42318"/>
           <w:sz w:val="20"/>
         </w:rPr>
+        <w:t>next/image</w:t>
+      </w:r>
+      <w:r>
+        <w:rPr/>
+        <w:t>.</w:t>
+      </w:r>
+    </w:p>
+    <w:p>
+      <w:r>
+        <w:rPr/>
+      </w:r>
+      <w:r>
+        <w:rPr>
+          <w:b/>
+        </w:rPr>
+        <w:t>Example:</w:t>
+      </w:r>
+      <w:r>
+        <w:rPr/>
+        <w:t xml:space="preserve"> </w:t>
+      </w:r>
+      <w:r>
+        <w:rPr>
+          <w:rFonts w:ascii="Courier New" w:hAnsi="Courier New"/>
+          <w:color w:val="B42318"/>
+          <w:sz w:val="20"/>
+        </w:rPr>
+        <w:t>public/logo.svg</w:t>
+      </w:r>
+      <w:r>
+        <w:rPr/>
+        <w:t xml:space="preserve"> → </w:t>
+      </w:r>
+      <w:r>
+        <w:rPr>
+          <w:rFonts w:ascii="Courier New" w:hAnsi="Courier New"/>
+          <w:color w:val="B42318"/>
+          <w:sz w:val="20"/>
+        </w:rPr>
         <w:t>/logo.svg</w:t>
       </w:r>
       <w:r>
         <w:rPr/>
         <w:t>.</w:t>
+      </w:r>
+    </w:p>
+    <w:p>
+      <w:r>
+        <w:rPr/>
+      </w:r>
+      <w:r>
+        <w:rPr>
+          <w:b/>
+        </w:rPr>
+        <w:t>Say it like this:</w:t>
+      </w:r>
+      <w:r>
+        <w:rPr/>
+        <w:t xml:space="preserve"> "</w:t>
+      </w:r>
+      <w:r>
+        <w:rPr>
+          <w:rFonts w:ascii="Courier New" w:hAnsi="Courier New"/>
+          <w:color w:val="B42318"/>
+          <w:sz w:val="20"/>
+        </w:rPr>
+        <w:t>public</w:t>
+      </w:r>
+      <w:r>
+        <w:rPr/>
+        <w:t xml:space="preserve"> is for files with fixed URLs, like favicons and the manifest."</w:t>
       </w:r>
     </w:p>
     <w:p>
@@ -3641,407 +3930,6 @@
         </w:rPr>
       </w:r>
     </w:p>
-    <w:tbl>
-      <w:tblPr>
-        <w:tblStyle w:val="TableGrid"/>
-        <w:tblW w:type="auto" w:w="0"/>
-        <w:jc w:val="center"/>
-        <w:tblCellMar>
-          <w:top w:w="68" w:type="dxa"/>
-          <w:left w:w="68" w:type="dxa"/>
-          <w:bottom w:w="68" w:type="dxa"/>
-          <w:right w:w="68" w:type="dxa"/>
-        </w:tblCellMar>
-        <w:tblLook w:firstColumn="1" w:firstRow="1" w:lastColumn="0" w:lastRow="0" w:noHBand="0" w:noVBand="1" w:val="04A0"/>
-      </w:tblPr>
-      <w:tblGrid>
-        <w:gridCol w:w="3324"/>
-        <w:gridCol w:w="3324"/>
-        <w:gridCol w:w="3324"/>
-      </w:tblGrid>
-      <w:tr>
-        <w:tc>
-          <w:tcPr>
-            <w:tcW w:type="dxa" w:w="3324"/>
-            <w:shd w:val="clear" w:color="auto" w:fill="1F3A5F"/>
-          </w:tcPr>
-          <w:p>
-            <w:pPr>
-              <w:spacing w:after="0"/>
-            </w:pPr>
-          </w:p>
-        </w:tc>
-        <w:tc>
-          <w:tcPr>
-            <w:tcW w:type="dxa" w:w="3324"/>
-            <w:shd w:val="clear" w:color="auto" w:fill="1F3A5F"/>
-          </w:tcPr>
-          <w:p>
-            <w:pPr>
-              <w:spacing w:after="0"/>
-            </w:pPr>
-            <w:r>
-              <w:rPr>
-                <w:b/>
-                <w:color w:val="FFFFFF"/>
-                <w:sz w:val="20"/>
-              </w:rPr>
-              <w:t>Server Component (default)</w:t>
-            </w:r>
-          </w:p>
-        </w:tc>
-        <w:tc>
-          <w:tcPr>
-            <w:tcW w:type="dxa" w:w="3324"/>
-            <w:shd w:val="clear" w:color="auto" w:fill="1F3A5F"/>
-          </w:tcPr>
-          <w:p>
-            <w:pPr>
-              <w:spacing w:after="0"/>
-            </w:pPr>
-            <w:r>
-              <w:rPr>
-                <w:b/>
-                <w:color w:val="FFFFFF"/>
-                <w:sz w:val="20"/>
-              </w:rPr>
-              <w:t>Client Component (</w:t>
-            </w:r>
-            <w:r>
-              <w:rPr>
-                <w:rFonts w:ascii="Courier New" w:hAnsi="Courier New"/>
-                <w:b/>
-                <w:color w:val="FFFFFF"/>
-                <w:sz w:val="20"/>
-              </w:rPr>
-              <w:t>'use client'</w:t>
-            </w:r>
-            <w:r>
-              <w:rPr>
-                <w:b/>
-                <w:color w:val="FFFFFF"/>
-                <w:sz w:val="20"/>
-              </w:rPr>
-              <w:t>)</w:t>
-            </w:r>
-          </w:p>
-        </w:tc>
-      </w:tr>
-      <w:tr>
-        <w:tc>
-          <w:tcPr>
-            <w:tcW w:type="dxa" w:w="3324"/>
-          </w:tcPr>
-          <w:p>
-            <w:pPr>
-              <w:spacing w:after="0"/>
-            </w:pPr>
-            <w:r>
-              <w:rPr>
-                <w:sz w:val="20"/>
-              </w:rPr>
-              <w:t>Runs</w:t>
-            </w:r>
-          </w:p>
-        </w:tc>
-        <w:tc>
-          <w:tcPr>
-            <w:tcW w:type="dxa" w:w="3324"/>
-          </w:tcPr>
-          <w:p>
-            <w:pPr>
-              <w:spacing w:after="0"/>
-            </w:pPr>
-            <w:r>
-              <w:rPr>
-                <w:sz w:val="20"/>
-              </w:rPr>
-              <w:t>on the server only</w:t>
-            </w:r>
-          </w:p>
-        </w:tc>
-        <w:tc>
-          <w:tcPr>
-            <w:tcW w:type="dxa" w:w="3324"/>
-          </w:tcPr>
-          <w:p>
-            <w:pPr>
-              <w:spacing w:after="0"/>
-            </w:pPr>
-            <w:r>
-              <w:rPr>
-                <w:sz w:val="20"/>
-              </w:rPr>
-              <w:t>on the server (SSR) and in the browser</w:t>
-            </w:r>
-          </w:p>
-        </w:tc>
-      </w:tr>
-      <w:tr>
-        <w:tc>
-          <w:tcPr>
-            <w:tcW w:type="dxa" w:w="3324"/>
-            <w:shd w:val="clear" w:color="auto" w:fill="F7F9FC"/>
-          </w:tcPr>
-          <w:p>
-            <w:pPr>
-              <w:spacing w:after="0"/>
-            </w:pPr>
-            <w:r>
-              <w:rPr>
-                <w:sz w:val="20"/>
-              </w:rPr>
-              <w:t>JavaScript sent to browser</w:t>
-            </w:r>
-          </w:p>
-        </w:tc>
-        <w:tc>
-          <w:tcPr>
-            <w:tcW w:type="dxa" w:w="3324"/>
-            <w:shd w:val="clear" w:color="auto" w:fill="F7F9FC"/>
-          </w:tcPr>
-          <w:p>
-            <w:pPr>
-              <w:spacing w:after="0"/>
-            </w:pPr>
-            <w:r>
-              <w:rPr>
-                <w:sz w:val="20"/>
-              </w:rPr>
-              <w:t>none</w:t>
-            </w:r>
-          </w:p>
-        </w:tc>
-        <w:tc>
-          <w:tcPr>
-            <w:tcW w:type="dxa" w:w="3324"/>
-            <w:shd w:val="clear" w:color="auto" w:fill="F7F9FC"/>
-          </w:tcPr>
-          <w:p>
-            <w:pPr>
-              <w:spacing w:after="0"/>
-            </w:pPr>
-            <w:r>
-              <w:rPr>
-                <w:sz w:val="20"/>
-              </w:rPr>
-              <w:t>yes</w:t>
-            </w:r>
-          </w:p>
-        </w:tc>
-      </w:tr>
-      <w:tr>
-        <w:tc>
-          <w:tcPr>
-            <w:tcW w:type="dxa" w:w="3324"/>
-          </w:tcPr>
-          <w:p>
-            <w:pPr>
-              <w:spacing w:after="0"/>
-            </w:pPr>
-            <w:r>
-              <w:rPr>
-                <w:sz w:val="20"/>
-              </w:rPr>
-              <w:t>Data access</w:t>
-            </w:r>
-          </w:p>
-        </w:tc>
-        <w:tc>
-          <w:tcPr>
-            <w:tcW w:type="dxa" w:w="3324"/>
-          </w:tcPr>
-          <w:p>
-            <w:pPr>
-              <w:spacing w:after="0"/>
-            </w:pPr>
-            <w:r>
-              <w:rPr>
-                <w:sz w:val="20"/>
-              </w:rPr>
-              <w:t>direct (database, secrets)</w:t>
-            </w:r>
-          </w:p>
-        </w:tc>
-        <w:tc>
-          <w:tcPr>
-            <w:tcW w:type="dxa" w:w="3324"/>
-          </w:tcPr>
-          <w:p>
-            <w:pPr>
-              <w:spacing w:after="0"/>
-            </w:pPr>
-            <w:r>
-              <w:rPr>
-                <w:sz w:val="20"/>
-              </w:rPr>
-              <w:t>through APIs</w:t>
-            </w:r>
-          </w:p>
-        </w:tc>
-      </w:tr>
-      <w:tr>
-        <w:tc>
-          <w:tcPr>
-            <w:tcW w:type="dxa" w:w="3324"/>
-            <w:shd w:val="clear" w:color="auto" w:fill="F7F9FC"/>
-          </w:tcPr>
-          <w:p>
-            <w:pPr>
-              <w:spacing w:after="0"/>
-            </w:pPr>
-            <w:r>
-              <w:rPr>
-                <w:sz w:val="20"/>
-              </w:rPr>
-              <w:t>Hooks, state, effects</w:t>
-            </w:r>
-          </w:p>
-        </w:tc>
-        <w:tc>
-          <w:tcPr>
-            <w:tcW w:type="dxa" w:w="3324"/>
-            <w:shd w:val="clear" w:color="auto" w:fill="F7F9FC"/>
-          </w:tcPr>
-          <w:p>
-            <w:pPr>
-              <w:spacing w:after="0"/>
-            </w:pPr>
-            <w:r>
-              <w:rPr>
-                <w:sz w:val="20"/>
-              </w:rPr>
-              <w:t>no</w:t>
-            </w:r>
-          </w:p>
-        </w:tc>
-        <w:tc>
-          <w:tcPr>
-            <w:tcW w:type="dxa" w:w="3324"/>
-            <w:shd w:val="clear" w:color="auto" w:fill="F7F9FC"/>
-          </w:tcPr>
-          <w:p>
-            <w:pPr>
-              <w:spacing w:after="0"/>
-            </w:pPr>
-            <w:r>
-              <w:rPr>
-                <w:sz w:val="20"/>
-              </w:rPr>
-              <w:t>yes</w:t>
-            </w:r>
-          </w:p>
-        </w:tc>
-      </w:tr>
-      <w:tr>
-        <w:tc>
-          <w:tcPr>
-            <w:tcW w:type="dxa" w:w="3324"/>
-          </w:tcPr>
-          <w:p>
-            <w:pPr>
-              <w:spacing w:after="0"/>
-            </w:pPr>
-            <w:r>
-              <w:rPr>
-                <w:sz w:val="20"/>
-              </w:rPr>
-              <w:t>Event handlers</w:t>
-            </w:r>
-          </w:p>
-        </w:tc>
-        <w:tc>
-          <w:tcPr>
-            <w:tcW w:type="dxa" w:w="3324"/>
-          </w:tcPr>
-          <w:p>
-            <w:pPr>
-              <w:spacing w:after="0"/>
-            </w:pPr>
-            <w:r>
-              <w:rPr>
-                <w:sz w:val="20"/>
-              </w:rPr>
-              <w:t>no</w:t>
-            </w:r>
-          </w:p>
-        </w:tc>
-        <w:tc>
-          <w:tcPr>
-            <w:tcW w:type="dxa" w:w="3324"/>
-          </w:tcPr>
-          <w:p>
-            <w:pPr>
-              <w:spacing w:after="0"/>
-            </w:pPr>
-            <w:r>
-              <w:rPr>
-                <w:sz w:val="20"/>
-              </w:rPr>
-              <w:t>yes</w:t>
-            </w:r>
-          </w:p>
-        </w:tc>
-      </w:tr>
-      <w:tr>
-        <w:tc>
-          <w:tcPr>
-            <w:tcW w:type="dxa" w:w="3324"/>
-            <w:shd w:val="clear" w:color="auto" w:fill="F7F9FC"/>
-          </w:tcPr>
-          <w:p>
-            <w:pPr>
-              <w:spacing w:after="0"/>
-            </w:pPr>
-            <w:r>
-              <w:rPr>
-                <w:sz w:val="20"/>
-              </w:rPr>
-              <w:t>Browser APIs</w:t>
-            </w:r>
-          </w:p>
-        </w:tc>
-        <w:tc>
-          <w:tcPr>
-            <w:tcW w:type="dxa" w:w="3324"/>
-            <w:shd w:val="clear" w:color="auto" w:fill="F7F9FC"/>
-          </w:tcPr>
-          <w:p>
-            <w:pPr>
-              <w:spacing w:after="0"/>
-            </w:pPr>
-            <w:r>
-              <w:rPr>
-                <w:sz w:val="20"/>
-              </w:rPr>
-              <w:t>no</w:t>
-            </w:r>
-          </w:p>
-        </w:tc>
-        <w:tc>
-          <w:tcPr>
-            <w:tcW w:type="dxa" w:w="3324"/>
-            <w:shd w:val="clear" w:color="auto" w:fill="F7F9FC"/>
-          </w:tcPr>
-          <w:p>
-            <w:pPr>
-              <w:spacing w:after="0"/>
-            </w:pPr>
-            <w:r>
-              <w:rPr>
-                <w:sz w:val="20"/>
-              </w:rPr>
-              <w:t>yes</w:t>
-            </w:r>
-          </w:p>
-        </w:tc>
-      </w:tr>
-    </w:tbl>
-    <w:p>
-      <w:pPr>
-        <w:spacing w:after="40"/>
-      </w:pPr>
-    </w:p>
     <w:p>
       <w:r>
         <w:rPr/>
@@ -4054,7 +3942,7 @@
       </w:r>
       <w:r>
         <w:rPr/>
-        <w:t xml:space="preserve"> Default to Server Components, and add </w:t>
+        <w:t xml:space="preserve"> Server Components run only on the server, ship no JS and can access data directly; Client Components (</w:t>
       </w:r>
       <w:r>
         <w:rPr>
@@ -4066,7 +3954,7 @@
       </w:r>
       <w:r>
         <w:rPr/>
-        <w:t xml:space="preserve"> only on interactive leaf components.</w:t>
+        <w:t>) are interactive and hydrated.</w:t>
       </w:r>
     </w:p>
     <w:p>
@@ -4077,11 +3965,11 @@
         <w:rPr>
           <w:b/>
         </w:rPr>
-        <w:t>Say it like this:</w:t>
-      </w:r>
-      <w:r>
-        <w:rPr/>
-        <w:t xml:space="preserve"> "I push </w:t>
+        <w:t>Explanation:</w:t>
+      </w:r>
+      <w:r>
+        <w:rPr/>
+        <w:t xml:space="preserve"> Default to Server Components and add </w:t>
       </w:r>
       <w:r>
         <w:rPr>
@@ -4093,7 +3981,49 @@
       </w:r>
       <w:r>
         <w:rPr/>
-        <w:t xml:space="preserve"> as far down the tree as possible. The page and data tables are Server Components, and only the filter dropdown or the play button is a Client Component. Less JavaScript ships, and secrets never leave the server."</w:t>
+        <w:t xml:space="preserve"> only on interactive leaves.</w:t>
+      </w:r>
+    </w:p>
+    <w:p>
+      <w:r>
+        <w:rPr/>
+      </w:r>
+      <w:r>
+        <w:rPr>
+          <w:b/>
+        </w:rPr>
+        <w:t>Example:</w:t>
+      </w:r>
+      <w:r>
+        <w:rPr/>
+        <w:t xml:space="preserve"> The calls page and table render on the server; the filter dropdown is a client component.</w:t>
+      </w:r>
+    </w:p>
+    <w:p>
+      <w:r>
+        <w:rPr/>
+      </w:r>
+      <w:r>
+        <w:rPr>
+          <w:b/>
+        </w:rPr>
+        <w:t>Say it like this:</w:t>
+      </w:r>
+      <w:r>
+        <w:rPr/>
+        <w:t xml:space="preserve"> "I push </w:t>
+      </w:r>
+      <w:r>
+        <w:rPr>
+          <w:rFonts w:ascii="Courier New" w:hAnsi="Courier New"/>
+          <w:color w:val="B42318"/>
+          <w:sz w:val="20"/>
+        </w:rPr>
+        <w:t>'use client'</w:t>
+      </w:r>
+      <w:r>
+        <w:rPr/>
+        <w:t xml:space="preserve"> as far down as possible, so less JavaScript ships and secrets never leave the server."</w:t>
       </w:r>
     </w:p>
     <w:p>
@@ -4158,27 +4088,76 @@
       </w:r>
       <w:r>
         <w:rPr/>
-        <w:t xml:space="preserve"> It marks a </w:t>
+        <w:t xml:space="preserve"> It marks a boundary: that module and everything it imports join the client bundle.</w:t>
+      </w:r>
+    </w:p>
+    <w:p>
+      <w:r>
+        <w:rPr/>
       </w:r>
       <w:r>
         <w:rPr>
           <w:b/>
         </w:rPr>
-        <w:t>boundary</w:t>
-      </w:r>
-      <w:r>
-        <w:rPr/>
-        <w:t xml:space="preserve">: this module, and everything it imports, becomes part of the client bundle. It does </w:t>
+        <w:t>Explanation:</w:t>
+      </w:r>
+      <w:r>
+        <w:rPr/>
+        <w:t xml:space="preserve"> It doesn't mean "render only in the browser"; client components are still server-rendered to HTML and then hydrated.</w:t>
+      </w:r>
+    </w:p>
+    <w:p>
+      <w:r>
+        <w:rPr/>
       </w:r>
       <w:r>
         <w:rPr>
           <w:b/>
         </w:rPr>
-        <w:t>not</w:t>
-      </w:r>
-      <w:r>
-        <w:rPr/>
-        <w:t xml:space="preserve"> mean "render only in the browser". Client components are still server-rendered to HTML first, then hydrated.</w:t>
+        <w:t>Example:</w:t>
+      </w:r>
+      <w:r>
+        <w:rPr/>
+        <w:t xml:space="preserve"> Adding </w:t>
+      </w:r>
+      <w:r>
+        <w:rPr>
+          <w:rFonts w:ascii="Courier New" w:hAnsi="Courier New"/>
+          <w:color w:val="B42318"/>
+          <w:sz w:val="20"/>
+        </w:rPr>
+        <w:t>'use client'</w:t>
+      </w:r>
+      <w:r>
+        <w:rPr/>
+        <w:t xml:space="preserve"> to a layout accidentally pulls every imported component into the bundle.</w:t>
+      </w:r>
+    </w:p>
+    <w:p>
+      <w:r>
+        <w:rPr/>
+      </w:r>
+      <w:r>
+        <w:rPr>
+          <w:b/>
+        </w:rPr>
+        <w:t>Say it like this:</w:t>
+      </w:r>
+      <w:r>
+        <w:rPr/>
+        <w:t xml:space="preserve"> "</w:t>
+      </w:r>
+      <w:r>
+        <w:rPr>
+          <w:rFonts w:ascii="Courier New" w:hAnsi="Courier New"/>
+          <w:color w:val="B42318"/>
+          <w:sz w:val="20"/>
+        </w:rPr>
+        <w:t>'use client'</w:t>
+      </w:r>
+      <w:r>
+        <w:rPr/>
+        <w:t xml:space="preserve"> is a bundle boundary, so I put it on small interactive files, not on layouts."</w:t>
       </w:r>
     </w:p>
     <w:p>
@@ -4226,27 +4205,7 @@
       </w:r>
       <w:r>
         <w:rPr/>
-        <w:t xml:space="preserve"> A Client Component can't </w:t>
-      </w:r>
-      <w:r>
-        <w:rPr>
-          <w:i/>
-        </w:rPr>
-        <w:t>import</w:t>
-      </w:r>
-      <w:r>
-        <w:rPr/>
-        <w:t xml:space="preserve"> a Server Component, but it can </w:t>
-      </w:r>
-      <w:r>
-        <w:rPr>
-          <w:i/>
-        </w:rPr>
-        <w:t>receive</w:t>
-      </w:r>
-      <w:r>
-        <w:rPr/>
-        <w:t xml:space="preserve"> one as </w:t>
+        <w:t xml:space="preserve"> Client Components can't import Server Components, but can receive them as </w:t>
       </w:r>
       <w:r>
         <w:rPr>
@@ -4258,7 +4217,36 @@
       </w:r>
       <w:r>
         <w:rPr/>
-        <w:t xml:space="preserve"> or props from a Server parent:</w:t>
+        <w:t xml:space="preserve"> or props.</w:t>
+      </w:r>
+    </w:p>
+    <w:p>
+      <w:r>
+        <w:rPr/>
+      </w:r>
+      <w:r>
+        <w:rPr>
+          <w:b/>
+        </w:rPr>
+        <w:t>Explanation:</w:t>
+      </w:r>
+      <w:r>
+        <w:rPr/>
+        <w:t xml:space="preserve"> Props crossing the boundary must be serialisable.</w:t>
+      </w:r>
+    </w:p>
+    <w:p>
+      <w:r>
+        <w:rPr/>
+      </w:r>
+      <w:r>
+        <w:rPr>
+          <w:b/>
+        </w:rPr>
+        <w:t>Example:</w:t>
+      </w:r>
+      <w:r>
+        <w:rPr/>
       </w:r>
     </w:p>
     <w:tbl>
@@ -4301,14 +4289,6 @@
                 <w:rFonts w:ascii="Courier New" w:hAnsi="Courier New" w:eastAsia="Courier New"/>
                 <w:sz w:val="19"/>
               </w:rPr>
-              <w:t>// app/calls/page.tsx (server)</w:t>
-              <w:br/>
-            </w:r>
-            <w:r>
-              <w:rPr>
-                <w:rFonts w:ascii="Courier New" w:hAnsi="Courier New" w:eastAsia="Courier New"/>
-                <w:sz w:val="19"/>
-              </w:rPr>
               <w:t>export default function Page() {</w:t>
               <w:br/>
             </w:r>
@@ -4317,39 +4297,7 @@
                 <w:rFonts w:ascii="Courier New" w:hAnsi="Courier New" w:eastAsia="Courier New"/>
                 <w:sz w:val="19"/>
               </w:rPr>
-              <w:t xml:space="preserve">  return (</w:t>
-              <w:br/>
-            </w:r>
-            <w:r>
-              <w:rPr>
-                <w:rFonts w:ascii="Courier New" w:hAnsi="Courier New" w:eastAsia="Courier New"/>
-                <w:sz w:val="19"/>
-              </w:rPr>
-              <w:t xml:space="preserve">    &lt;ClientTabs&gt;                 {/* client: handles tab switching */}</w:t>
-              <w:br/>
-            </w:r>
-            <w:r>
-              <w:rPr>
-                <w:rFonts w:ascii="Courier New" w:hAnsi="Courier New" w:eastAsia="Courier New"/>
-                <w:sz w:val="19"/>
-              </w:rPr>
-              <w:t xml:space="preserve">      &lt;ServerCallTable /&gt;        {/* server: rendered on server, passed as children */}</w:t>
-              <w:br/>
-            </w:r>
-            <w:r>
-              <w:rPr>
-                <w:rFonts w:ascii="Courier New" w:hAnsi="Courier New" w:eastAsia="Courier New"/>
-                <w:sz w:val="19"/>
-              </w:rPr>
-              <w:t xml:space="preserve">    &lt;/ClientTabs&gt;</w:t>
-              <w:br/>
-            </w:r>
-            <w:r>
-              <w:rPr>
-                <w:rFonts w:ascii="Courier New" w:hAnsi="Courier New" w:eastAsia="Courier New"/>
-                <w:sz w:val="19"/>
-              </w:rPr>
-              <w:t xml:space="preserve">  );</w:t>
+              <w:t xml:space="preserve">  return &lt;ClientTabs&gt;&lt;ServerCallTable /&gt;&lt;/ClientTabs&gt;;</w:t>
               <w:br/>
             </w:r>
             <w:r>
@@ -4371,17 +4319,16 @@
     <w:p>
       <w:r>
         <w:rPr/>
-        <w:t xml:space="preserve">Props passed to Client Components must be </w:t>
       </w:r>
       <w:r>
         <w:rPr>
           <w:b/>
         </w:rPr>
-        <w:t>serialisable</w:t>
-      </w:r>
-      <w:r>
-        <w:rPr/>
-        <w:t>: plain objects, not functions or class instances (Server Actions are the exception).</w:t>
+        <w:t>Say it like this:</w:t>
+      </w:r>
+      <w:r>
+        <w:rPr/>
+        <w:t xml:space="preserve"> "I pass server-rendered content into client wrappers as children, so interactivity doesn't drag data code into the browser."</w:t>
       </w:r>
     </w:p>
     <w:p>
@@ -4463,7 +4410,7 @@
       </w:r>
       <w:r>
         <w:rPr/>
-        <w:t xml:space="preserve"> Add </w:t>
+        <w:t xml:space="preserve"> Importing </w:t>
       </w:r>
       <w:r>
         <w:rPr>
@@ -4471,21 +4418,126 @@
           <w:color w:val="B42318"/>
           <w:sz w:val="20"/>
         </w:rPr>
-        <w:t>import 'server-only'</w:t>
-      </w:r>
-      <w:r>
-        <w:rPr/>
-        <w:t xml:space="preserve"> at the top of modules that use secrets or the database. If anyone imports that module into a Client Component, the </w:t>
+        <w:t>server-only</w:t>
+      </w:r>
+      <w:r>
+        <w:rPr/>
+        <w:t xml:space="preserve"> makes the build fail if that module is ever imported into client code.</w:t>
+      </w:r>
+    </w:p>
+    <w:p>
+      <w:r>
+        <w:rPr/>
       </w:r>
       <w:r>
         <w:rPr>
           <w:b/>
         </w:rPr>
-        <w:t>build fails</w:t>
-      </w:r>
-      <w:r>
-        <w:rPr/>
-        <w:t>, so secrets can't accidentally leak into the browser bundle.</w:t>
+        <w:t>Explanation:</w:t>
+      </w:r>
+      <w:r>
+        <w:rPr/>
+        <w:t xml:space="preserve"> It's a guard against leaking secrets or database code into the browser bundle.</w:t>
+      </w:r>
+    </w:p>
+    <w:p>
+      <w:r>
+        <w:rPr/>
+      </w:r>
+      <w:r>
+        <w:rPr>
+          <w:b/>
+        </w:rPr>
+        <w:t>Example:</w:t>
+      </w:r>
+      <w:r>
+        <w:rPr/>
+      </w:r>
+    </w:p>
+    <w:tbl>
+      <w:tblPr>
+        <w:tblW w:type="auto" w:w="0"/>
+        <w:jc w:val="center"/>
+        <w:tblCellMar>
+          <w:top w:w="141" w:type="dxa"/>
+          <w:left w:w="141" w:type="dxa"/>
+          <w:bottom w:w="141" w:type="dxa"/>
+          <w:right w:w="141" w:type="dxa"/>
+        </w:tblCellMar>
+        <w:tblLook w:firstColumn="1" w:firstRow="1" w:lastColumn="0" w:lastRow="0" w:noHBand="0" w:noVBand="1" w:val="04A0"/>
+      </w:tblPr>
+      <w:tblGrid>
+        <w:gridCol w:w="9972"/>
+      </w:tblGrid>
+      <w:tr>
+        <w:tc>
+          <w:tcPr>
+            <w:tcW w:type="dxa" w:w="9972"/>
+            <w:shd w:val="clear" w:color="auto" w:fill="F3F4F6"/>
+          </w:tcPr>
+          <w:p>
+            <w:pPr>
+              <w:spacing w:after="0" w:line="240" w:lineRule="auto"/>
+            </w:pPr>
+            <w:r>
+              <w:rPr>
+                <w:rFonts w:ascii="Arial" w:hAnsi="Arial"/>
+                <w:b/>
+                <w:color w:val="6B7280"/>
+                <w:sz w:val="16"/>
+              </w:rPr>
+              <w:t>TS</w:t>
+              <w:br/>
+            </w:r>
+            <w:r>
+              <w:rPr>
+                <w:rFonts w:ascii="Courier New" w:hAnsi="Courier New" w:eastAsia="Courier New"/>
+                <w:sz w:val="19"/>
+              </w:rPr>
+              <w:t>import 'server-only';</w:t>
+              <w:br/>
+            </w:r>
+            <w:r>
+              <w:rPr>
+                <w:rFonts w:ascii="Courier New" w:hAnsi="Courier New" w:eastAsia="Courier New"/>
+                <w:sz w:val="19"/>
+              </w:rPr>
+              <w:t>export async function getCalls(tenantId: string) { return db.call.findMany({ where: { tenantId } }); }</w:t>
+            </w:r>
+          </w:p>
+        </w:tc>
+      </w:tr>
+    </w:tbl>
+    <w:p>
+      <w:pPr>
+        <w:spacing w:after="40"/>
+      </w:pPr>
+    </w:p>
+    <w:p>
+      <w:r>
+        <w:rPr/>
+      </w:r>
+      <w:r>
+        <w:rPr>
+          <w:b/>
+        </w:rPr>
+        <w:t>Say it like this:</w:t>
+      </w:r>
+      <w:r>
+        <w:rPr/>
+        <w:t xml:space="preserve"> "Data-access modules import </w:t>
+      </w:r>
+      <w:r>
+        <w:rPr>
+          <w:rFonts w:ascii="Courier New" w:hAnsi="Courier New"/>
+          <w:color w:val="B42318"/>
+          <w:sz w:val="20"/>
+        </w:rPr>
+        <w:t>server-only</w:t>
+      </w:r>
+      <w:r>
+        <w:rPr/>
+        <w:t>, so a mistaken client import fails the build instead of leaking."</w:t>
       </w:r>
     </w:p>
     <w:p>
@@ -4519,6 +4571,62 @@
           <w:color w:val="1F3A5F"/>
           <w:sz w:val="24"/>
         </w:rPr>
+      </w:r>
+    </w:p>
+    <w:p>
+      <w:r>
+        <w:rPr/>
+      </w:r>
+      <w:r>
+        <w:rPr>
+          <w:b/>
+        </w:rPr>
+        <w:t>Short answer:</w:t>
+      </w:r>
+      <w:r>
+        <w:rPr/>
+        <w:t xml:space="preserve"> Make the component </w:t>
+      </w:r>
+      <w:r>
+        <w:rPr>
+          <w:rFonts w:ascii="Courier New" w:hAnsi="Courier New"/>
+          <w:color w:val="B42318"/>
+          <w:sz w:val="20"/>
+        </w:rPr>
+        <w:t>async</w:t>
+      </w:r>
+      <w:r>
+        <w:rPr/>
+        <w:t xml:space="preserve"> and await data directly, running independent fetches in parallel.</w:t>
+      </w:r>
+    </w:p>
+    <w:p>
+      <w:r>
+        <w:rPr/>
+      </w:r>
+      <w:r>
+        <w:rPr>
+          <w:b/>
+        </w:rPr>
+        <w:t>Explanation:</w:t>
+      </w:r>
+      <w:r>
+        <w:rPr/>
+        <w:t xml:space="preserve"> Avoid waterfalls and put slow parts behind Suspense.</w:t>
+      </w:r>
+    </w:p>
+    <w:p>
+      <w:r>
+        <w:rPr/>
+      </w:r>
+      <w:r>
+        <w:rPr>
+          <w:b/>
+        </w:rPr>
+        <w:t>Example:</w:t>
+      </w:r>
+      <w:r>
+        <w:rPr/>
       </w:r>
     </w:p>
     <w:tbl>
@@ -4569,7 +4677,7 @@
                 <w:rFonts w:ascii="Courier New" w:hAnsi="Courier New" w:eastAsia="Courier New"/>
                 <w:sz w:val="19"/>
               </w:rPr>
-              <w:t xml:space="preserve">  const [calls, stats] = await Promise.all([getCalls(), getStats()]);   // parallel, not sequential</w:t>
+              <w:t xml:space="preserve">  const [calls, stats] = await Promise.all([getCalls(), getStats()]);</w:t>
               <w:br/>
             </w:r>
             <w:r>
@@ -4604,23 +4712,11 @@
         <w:rPr>
           <w:b/>
         </w:rPr>
-        <w:t>Short answer:</w:t>
-      </w:r>
-      <w:r>
-        <w:rPr/>
-        <w:t xml:space="preserve"> Server Components can be </w:t>
-      </w:r>
-      <w:r>
-        <w:rPr>
-          <w:rFonts w:ascii="Courier New" w:hAnsi="Courier New"/>
-          <w:color w:val="B42318"/>
-          <w:sz w:val="20"/>
-        </w:rPr>
-        <w:t>async</w:t>
-      </w:r>
-      <w:r>
-        <w:rPr/>
-        <w:t xml:space="preserve"> and await data directly. Avoid sequential "waterfalls", start independent fetches together, and put slow parts in their own Suspense boundaries.</w:t>
+        <w:t>Say it like this:</w:t>
+      </w:r>
+      <w:r>
+        <w:rPr/>
+        <w:t xml:space="preserve"> "Server Components fetch directly, and I start independent requests together to avoid waterfalls."</w:t>
       </w:r>
     </w:p>
     <w:p>
@@ -4668,29 +4764,7 @@
       </w:r>
       <w:r>
         <w:rPr/>
-        <w:t xml:space="preserve"> There are four layers:</w:t>
-      </w:r>
-    </w:p>
-    <w:p>
-      <w:pPr>
-        <w:spacing w:after="40"/>
-        <w:ind w:left="425" w:hanging="340"/>
-      </w:pPr>
-      <w:r>
-        <w:t xml:space="preserve">1. </w:t>
-      </w:r>
-      <w:r>
-        <w:rPr/>
-      </w:r>
-      <w:r>
-        <w:rPr>
-          <w:b/>
-        </w:rPr>
-        <w:t>Request memoisation:</w:t>
-      </w:r>
-      <w:r>
-        <w:rPr/>
-        <w:t xml:space="preserve"> the same </w:t>
+        <w:t xml:space="preserve"> Request memoisation, the data cache, the full route cache and the client router cache, controlled with </w:t>
       </w:r>
       <w:r>
         <w:rPr>
@@ -4698,33 +4772,11 @@
           <w:color w:val="B42318"/>
           <w:sz w:val="20"/>
         </w:rPr>
-        <w:t>fetch</w:t>
-      </w:r>
-      <w:r>
-        <w:rPr/>
-        <w:t xml:space="preserve"> is deduplicated within one render pass.</w:t>
-      </w:r>
-    </w:p>
-    <w:p>
-      <w:pPr>
-        <w:spacing w:after="40"/>
-        <w:ind w:left="425" w:hanging="340"/>
-      </w:pPr>
-      <w:r>
-        <w:t xml:space="preserve">2. </w:t>
-      </w:r>
-      <w:r>
-        <w:rPr/>
-      </w:r>
-      <w:r>
-        <w:rPr>
-          <w:b/>
-        </w:rPr>
-        <w:t>Data cache:</w:t>
-      </w:r>
-      <w:r>
-        <w:rPr/>
-        <w:t xml:space="preserve"> </w:t>
+        <w:t>revalidate</w:t>
+      </w:r>
+      <w:r>
+        <w:rPr/>
+        <w:t xml:space="preserve">, </w:t>
       </w:r>
       <w:r>
         <w:rPr>
@@ -4732,21 +4784,38 @@
           <w:color w:val="B42318"/>
           <w:sz w:val="20"/>
         </w:rPr>
-        <w:t>fetch</w:t>
-      </w:r>
-      <w:r>
-        <w:rPr/>
-        <w:t xml:space="preserve"> results are persisted across requests.</w:t>
-      </w:r>
-    </w:p>
-    <w:p>
-      <w:pPr>
-        <w:spacing w:after="40"/>
-        <w:ind w:left="425" w:hanging="340"/>
-      </w:pPr>
-      <w:r>
-        <w:t xml:space="preserve">3. </w:t>
-      </w:r>
+        <w:t>no-store</w:t>
+      </w:r>
+      <w:r>
+        <w:rPr/>
+        <w:t xml:space="preserve">, tags, </w:t>
+      </w:r>
+      <w:r>
+        <w:rPr>
+          <w:rFonts w:ascii="Courier New" w:hAnsi="Courier New"/>
+          <w:color w:val="B42318"/>
+          <w:sz w:val="20"/>
+        </w:rPr>
+        <w:t>revalidatePath</w:t>
+      </w:r>
+      <w:r>
+        <w:rPr/>
+        <w:t xml:space="preserve"> and </w:t>
+      </w:r>
+      <w:r>
+        <w:rPr>
+          <w:rFonts w:ascii="Courier New" w:hAnsi="Courier New"/>
+          <w:color w:val="B42318"/>
+          <w:sz w:val="20"/>
+        </w:rPr>
+        <w:t>revalidateTag</w:t>
+      </w:r>
+      <w:r>
+        <w:rPr/>
+        <w:t>.</w:t>
+      </w:r>
+    </w:p>
+    <w:p>
       <w:r>
         <w:rPr/>
       </w:r>
@@ -4754,21 +4823,26 @@
         <w:rPr>
           <w:b/>
         </w:rPr>
-        <w:t>Full route cache:</w:t>
-      </w:r>
-      <w:r>
-        <w:rPr/>
-        <w:t xml:space="preserve"> the rendered HTML and RSC payload are stored for static routes.</w:t>
-      </w:r>
-    </w:p>
-    <w:p>
-      <w:pPr>
-        <w:spacing w:after="40"/>
-        <w:ind w:left="425" w:hanging="340"/>
-      </w:pPr>
-      <w:r>
-        <w:t xml:space="preserve">4. </w:t>
-      </w:r>
+        <w:t>Explanation:</w:t>
+      </w:r>
+      <w:r>
+        <w:rPr/>
+        <w:t xml:space="preserve"> Defaults changed across versions, and newer versions add </w:t>
+      </w:r>
+      <w:r>
+        <w:rPr>
+          <w:rFonts w:ascii="Courier New" w:hAnsi="Courier New"/>
+          <w:color w:val="B42318"/>
+          <w:sz w:val="20"/>
+        </w:rPr>
+        <w:t>'use cache'</w:t>
+      </w:r>
+      <w:r>
+        <w:rPr/>
+        <w:t>; anything personalised must never land in a shared cache.</w:t>
+      </w:r>
+    </w:p>
+    <w:p>
       <w:r>
         <w:rPr/>
       </w:r>
@@ -4776,27 +4850,7 @@
         <w:rPr>
           <w:b/>
         </w:rPr>
-        <w:t>Client router cache:</w:t>
-      </w:r>
-      <w:r>
-        <w:rPr/>
-        <w:t xml:space="preserve"> visited routes are kept in browser memory.</w:t>
-      </w:r>
-    </w:p>
-    <w:p>
-      <w:pPr>
-        <w:spacing w:after="0"/>
-      </w:pPr>
-    </w:p>
-    <w:p>
-      <w:r>
-        <w:rPr/>
-      </w:r>
-      <w:r>
-        <w:rPr>
-          <w:b/>
-        </w:rPr>
-        <w:t>Controls:</w:t>
+        <w:t>Example:</w:t>
       </w:r>
       <w:r>
         <w:rPr/>
@@ -4842,7 +4896,7 @@
                 <w:rFonts w:ascii="Courier New" w:hAnsi="Courier New" w:eastAsia="Courier New"/>
                 <w:sz w:val="19"/>
               </w:rPr>
-              <w:t>fetch(url, { cache: 'no-store' });                       // always fresh</w:t>
+              <w:t>fetch(url, { cache: 'no-store' });</w:t>
               <w:br/>
             </w:r>
             <w:r>
@@ -4850,7 +4904,7 @@
                 <w:rFonts w:ascii="Courier New" w:hAnsi="Courier New" w:eastAsia="Courier New"/>
                 <w:sz w:val="19"/>
               </w:rPr>
-              <w:t>fetch(url, { next: { revalidate: 60, tags: ['calls'] } }); // fresh for 60s, taggable</w:t>
+              <w:t>fetch(url, { next: { revalidate: 60, tags: ['calls'] } });</w:t>
               <w:br/>
             </w:r>
             <w:r>
@@ -4858,15 +4912,7 @@
                 <w:rFonts w:ascii="Courier New" w:hAnsi="Courier New" w:eastAsia="Courier New"/>
                 <w:sz w:val="19"/>
               </w:rPr>
-              <w:t>export const revalidate = 60;                            // segment config</w:t>
-              <w:br/>
-            </w:r>
-            <w:r>
-              <w:rPr>
-                <w:rFonts w:ascii="Courier New" w:hAnsi="Courier New" w:eastAsia="Courier New"/>
-                <w:sz w:val="19"/>
-              </w:rPr>
-              <w:t>revalidateTag('calls'); revalidatePath('/calls');        // on-demand invalidation</w:t>
+              <w:t>revalidateTag('calls');</w:t>
             </w:r>
           </w:p>
         </w:tc>
@@ -4880,48 +4926,6 @@
     <w:p>
       <w:r>
         <w:rPr/>
-        <w:t>Newer versions add explicit caching directives (</w:t>
-      </w:r>
-      <w:r>
-        <w:rPr>
-          <w:rFonts w:ascii="Courier New" w:hAnsi="Courier New"/>
-          <w:color w:val="B42318"/>
-          <w:sz w:val="20"/>
-        </w:rPr>
-        <w:t>'use cache'</w:t>
-      </w:r>
-      <w:r>
-        <w:rPr/>
-        <w:t xml:space="preserve">, </w:t>
-      </w:r>
-      <w:r>
-        <w:rPr>
-          <w:rFonts w:ascii="Courier New" w:hAnsi="Courier New"/>
-          <w:color w:val="B42318"/>
-          <w:sz w:val="20"/>
-        </w:rPr>
-        <w:t>cacheLife</w:t>
-      </w:r>
-      <w:r>
-        <w:rPr/>
-        <w:t xml:space="preserve">, </w:t>
-      </w:r>
-      <w:r>
-        <w:rPr>
-          <w:rFonts w:ascii="Courier New" w:hAnsi="Courier New"/>
-          <w:color w:val="B42318"/>
-          <w:sz w:val="20"/>
-        </w:rPr>
-        <w:t>cacheTag</w:t>
-      </w:r>
-      <w:r>
-        <w:rPr/>
-        <w:t>) and changed the defaults, so check the version.</w:t>
-      </w:r>
-    </w:p>
-    <w:p>
-      <w:r>
-        <w:rPr/>
       </w:r>
       <w:r>
         <w:rPr>
@@ -4931,7 +4935,7 @@
       </w:r>
       <w:r>
         <w:rPr/>
-        <w:t xml:space="preserve"> "I treat caching as a per-data decision: how fresh does this need to be, and is it user-specific? Anything personalised must never land in a shared cache."</w:t>
+        <w:t xml:space="preserve"> "I decide caching per data type: how fresh must it be, and is it user-specific?"</w:t>
       </w:r>
     </w:p>
     <w:p>
@@ -4979,7 +4983,7 @@
       </w:r>
       <w:r>
         <w:rPr/>
-        <w:t xml:space="preserve"> Using </w:t>
+        <w:t xml:space="preserve"> Reading </w:t>
       </w:r>
       <w:r>
         <w:rPr>
@@ -5027,27 +5031,52 @@
       </w:r>
       <w:r>
         <w:rPr/>
-        <w:t xml:space="preserve"> makes a route </w:t>
+        <w:t xml:space="preserve"> makes it dynamic; otherwise it may be static.</w:t>
+      </w:r>
+    </w:p>
+    <w:p>
+      <w:r>
+        <w:rPr/>
       </w:r>
       <w:r>
         <w:rPr>
           <w:b/>
         </w:rPr>
-        <w:t>dynamic</w:t>
-      </w:r>
-      <w:r>
-        <w:rPr/>
-        <w:t xml:space="preserve"> (rendered per request). Otherwise Next.js may render it </w:t>
+        <w:t>Explanation:</w:t>
+      </w:r>
+      <w:r>
+        <w:rPr/>
+        <w:t xml:space="preserve"> Static routes are rendered at build time and served from cache.</w:t>
+      </w:r>
+    </w:p>
+    <w:p>
+      <w:r>
+        <w:rPr/>
       </w:r>
       <w:r>
         <w:rPr>
           <w:b/>
         </w:rPr>
-        <w:t>statically</w:t>
-      </w:r>
-      <w:r>
-        <w:rPr/>
-        <w:t xml:space="preserve"> at build time.</w:t>
+        <w:t>Example:</w:t>
+      </w:r>
+      <w:r>
+        <w:rPr/>
+        <w:t xml:space="preserve"> A page reading the session cookie is dynamic; the pricing page with no request data is static.</w:t>
+      </w:r>
+    </w:p>
+    <w:p>
+      <w:r>
+        <w:rPr/>
+      </w:r>
+      <w:r>
+        <w:rPr>
+          <w:b/>
+        </w:rPr>
+        <w:t>Say it like this:</w:t>
+      </w:r>
+      <w:r>
+        <w:rPr/>
+        <w:t xml:space="preserve"> "Anything that reads the request makes a route dynamic, which is exactly what personalised pages need."</w:t>
       </w:r>
     </w:p>
     <w:p>
@@ -5098,6 +5127,62 @@
           <w:color w:val="1F3A5F"/>
           <w:sz w:val="24"/>
         </w:rPr>
+      </w:r>
+    </w:p>
+    <w:p>
+      <w:r>
+        <w:rPr/>
+      </w:r>
+      <w:r>
+        <w:rPr>
+          <w:b/>
+        </w:rPr>
+        <w:t>Short answer:</w:t>
+      </w:r>
+      <w:r>
+        <w:rPr/>
+        <w:t xml:space="preserve"> It pre-builds dynamic routes at build time.</w:t>
+      </w:r>
+    </w:p>
+    <w:p>
+      <w:r>
+        <w:rPr/>
+      </w:r>
+      <w:r>
+        <w:rPr>
+          <w:b/>
+        </w:rPr>
+        <w:t>Explanation:</w:t>
+      </w:r>
+      <w:r>
+        <w:rPr/>
+        <w:t xml:space="preserve"> Combine with </w:t>
+      </w:r>
+      <w:r>
+        <w:rPr>
+          <w:rFonts w:ascii="Courier New" w:hAnsi="Courier New"/>
+          <w:color w:val="B42318"/>
+          <w:sz w:val="20"/>
+        </w:rPr>
+        <w:t>dynamicParams</w:t>
+      </w:r>
+      <w:r>
+        <w:rPr/>
+        <w:t xml:space="preserve"> to build popular pages up front and the rest on demand.</w:t>
+      </w:r>
+    </w:p>
+    <w:p>
+      <w:r>
+        <w:rPr/>
+      </w:r>
+      <w:r>
+        <w:rPr>
+          <w:b/>
+        </w:rPr>
+        <w:t>Example:</w:t>
+      </w:r>
+      <w:r>
+        <w:rPr/>
       </w:r>
     </w:p>
     <w:tbl>
@@ -5148,15 +5233,7 @@
                 <w:rFonts w:ascii="Courier New" w:hAnsi="Courier New" w:eastAsia="Courier New"/>
                 <w:sz w:val="19"/>
               </w:rPr>
-              <w:t xml:space="preserve">  const posts = await getPopularPosts();</w:t>
-              <w:br/>
-            </w:r>
-            <w:r>
-              <w:rPr>
-                <w:rFonts w:ascii="Courier New" w:hAnsi="Courier New" w:eastAsia="Courier New"/>
-                <w:sz w:val="19"/>
-              </w:rPr>
-              <w:t xml:space="preserve">  return posts.map((p) =&gt; ({ slug: p.slug }));   // pre-build these pages</w:t>
+              <w:t xml:space="preserve">  return (await getPopularPosts()).map((p) =&gt; ({ slug: p.slug }));</w:t>
               <w:br/>
             </w:r>
             <w:r>
@@ -5165,14 +5242,6 @@
                 <w:sz w:val="19"/>
               </w:rPr>
               <w:t>}</w:t>
-              <w:br/>
-            </w:r>
-            <w:r>
-              <w:rPr>
-                <w:rFonts w:ascii="Courier New" w:hAnsi="Courier New" w:eastAsia="Courier New"/>
-                <w:sz w:val="19"/>
-              </w:rPr>
-              <w:t>export const dynamicParams = true;               // others are built on demand</w:t>
             </w:r>
           </w:p>
         </w:tc>
@@ -5191,23 +5260,11 @@
         <w:rPr>
           <w:b/>
         </w:rPr>
-        <w:t>Short answer:</w:t>
-      </w:r>
-      <w:r>
-        <w:rPr/>
-        <w:t xml:space="preserve"> It pre-builds dynamic routes at build time, which is SSG for </w:t>
-      </w:r>
-      <w:r>
-        <w:rPr>
-          <w:rFonts w:ascii="Courier New" w:hAnsi="Courier New"/>
-          <w:color w:val="B42318"/>
-          <w:sz w:val="20"/>
-        </w:rPr>
-        <w:t>[slug]</w:t>
-      </w:r>
-      <w:r>
-        <w:rPr/>
-        <w:t xml:space="preserve"> pages.</w:t>
+        <w:t>Say it like this:</w:t>
+      </w:r>
+      <w:r>
+        <w:rPr/>
+        <w:t xml:space="preserve"> "Build the pages people actually visit, generate the long tail on demand."</w:t>
       </w:r>
     </w:p>
     <w:p>
@@ -5267,7 +5324,48 @@
       </w:r>
       <w:r>
         <w:rPr/>
-        <w:t xml:space="preserve"> automatically wraps the page in Suspense. For finer control, wrap slow widgets inside the page so the shell renders first:</w:t>
+        <w:t xml:space="preserve"> wraps the page in Suspense; for finer control, wrap slow widgets in </w:t>
+      </w:r>
+      <w:r>
+        <w:rPr>
+          <w:rFonts w:ascii="Courier New" w:hAnsi="Courier New"/>
+          <w:color w:val="B42318"/>
+          <w:sz w:val="20"/>
+        </w:rPr>
+        <w:t>&lt;Suspense&gt;</w:t>
+      </w:r>
+      <w:r>
+        <w:rPr/>
+        <w:t xml:space="preserve"> inside the page.</w:t>
+      </w:r>
+    </w:p>
+    <w:p>
+      <w:r>
+        <w:rPr/>
+      </w:r>
+      <w:r>
+        <w:rPr>
+          <w:b/>
+        </w:rPr>
+        <w:t>Explanation:</w:t>
+      </w:r>
+      <w:r>
+        <w:rPr/>
+        <w:t xml:space="preserve"> The shell renders first and slow parts stream in.</w:t>
+      </w:r>
+    </w:p>
+    <w:p>
+      <w:r>
+        <w:rPr/>
+      </w:r>
+      <w:r>
+        <w:rPr>
+          <w:b/>
+        </w:rPr>
+        <w:t>Example:</w:t>
+      </w:r>
+      <w:r>
+        <w:rPr/>
       </w:r>
     </w:p>
     <w:tbl>
@@ -5310,7 +5408,7 @@
                 <w:rFonts w:ascii="Courier New" w:hAnsi="Courier New" w:eastAsia="Courier New"/>
                 <w:sz w:val="19"/>
               </w:rPr>
-              <w:t>export default function Dashboard() {</w:t>
+              <w:t>&lt;Header /&gt;</w:t>
               <w:br/>
             </w:r>
             <w:r>
@@ -5318,7 +5416,202 @@
                 <w:rFonts w:ascii="Courier New" w:hAnsi="Courier New" w:eastAsia="Courier New"/>
                 <w:sz w:val="19"/>
               </w:rPr>
-              <w:t xml:space="preserve">  return (</w:t>
+              <w:t>&lt;Suspense fallback={&lt;ChartSkeleton /&gt;}&gt;&lt;SlowAnalyticsChart /&gt;&lt;/Suspense&gt;</w:t>
+            </w:r>
+          </w:p>
+        </w:tc>
+      </w:tr>
+    </w:tbl>
+    <w:p>
+      <w:pPr>
+        <w:spacing w:after="40"/>
+      </w:pPr>
+    </w:p>
+    <w:p>
+      <w:r>
+        <w:rPr/>
+      </w:r>
+      <w:r>
+        <w:rPr>
+          <w:b/>
+        </w:rPr>
+        <w:t>Say it like this:</w:t>
+      </w:r>
+      <w:r>
+        <w:rPr/>
+        <w:t xml:space="preserve"> "Slow widgets get their own Suspense boundary, so the rest of the page appears immediately."</w:t>
+      </w:r>
+    </w:p>
+    <w:p>
+      <w:pPr>
+        <w:pBdr>
+          <w:bottom w:val="single" w:sz="6" w:space="1" w:color="BFC7D5"/>
+        </w:pBdr>
+      </w:pPr>
+    </w:p>
+    <w:p>
+      <w:pPr>
+        <w:keepNext/>
+        <w:spacing w:before="200"/>
+      </w:pPr>
+      <w:r>
+        <w:rPr>
+          <w:color w:val="1F3A5F"/>
+          <w:sz w:val="24"/>
+        </w:rPr>
+      </w:r>
+      <w:r>
+        <w:rPr>
+          <w:b/>
+          <w:color w:val="1F3A5F"/>
+          <w:sz w:val="24"/>
+        </w:rPr>
+        <w:t>Q24. How do you handle errors?</w:t>
+      </w:r>
+      <w:r>
+        <w:rPr>
+          <w:color w:val="1F3A5F"/>
+          <w:sz w:val="24"/>
+        </w:rPr>
+      </w:r>
+    </w:p>
+    <w:p>
+      <w:r>
+        <w:rPr/>
+      </w:r>
+      <w:r>
+        <w:rPr>
+          <w:b/>
+        </w:rPr>
+        <w:t>Short answer:</w:t>
+      </w:r>
+      <w:r>
+        <w:rPr/>
+        <w:t xml:space="preserve"> </w:t>
+      </w:r>
+      <w:r>
+        <w:rPr>
+          <w:rFonts w:ascii="Courier New" w:hAnsi="Courier New"/>
+          <w:color w:val="B42318"/>
+          <w:sz w:val="20"/>
+        </w:rPr>
+        <w:t>error.tsx</w:t>
+      </w:r>
+      <w:r>
+        <w:rPr/>
+        <w:t xml:space="preserve"> boundaries with </w:t>
+      </w:r>
+      <w:r>
+        <w:rPr>
+          <w:rFonts w:ascii="Courier New" w:hAnsi="Courier New"/>
+          <w:color w:val="B42318"/>
+          <w:sz w:val="20"/>
+        </w:rPr>
+        <w:t>reset()</w:t>
+      </w:r>
+      <w:r>
+        <w:rPr/>
+        <w:t xml:space="preserve">, </w:t>
+      </w:r>
+      <w:r>
+        <w:rPr>
+          <w:rFonts w:ascii="Courier New" w:hAnsi="Courier New"/>
+          <w:color w:val="B42318"/>
+          <w:sz w:val="20"/>
+        </w:rPr>
+        <w:t>global-error.tsx</w:t>
+      </w:r>
+      <w:r>
+        <w:rPr/>
+        <w:t xml:space="preserve"> for the root, and </w:t>
+      </w:r>
+      <w:r>
+        <w:rPr>
+          <w:rFonts w:ascii="Courier New" w:hAnsi="Courier New"/>
+          <w:color w:val="B42318"/>
+          <w:sz w:val="20"/>
+        </w:rPr>
+        <w:t>notFound()</w:t>
+      </w:r>
+      <w:r>
+        <w:rPr/>
+        <w:t xml:space="preserve"> for 404s.</w:t>
+      </w:r>
+    </w:p>
+    <w:p>
+      <w:r>
+        <w:rPr/>
+      </w:r>
+      <w:r>
+        <w:rPr>
+          <w:b/>
+        </w:rPr>
+        <w:t>Explanation:</w:t>
+      </w:r>
+      <w:r>
+        <w:rPr/>
+        <w:t xml:space="preserve"> Production hides error details; a </w:t>
+      </w:r>
+      <w:r>
+        <w:rPr>
+          <w:rFonts w:ascii="Courier New" w:hAnsi="Courier New"/>
+          <w:color w:val="B42318"/>
+          <w:sz w:val="20"/>
+        </w:rPr>
+        <w:t>digest</w:t>
+      </w:r>
+      <w:r>
+        <w:rPr/>
+        <w:t xml:space="preserve"> links the user-facing error to server logs.</w:t>
+      </w:r>
+    </w:p>
+    <w:p>
+      <w:r>
+        <w:rPr/>
+      </w:r>
+      <w:r>
+        <w:rPr>
+          <w:b/>
+        </w:rPr>
+        <w:t>Example:</w:t>
+      </w:r>
+      <w:r>
+        <w:rPr/>
+      </w:r>
+    </w:p>
+    <w:tbl>
+      <w:tblPr>
+        <w:tblW w:type="auto" w:w="0"/>
+        <w:jc w:val="center"/>
+        <w:tblCellMar>
+          <w:top w:w="141" w:type="dxa"/>
+          <w:left w:w="141" w:type="dxa"/>
+          <w:bottom w:w="141" w:type="dxa"/>
+          <w:right w:w="141" w:type="dxa"/>
+        </w:tblCellMar>
+        <w:tblLook w:firstColumn="1" w:firstRow="1" w:lastColumn="0" w:lastRow="0" w:noHBand="0" w:noVBand="1" w:val="04A0"/>
+      </w:tblPr>
+      <w:tblGrid>
+        <w:gridCol w:w="9972"/>
+      </w:tblGrid>
+      <w:tr>
+        <w:tc>
+          <w:tcPr>
+            <w:tcW w:type="dxa" w:w="9972"/>
+            <w:shd w:val="clear" w:color="auto" w:fill="F3F4F6"/>
+          </w:tcPr>
+          <w:p>
+            <w:pPr>
+              <w:spacing w:after="0" w:line="240" w:lineRule="auto"/>
+            </w:pPr>
+            <w:r>
+              <w:rPr>
+                <w:rFonts w:ascii="Arial" w:hAnsi="Arial"/>
+                <w:b/>
+                <w:color w:val="6B7280"/>
+                <w:sz w:val="16"/>
+              </w:rPr>
+              <w:t>TSX</w:t>
               <w:br/>
             </w:r>
             <w:r>
@@ -5326,7 +5619,7 @@
                 <w:rFonts w:ascii="Courier New" w:hAnsi="Courier New" w:eastAsia="Courier New"/>
                 <w:sz w:val="19"/>
               </w:rPr>
-              <w:t xml:space="preserve">    &lt;&gt;</w:t>
+              <w:t>'use client';</w:t>
               <w:br/>
             </w:r>
             <w:r>
@@ -5334,7 +5627,7 @@
                 <w:rFonts w:ascii="Courier New" w:hAnsi="Courier New" w:eastAsia="Courier New"/>
                 <w:sz w:val="19"/>
               </w:rPr>
-              <w:t xml:space="preserve">      &lt;Header /&gt;                                           {/* instant */}</w:t>
+              <w:t>export default function Error({ reset }: { reset: () =&gt; void }) {</w:t>
               <w:br/>
             </w:r>
             <w:r>
@@ -5342,39 +5635,7 @@
                 <w:rFonts w:ascii="Courier New" w:hAnsi="Courier New" w:eastAsia="Courier New"/>
                 <w:sz w:val="19"/>
               </w:rPr>
-              <w:t xml:space="preserve">      &lt;Suspense fallback={&lt;ChartSkeleton /&gt;}&gt;</w:t>
-              <w:br/>
-            </w:r>
-            <w:r>
-              <w:rPr>
-                <w:rFonts w:ascii="Courier New" w:hAnsi="Courier New" w:eastAsia="Courier New"/>
-                <w:sz w:val="19"/>
-              </w:rPr>
-              <w:t xml:space="preserve">        &lt;SlowAnalyticsChart /&gt;                             {/* streams in later */}</w:t>
-              <w:br/>
-            </w:r>
-            <w:r>
-              <w:rPr>
-                <w:rFonts w:ascii="Courier New" w:hAnsi="Courier New" w:eastAsia="Courier New"/>
-                <w:sz w:val="19"/>
-              </w:rPr>
-              <w:t xml:space="preserve">      &lt;/Suspense&gt;</w:t>
-              <w:br/>
-            </w:r>
-            <w:r>
-              <w:rPr>
-                <w:rFonts w:ascii="Courier New" w:hAnsi="Courier New" w:eastAsia="Courier New"/>
-                <w:sz w:val="19"/>
-              </w:rPr>
-              <w:t xml:space="preserve">    &lt;/&gt;</w:t>
-              <w:br/>
-            </w:r>
-            <w:r>
-              <w:rPr>
-                <w:rFonts w:ascii="Courier New" w:hAnsi="Courier New" w:eastAsia="Courier New"/>
-                <w:sz w:val="19"/>
-              </w:rPr>
-              <w:t xml:space="preserve">  );</w:t>
+              <w:t xml:space="preserve">  return &lt;div role="alert"&gt;Couldn't load calls. &lt;button onClick={reset}&gt;Retry&lt;/button&gt;&lt;/div&gt;;</w:t>
               <w:br/>
             </w:r>
             <w:r>
@@ -5394,6 +5655,21 @@
       </w:pPr>
     </w:p>
     <w:p>
+      <w:r>
+        <w:rPr/>
+      </w:r>
+      <w:r>
+        <w:rPr>
+          <w:b/>
+        </w:rPr>
+        <w:t>Say it like this:</w:t>
+      </w:r>
+      <w:r>
+        <w:rPr/>
+        <w:t xml:space="preserve"> "Each segment can have its own error boundary with a retry, and the digest connects it to our logs."</w:t>
+      </w:r>
+    </w:p>
+    <w:p>
       <w:pPr>
         <w:pBdr>
           <w:bottom w:val="single" w:sz="6" w:space="1" w:color="BFC7D5"/>
@@ -5417,7 +5693,7 @@
           <w:color w:val="1F3A5F"/>
           <w:sz w:val="24"/>
         </w:rPr>
-        <w:t>Q24. How do you handle errors?</w:t>
+        <w:t>Q25. What are Route Handlers?</w:t>
       </w:r>
       <w:r>
         <w:rPr>
@@ -5438,7 +5714,7 @@
       </w:r>
       <w:r>
         <w:rPr/>
-        <w:t xml:space="preserve"> </w:t>
+        <w:t xml:space="preserve"> API endpoints in </w:t>
       </w:r>
       <w:r>
         <w:rPr>
@@ -5446,104 +5722,40 @@
           <w:color w:val="B42318"/>
           <w:sz w:val="20"/>
         </w:rPr>
-        <w:t>error.tsx</w:t>
-      </w:r>
-      <w:r>
-        <w:rPr/>
-        <w:t xml:space="preserve"> is a client-component error boundary with a </w:t>
-      </w:r>
-      <w:r>
-        <w:rPr>
-          <w:rFonts w:ascii="Courier New" w:hAnsi="Courier New"/>
-          <w:color w:val="B42318"/>
-          <w:sz w:val="20"/>
-        </w:rPr>
-        <w:t>reset()</w:t>
-      </w:r>
-      <w:r>
-        <w:rPr/>
-        <w:t xml:space="preserve"> function to retry. </w:t>
-      </w:r>
-      <w:r>
-        <w:rPr>
-          <w:rFonts w:ascii="Courier New" w:hAnsi="Courier New"/>
-          <w:color w:val="B42318"/>
-          <w:sz w:val="20"/>
-        </w:rPr>
-        <w:t>global-error.tsx</w:t>
-      </w:r>
-      <w:r>
-        <w:rPr/>
-        <w:t xml:space="preserve"> covers the root layout, and calling </w:t>
-      </w:r>
-      <w:r>
-        <w:rPr>
-          <w:rFonts w:ascii="Courier New" w:hAnsi="Courier New"/>
-          <w:color w:val="B42318"/>
-          <w:sz w:val="20"/>
-        </w:rPr>
-        <w:t>notFound()</w:t>
-      </w:r>
-      <w:r>
-        <w:rPr/>
-        <w:t xml:space="preserve"> renders </w:t>
-      </w:r>
-      <w:r>
-        <w:rPr>
-          <w:rFonts w:ascii="Courier New" w:hAnsi="Courier New"/>
-          <w:color w:val="B42318"/>
-          <w:sz w:val="20"/>
-        </w:rPr>
-        <w:t>not-found.tsx</w:t>
-      </w:r>
-      <w:r>
-        <w:rPr/>
-        <w:t xml:space="preserve">. In production, error details are hidden from users. A </w:t>
-      </w:r>
-      <w:r>
-        <w:rPr>
-          <w:rFonts w:ascii="Courier New" w:hAnsi="Courier New"/>
-          <w:color w:val="B42318"/>
-          <w:sz w:val="20"/>
-        </w:rPr>
-        <w:t>digest</w:t>
-      </w:r>
-      <w:r>
-        <w:rPr/>
-        <w:t xml:space="preserve"> ID lets you match the error to the server logs.</w:t>
-      </w:r>
-    </w:p>
-    <w:p>
-      <w:pPr>
-        <w:pBdr>
-          <w:bottom w:val="single" w:sz="6" w:space="1" w:color="BFC7D5"/>
-        </w:pBdr>
-      </w:pPr>
-    </w:p>
-    <w:p>
-      <w:pPr>
-        <w:keepNext/>
-        <w:spacing w:before="200"/>
-      </w:pPr>
-      <w:r>
-        <w:rPr>
-          <w:color w:val="1F3A5F"/>
-          <w:sz w:val="24"/>
-        </w:rPr>
+        <w:t>route.ts</w:t>
+      </w:r>
+      <w:r>
+        <w:rPr/>
+        <w:t xml:space="preserve"> files exporting HTTP method functions.</w:t>
+      </w:r>
+    </w:p>
+    <w:p>
+      <w:r>
+        <w:rPr/>
       </w:r>
       <w:r>
         <w:rPr>
           <w:b/>
-          <w:color w:val="1F3A5F"/>
-          <w:sz w:val="24"/>
-        </w:rPr>
-        <w:t>Q25. What are Route Handlers?</w:t>
-      </w:r>
-      <w:r>
-        <w:rPr>
-          <w:color w:val="1F3A5F"/>
-          <w:sz w:val="24"/>
-        </w:rPr>
+        </w:rPr>
+        <w:t>Explanation:</w:t>
+      </w:r>
+      <w:r>
+        <w:rPr/>
+        <w:t xml:space="preserve"> Use them for webhooks, BFF endpoints, callbacks and streaming; always authenticate and validate.</w:t>
+      </w:r>
+    </w:p>
+    <w:p>
+      <w:r>
+        <w:rPr/>
+      </w:r>
+      <w:r>
+        <w:rPr>
+          <w:b/>
+        </w:rPr>
+        <w:t>Example:</w:t>
+      </w:r>
+      <w:r>
+        <w:rPr/>
       </w:r>
     </w:p>
     <w:tbl>
@@ -5586,15 +5798,7 @@
                 <w:rFonts w:ascii="Courier New" w:hAnsi="Courier New" w:eastAsia="Courier New"/>
                 <w:sz w:val="19"/>
               </w:rPr>
-              <w:t>// app/api/calls/route.ts</w:t>
-              <w:br/>
-            </w:r>
-            <w:r>
-              <w:rPr>
-                <w:rFonts w:ascii="Courier New" w:hAnsi="Courier New" w:eastAsia="Courier New"/>
-                <w:sz w:val="19"/>
-              </w:rPr>
-              <w:t>export async function GET(req: Request) {</w:t>
+              <w:t>export async function GET() {</w:t>
               <w:br/>
             </w:r>
             <w:r>
@@ -5627,45 +5831,6 @@
                 <w:sz w:val="19"/>
               </w:rPr>
               <w:t>}</w:t>
-              <w:br/>
-            </w:r>
-            <w:r>
-              <w:rPr>
-                <w:rFonts w:ascii="Courier New" w:hAnsi="Courier New" w:eastAsia="Courier New"/>
-                <w:sz w:val="19"/>
-              </w:rPr>
-              <w:br/>
-            </w:r>
-            <w:r>
-              <w:rPr>
-                <w:rFonts w:ascii="Courier New" w:hAnsi="Courier New" w:eastAsia="Courier New"/>
-                <w:sz w:val="19"/>
-              </w:rPr>
-              <w:t>export async function POST(req: Request) {</w:t>
-              <w:br/>
-            </w:r>
-            <w:r>
-              <w:rPr>
-                <w:rFonts w:ascii="Courier New" w:hAnsi="Courier New" w:eastAsia="Courier New"/>
-                <w:sz w:val="19"/>
-              </w:rPr>
-              <w:t xml:space="preserve">  const body = CallSchema.parse(await req.json());     // validate</w:t>
-              <w:br/>
-            </w:r>
-            <w:r>
-              <w:rPr>
-                <w:rFonts w:ascii="Courier New" w:hAnsi="Courier New" w:eastAsia="Courier New"/>
-                <w:sz w:val="19"/>
-              </w:rPr>
-              <w:t xml:space="preserve">  // authorize + create</w:t>
-              <w:br/>
-            </w:r>
-            <w:r>
-              <w:rPr>
-                <w:rFonts w:ascii="Courier New" w:hAnsi="Courier New" w:eastAsia="Courier New"/>
-                <w:sz w:val="19"/>
-              </w:rPr>
-              <w:t>}</w:t>
             </w:r>
           </w:p>
         </w:tc>
@@ -5684,11 +5849,11 @@
         <w:rPr>
           <w:b/>
         </w:rPr>
-        <w:t>Short answer:</w:t>
-      </w:r>
-      <w:r>
-        <w:rPr/>
-        <w:t xml:space="preserve"> API endpoints inside the app. Use them for webhooks, backend-for-frontend endpoints, third-party callbacks and streaming responses.</w:t>
+        <w:t>Say it like this:</w:t>
+      </w:r>
+      <w:r>
+        <w:rPr/>
+        <w:t xml:space="preserve"> "Route handlers are my BFF endpoints and webhook receivers, with auth checks on each."</w:t>
       </w:r>
     </w:p>
     <w:p>
@@ -5722,6 +5887,50 @@
           <w:color w:val="1F3A5F"/>
           <w:sz w:val="24"/>
         </w:rPr>
+      </w:r>
+    </w:p>
+    <w:p>
+      <w:r>
+        <w:rPr/>
+      </w:r>
+      <w:r>
+        <w:rPr>
+          <w:b/>
+        </w:rPr>
+        <w:t>Short answer:</w:t>
+      </w:r>
+      <w:r>
+        <w:rPr/>
+        <w:t xml:space="preserve"> Server functions callable from forms or client code without writing an API route.</w:t>
+      </w:r>
+    </w:p>
+    <w:p>
+      <w:r>
+        <w:rPr/>
+      </w:r>
+      <w:r>
+        <w:rPr>
+          <w:b/>
+        </w:rPr>
+        <w:t>Explanation:</w:t>
+      </w:r>
+      <w:r>
+        <w:rPr/>
+        <w:t xml:space="preserve"> Each action is a public HTTP endpoint, so always check auth, permissions and validate input inside it.</w:t>
+      </w:r>
+    </w:p>
+    <w:p>
+      <w:r>
+        <w:rPr/>
+      </w:r>
+      <w:r>
+        <w:rPr>
+          <w:b/>
+        </w:rPr>
+        <w:t>Example:</w:t>
+      </w:r>
+      <w:r>
+        <w:rPr/>
       </w:r>
     </w:p>
     <w:tbl>
@@ -5788,15 +5997,7 @@
                 <w:rFonts w:ascii="Courier New" w:hAnsi="Courier New" w:eastAsia="Courier New"/>
                 <w:sz w:val="19"/>
               </w:rPr>
-              <w:t xml:space="preserve">  if (!session) throw new Error('Unauthorized');</w:t>
-              <w:br/>
-            </w:r>
-            <w:r>
-              <w:rPr>
-                <w:rFonts w:ascii="Courier New" w:hAnsi="Courier New" w:eastAsia="Courier New"/>
-                <w:sz w:val="19"/>
-              </w:rPr>
-              <w:t xml:space="preserve">  if (!session.permissions.includes('calls:score')) throw new Error('Forbidden');</w:t>
+              <w:t xml:space="preserve">  if (!session?.permissions.includes('calls:score')) throw new Error('Forbidden');</w:t>
               <w:br/>
             </w:r>
             <w:r>
@@ -5829,29 +6030,6 @@
                 <w:sz w:val="19"/>
               </w:rPr>
               <w:t>}</w:t>
-              <w:br/>
-            </w:r>
-            <w:r>
-              <w:rPr>
-                <w:rFonts w:ascii="Courier New" w:hAnsi="Courier New" w:eastAsia="Courier New"/>
-                <w:sz w:val="19"/>
-              </w:rPr>
-              <w:br/>
-            </w:r>
-            <w:r>
-              <w:rPr>
-                <w:rFonts w:ascii="Courier New" w:hAnsi="Courier New" w:eastAsia="Courier New"/>
-                <w:sz w:val="19"/>
-              </w:rPr>
-              <w:t>// usage in a component:</w:t>
-              <w:br/>
-            </w:r>
-            <w:r>
-              <w:rPr>
-                <w:rFonts w:ascii="Courier New" w:hAnsi="Courier New" w:eastAsia="Courier New"/>
-                <w:sz w:val="19"/>
-              </w:rPr>
-              <w:t>&lt;form action={submitScore}&gt;…&lt;/form&gt;</w:t>
             </w:r>
           </w:p>
         </w:tc>
@@ -5870,61 +6048,11 @@
         <w:rPr>
           <w:b/>
         </w:rPr>
-        <w:t>Short answer:</w:t>
-      </w:r>
-      <w:r>
-        <w:rPr/>
-        <w:t xml:space="preserve"> Server-side functions you can call directly from forms or client code, with no API route to write.</w:t>
-      </w:r>
-    </w:p>
-    <w:p>
-      <w:r>
-        <w:rPr/>
-      </w:r>
-      <w:r>
-        <w:rPr>
-          <w:b/>
-        </w:rPr>
-        <w:t>Critical point:</w:t>
-      </w:r>
-      <w:r>
-        <w:rPr/>
-        <w:t xml:space="preserve"> each Server Action is a </w:t>
-      </w:r>
-      <w:r>
-        <w:rPr>
-          <w:b/>
-        </w:rPr>
-        <w:t>public HTTP endpoint</w:t>
-      </w:r>
-      <w:r>
-        <w:rPr/>
-        <w:t xml:space="preserve">. Always validate the input and check authorisation </w:t>
-      </w:r>
-      <w:r>
-        <w:rPr>
-          <w:i/>
-        </w:rPr>
-        <w:t>inside</w:t>
-      </w:r>
-      <w:r>
-        <w:rPr/>
-        <w:t xml:space="preserve"> the action.</w:t>
-      </w:r>
-    </w:p>
-    <w:p>
-      <w:r>
-        <w:rPr/>
-      </w:r>
-      <w:r>
-        <w:rPr>
-          <w:b/>
-        </w:rPr>
         <w:t>Say it like this:</w:t>
       </w:r>
       <w:r>
         <w:rPr/>
-        <w:t xml:space="preserve"> "Server Actions feel like calling a function, but under the hood they're POST endpoints anyone can call. Every action starts with an auth check, a permission check and Zod validation."</w:t>
+        <w:t xml:space="preserve"> "Server Actions feel like function calls but are POST endpoints anyone can hit, so each starts with auth, permissions and Zod."</w:t>
       </w:r>
     </w:p>
     <w:p>
@@ -5972,17 +6100,36 @@
       </w:r>
       <w:r>
         <w:rPr/>
-        <w:t xml:space="preserve"> Code that runs </w:t>
+        <w:t xml:space="preserve"> Code that runs before routing, for auth redirects, locale detection, tenant rewrites, A/B cookies and headers.</w:t>
+      </w:r>
+    </w:p>
+    <w:p>
+      <w:r>
+        <w:rPr/>
       </w:r>
       <w:r>
         <w:rPr>
           <w:b/>
         </w:rPr>
-        <w:t>before</w:t>
-      </w:r>
-      <w:r>
-        <w:rPr/>
-        <w:t xml:space="preserve"> a request is routed. Use it for auth redirects, locale detection, tenant rewrites by hostname, A/B test cookies and headers. Keep it fast and don't fetch heavy data there. Still authorise inside pages and actions, because a misconfigured matcher can let requests skip middleware.</w:t>
+        <w:t>Explanation:</w:t>
+      </w:r>
+      <w:r>
+        <w:rPr/>
+        <w:t xml:space="preserve"> Keep it fast, and still authorise in pages and actions, because a misconfigured matcher can skip it.</w:t>
+      </w:r>
+    </w:p>
+    <w:p>
+      <w:r>
+        <w:rPr/>
+      </w:r>
+      <w:r>
+        <w:rPr>
+          <w:b/>
+        </w:rPr>
+        <w:t>Example:</w:t>
+      </w:r>
+      <w:r>
+        <w:rPr/>
       </w:r>
     </w:p>
     <w:tbl>
@@ -6061,6 +6208,21 @@
       </w:pPr>
     </w:p>
     <w:p>
+      <w:r>
+        <w:rPr/>
+      </w:r>
+      <w:r>
+        <w:rPr>
+          <w:b/>
+        </w:rPr>
+        <w:t>Say it like this:</w:t>
+      </w:r>
+      <w:r>
+        <w:rPr/>
+        <w:t xml:space="preserve"> "Middleware handles redirects and rewrites, but real authorisation still happens where data is accessed."</w:t>
+      </w:r>
+    </w:p>
+    <w:p>
       <w:pPr>
         <w:pBdr>
           <w:bottom w:val="single" w:sz="6" w:space="1" w:color="BFC7D5"/>
@@ -6105,27 +6267,37 @@
       </w:r>
       <w:r>
         <w:rPr/>
-        <w:t xml:space="preserve"> A </w:t>
+        <w:t xml:space="preserve"> A redirect changes the browser URL; a rewrite serves a different path while keeping the URL.</w:t>
+      </w:r>
+    </w:p>
+    <w:p>
+      <w:r>
+        <w:rPr/>
       </w:r>
       <w:r>
         <w:rPr>
           <w:b/>
         </w:rPr>
-        <w:t>redirect</w:t>
-      </w:r>
-      <w:r>
-        <w:rPr/>
-        <w:t xml:space="preserve"> changes the URL in the browser (301/308 permanent, 302/307 temporary). A </w:t>
+        <w:t>Explanation:</w:t>
+      </w:r>
+      <w:r>
+        <w:rPr/>
+        <w:t xml:space="preserve"> Rewrites suit API proxies and tenant subdomains; redirects suit moved pages and auth flows.</w:t>
+      </w:r>
+    </w:p>
+    <w:p>
+      <w:r>
+        <w:rPr/>
       </w:r>
       <w:r>
         <w:rPr>
           <w:b/>
         </w:rPr>
-        <w:t>rewrite</w:t>
-      </w:r>
-      <w:r>
-        <w:rPr/>
-        <w:t xml:space="preserve"> serves a different path while keeping the URL the user sees. Use rewrites to proxy APIs or to map </w:t>
+        <w:t>Example:</w:t>
+      </w:r>
+      <w:r>
+        <w:rPr/>
+        <w:t xml:space="preserve"> </w:t>
       </w:r>
       <w:r>
         <w:rPr>
@@ -6133,11 +6305,11 @@
           <w:color w:val="B42318"/>
           <w:sz w:val="20"/>
         </w:rPr>
-        <w:t>acme.app.com</w:t>
-      </w:r>
-      <w:r>
-        <w:rPr/>
-        <w:t xml:space="preserve"> to </w:t>
+        <w:t>acme.app.com/calls</w:t>
+      </w:r>
+      <w:r>
+        <w:rPr/>
+        <w:t xml:space="preserve"> rewrites internally to </w:t>
       </w:r>
       <w:r>
         <w:rPr>
@@ -6145,11 +6317,26 @@
           <w:color w:val="B42318"/>
           <w:sz w:val="20"/>
         </w:rPr>
-        <w:t>/tenants/acme</w:t>
+        <w:t>/tenants/acme/calls</w:t>
       </w:r>
       <w:r>
         <w:rPr/>
         <w:t>.</w:t>
+      </w:r>
+    </w:p>
+    <w:p>
+      <w:r>
+        <w:rPr/>
+      </w:r>
+      <w:r>
+        <w:rPr>
+          <w:b/>
+        </w:rPr>
+        <w:t>Say it like this:</w:t>
+      </w:r>
+      <w:r>
+        <w:rPr/>
+        <w:t xml:space="preserve"> "Redirects change what users see in the address bar; rewrites change what the server serves behind it."</w:t>
       </w:r>
     </w:p>
     <w:p>
@@ -6233,7 +6420,7 @@
       </w:r>
       <w:r>
         <w:rPr/>
-        <w:t xml:space="preserve"> (wrap it in a Suspense boundary for static rendering), </w:t>
+        <w:t xml:space="preserve">, </w:t>
       </w:r>
       <w:r>
         <w:rPr>
@@ -6258,6 +6445,121 @@
       <w:r>
         <w:rPr/>
         <w:t>.</w:t>
+      </w:r>
+    </w:p>
+    <w:p>
+      <w:r>
+        <w:rPr/>
+      </w:r>
+      <w:r>
+        <w:rPr>
+          <w:b/>
+        </w:rPr>
+        <w:t>Explanation:</w:t>
+      </w:r>
+      <w:r>
+        <w:rPr/>
+        <w:t xml:space="preserve"> </w:t>
+      </w:r>
+      <w:r>
+        <w:rPr>
+          <w:rFonts w:ascii="Courier New" w:hAnsi="Courier New"/>
+          <w:color w:val="B42318"/>
+          <w:sz w:val="20"/>
+        </w:rPr>
+        <w:t>useSearchParams</w:t>
+      </w:r>
+      <w:r>
+        <w:rPr/>
+        <w:t xml:space="preserve"> needs a Suspense boundary in statically rendered routes.</w:t>
+      </w:r>
+    </w:p>
+    <w:p>
+      <w:r>
+        <w:rPr/>
+      </w:r>
+      <w:r>
+        <w:rPr>
+          <w:b/>
+        </w:rPr>
+        <w:t>Example:</w:t>
+      </w:r>
+      <w:r>
+        <w:rPr/>
+      </w:r>
+    </w:p>
+    <w:tbl>
+      <w:tblPr>
+        <w:tblW w:type="auto" w:w="0"/>
+        <w:jc w:val="center"/>
+        <w:tblCellMar>
+          <w:top w:w="141" w:type="dxa"/>
+          <w:left w:w="141" w:type="dxa"/>
+          <w:bottom w:w="141" w:type="dxa"/>
+          <w:right w:w="141" w:type="dxa"/>
+        </w:tblCellMar>
+        <w:tblLook w:firstColumn="1" w:firstRow="1" w:lastColumn="0" w:lastRow="0" w:noHBand="0" w:noVBand="1" w:val="04A0"/>
+      </w:tblPr>
+      <w:tblGrid>
+        <w:gridCol w:w="9972"/>
+      </w:tblGrid>
+      <w:tr>
+        <w:tc>
+          <w:tcPr>
+            <w:tcW w:type="dxa" w:w="9972"/>
+            <w:shd w:val="clear" w:color="auto" w:fill="F3F4F6"/>
+          </w:tcPr>
+          <w:p>
+            <w:pPr>
+              <w:spacing w:after="0" w:line="240" w:lineRule="auto"/>
+            </w:pPr>
+            <w:r>
+              <w:rPr>
+                <w:rFonts w:ascii="Arial" w:hAnsi="Arial"/>
+                <w:b/>
+                <w:color w:val="6B7280"/>
+                <w:sz w:val="16"/>
+              </w:rPr>
+              <w:t>TSX</w:t>
+              <w:br/>
+            </w:r>
+            <w:r>
+              <w:rPr>
+                <w:rFonts w:ascii="Courier New" w:hAnsi="Courier New" w:eastAsia="Courier New"/>
+                <w:sz w:val="19"/>
+              </w:rPr>
+              <w:t>const pathname = usePathname();</w:t>
+              <w:br/>
+            </w:r>
+            <w:r>
+              <w:rPr>
+                <w:rFonts w:ascii="Courier New" w:hAnsi="Courier New" w:eastAsia="Courier New"/>
+                <w:sz w:val="19"/>
+              </w:rPr>
+              <w:t>&lt;Link className={pathname.startsWith('/calls') ? 'active' : ''} href="/calls"&gt;Calls&lt;/Link&gt;</w:t>
+            </w:r>
+          </w:p>
+        </w:tc>
+      </w:tr>
+    </w:tbl>
+    <w:p>
+      <w:pPr>
+        <w:spacing w:after="40"/>
+      </w:pPr>
+    </w:p>
+    <w:p>
+      <w:r>
+        <w:rPr/>
+      </w:r>
+      <w:r>
+        <w:rPr>
+          <w:b/>
+        </w:rPr>
+        <w:t>Say it like this:</w:t>
+      </w:r>
+      <w:r>
+        <w:rPr/>
+        <w:t xml:space="preserve"> "Navigation hooks are client-only, so active-link highlighting lives in a small client component."</w:t>
       </w:r>
     </w:p>
     <w:p>
@@ -6305,17 +6607,22 @@
       </w:r>
       <w:r>
         <w:rPr/>
-        <w:t xml:space="preserve"> A layout's state and DOM </w:t>
+        <w:t xml:space="preserve"> A layout's state and DOM persist across navigation between its children, and it doesn't re-render.</w:t>
+      </w:r>
+    </w:p>
+    <w:p>
+      <w:r>
+        <w:rPr/>
       </w:r>
       <w:r>
         <w:rPr>
           <w:b/>
         </w:rPr>
-        <w:t>persist</w:t>
-      </w:r>
-      <w:r>
-        <w:rPr/>
-        <w:t xml:space="preserve"> when you navigate between its child routes, and the layout doesn't re-render. So a server layout can't know the current pathname. To highlight the active nav item, use a small client component with </w:t>
+        <w:t>Explanation:</w:t>
+      </w:r>
+      <w:r>
+        <w:rPr/>
+        <w:t xml:space="preserve"> So a server layout can't know the current path; use a client component with </w:t>
       </w:r>
       <w:r>
         <w:rPr>
@@ -6327,7 +6634,61 @@
       </w:r>
       <w:r>
         <w:rPr/>
+        <w:t xml:space="preserve"> for active nav.</w:t>
+      </w:r>
+    </w:p>
+    <w:p>
+      <w:r>
+        <w:rPr/>
+      </w:r>
+      <w:r>
+        <w:rPr>
+          <w:b/>
+        </w:rPr>
+        <w:t>Example:</w:t>
+      </w:r>
+      <w:r>
+        <w:rPr/>
+        <w:t xml:space="preserve"> The sidebar's collapsed state survives moving between </w:t>
+      </w:r>
+      <w:r>
+        <w:rPr>
+          <w:rFonts w:ascii="Courier New" w:hAnsi="Courier New"/>
+          <w:color w:val="B42318"/>
+          <w:sz w:val="20"/>
+        </w:rPr>
+        <w:t>/calls</w:t>
+      </w:r>
+      <w:r>
+        <w:rPr/>
+        <w:t xml:space="preserve"> and </w:t>
+      </w:r>
+      <w:r>
+        <w:rPr>
+          <w:rFonts w:ascii="Courier New" w:hAnsi="Courier New"/>
+          <w:color w:val="B42318"/>
+          <w:sz w:val="20"/>
+        </w:rPr>
+        <w:t>/calls/123</w:t>
+      </w:r>
+      <w:r>
+        <w:rPr/>
         <w:t>.</w:t>
+      </w:r>
+    </w:p>
+    <w:p>
+      <w:r>
+        <w:rPr/>
+      </w:r>
+      <w:r>
+        <w:rPr>
+          <w:b/>
+        </w:rPr>
+        <w:t>Say it like this:</w:t>
+      </w:r>
+      <w:r>
+        <w:rPr/>
+        <w:t xml:space="preserve"> "Layouts are persistent shells, which is great for sidebars and players that shouldn't reset."</w:t>
       </w:r>
     </w:p>
     <w:p>
@@ -6375,7 +6736,7 @@
       </w:r>
       <w:r>
         <w:rPr/>
-        <w:t xml:space="preserve"> The server or identity provider issues a session cookie (HttpOnly, Secure, SameSite). Read it in Server Components with </w:t>
+        <w:t xml:space="preserve"> A server-issued HttpOnly session cookie, read with </w:t>
       </w:r>
       <w:r>
         <w:rPr>
@@ -6387,7 +6748,64 @@
       </w:r>
       <w:r>
         <w:rPr/>
-        <w:t>, use middleware for redirects, and check authorisation in every Server Action, route handler and data function. Libraries include Auth.js, Clerk, or a custom OIDC setup.</w:t>
+        <w:t>, middleware for redirects, and authorisation in every action, handler and data function.</w:t>
+      </w:r>
+    </w:p>
+    <w:p>
+      <w:r>
+        <w:rPr/>
+      </w:r>
+      <w:r>
+        <w:rPr>
+          <w:b/>
+        </w:rPr>
+        <w:t>Explanation:</w:t>
+      </w:r>
+      <w:r>
+        <w:rPr/>
+        <w:t xml:space="preserve"> Libraries include Auth.js, Clerk or custom OIDC.</w:t>
+      </w:r>
+    </w:p>
+    <w:p>
+      <w:r>
+        <w:rPr/>
+      </w:r>
+      <w:r>
+        <w:rPr>
+          <w:b/>
+        </w:rPr>
+        <w:t>Example:</w:t>
+      </w:r>
+      <w:r>
+        <w:rPr/>
+        <w:t xml:space="preserve"> </w:t>
+      </w:r>
+      <w:r>
+        <w:rPr>
+          <w:rFonts w:ascii="Courier New" w:hAnsi="Courier New"/>
+          <w:color w:val="B42318"/>
+          <w:sz w:val="20"/>
+        </w:rPr>
+        <w:t>const session = await auth()</w:t>
+      </w:r>
+      <w:r>
+        <w:rPr/>
+        <w:t xml:space="preserve"> at the top of every Server Action and data function.</w:t>
+      </w:r>
+    </w:p>
+    <w:p>
+      <w:r>
+        <w:rPr/>
+      </w:r>
+      <w:r>
+        <w:rPr>
+          <w:b/>
+        </w:rPr>
+        <w:t>Say it like this:</w:t>
+      </w:r>
+      <w:r>
+        <w:rPr/>
+        <w:t xml:space="preserve"> "Auth is checked where data is touched, not just in middleware."</w:t>
       </w:r>
     </w:p>
     <w:p>
@@ -6435,7 +6853,7 @@
       </w:r>
       <w:r>
         <w:rPr/>
-        <w:t xml:space="preserve"> List allowed remote hosts in </w:t>
+        <w:t xml:space="preserve"> Allow remote hosts with </w:t>
       </w:r>
       <w:r>
         <w:rPr>
@@ -6459,7 +6877,114 @@
       </w:r>
       <w:r>
         <w:rPr/>
-        <w:t xml:space="preserve"> for responsive images, and use a custom loader if images come from your own CDN.</w:t>
+        <w:t>, and use a custom loader for your own CDN.</w:t>
+      </w:r>
+    </w:p>
+    <w:p>
+      <w:r>
+        <w:rPr/>
+      </w:r>
+      <w:r>
+        <w:rPr>
+          <w:b/>
+        </w:rPr>
+        <w:t>Explanation:</w:t>
+      </w:r>
+      <w:r>
+        <w:rPr/>
+        <w:t xml:space="preserve"> Without allowlisting, external images aren't optimised, which also prevents abuse of your optimiser.</w:t>
+      </w:r>
+    </w:p>
+    <w:p>
+      <w:r>
+        <w:rPr/>
+      </w:r>
+      <w:r>
+        <w:rPr>
+          <w:b/>
+        </w:rPr>
+        <w:t>Example:</w:t>
+      </w:r>
+      <w:r>
+        <w:rPr/>
+      </w:r>
+    </w:p>
+    <w:tbl>
+      <w:tblPr>
+        <w:tblW w:type="auto" w:w="0"/>
+        <w:jc w:val="center"/>
+        <w:tblCellMar>
+          <w:top w:w="141" w:type="dxa"/>
+          <w:left w:w="141" w:type="dxa"/>
+          <w:bottom w:w="141" w:type="dxa"/>
+          <w:right w:w="141" w:type="dxa"/>
+        </w:tblCellMar>
+        <w:tblLook w:firstColumn="1" w:firstRow="1" w:lastColumn="0" w:lastRow="0" w:noHBand="0" w:noVBand="1" w:val="04A0"/>
+      </w:tblPr>
+      <w:tblGrid>
+        <w:gridCol w:w="9972"/>
+      </w:tblGrid>
+      <w:tr>
+        <w:tc>
+          <w:tcPr>
+            <w:tcW w:type="dxa" w:w="9972"/>
+            <w:shd w:val="clear" w:color="auto" w:fill="F3F4F6"/>
+          </w:tcPr>
+          <w:p>
+            <w:pPr>
+              <w:spacing w:after="0" w:line="240" w:lineRule="auto"/>
+            </w:pPr>
+            <w:r>
+              <w:rPr>
+                <w:rFonts w:ascii="Arial" w:hAnsi="Arial"/>
+                <w:b/>
+                <w:color w:val="6B7280"/>
+                <w:sz w:val="16"/>
+              </w:rPr>
+              <w:t>TS</w:t>
+              <w:br/>
+            </w:r>
+            <w:r>
+              <w:rPr>
+                <w:rFonts w:ascii="Courier New" w:hAnsi="Courier New" w:eastAsia="Courier New"/>
+                <w:sz w:val="19"/>
+              </w:rPr>
+              <w:t>images: { remotePatterns: [{ protocol: 'https', hostname: 'cdn.bpobox.com' }] }</w:t>
+            </w:r>
+          </w:p>
+        </w:tc>
+      </w:tr>
+    </w:tbl>
+    <w:p>
+      <w:pPr>
+        <w:spacing w:after="40"/>
+      </w:pPr>
+    </w:p>
+    <w:p>
+      <w:r>
+        <w:rPr/>
+      </w:r>
+      <w:r>
+        <w:rPr>
+          <w:b/>
+        </w:rPr>
+        <w:t>Say it like this:</w:t>
+      </w:r>
+      <w:r>
+        <w:rPr/>
+        <w:t xml:space="preserve"> "Remote images are allowlisted, and responsive </w:t>
+      </w:r>
+      <w:r>
+        <w:rPr>
+          <w:rFonts w:ascii="Courier New" w:hAnsi="Courier New"/>
+          <w:color w:val="B42318"/>
+          <w:sz w:val="20"/>
+        </w:rPr>
+        <w:t>sizes</w:t>
+      </w:r>
+      <w:r>
+        <w:rPr/>
+        <w:t xml:space="preserve"> stop phones downloading desktop images."</w:t>
       </w:r>
     </w:p>
     <w:p>
@@ -6493,6 +7018,98 @@
           <w:color w:val="1F3A5F"/>
           <w:sz w:val="24"/>
         </w:rPr>
+      </w:r>
+    </w:p>
+    <w:p>
+      <w:r>
+        <w:rPr/>
+      </w:r>
+      <w:r>
+        <w:rPr>
+          <w:b/>
+        </w:rPr>
+        <w:t>Short answer:</w:t>
+      </w:r>
+      <w:r>
+        <w:rPr/>
+        <w:t xml:space="preserve"> </w:t>
+      </w:r>
+      <w:r>
+        <w:rPr>
+          <w:rFonts w:ascii="Courier New" w:hAnsi="Courier New"/>
+          <w:color w:val="B42318"/>
+          <w:sz w:val="20"/>
+        </w:rPr>
+        <w:t>next/script</w:t>
+      </w:r>
+      <w:r>
+        <w:rPr/>
+        <w:t xml:space="preserve"> with a strategy: </w:t>
+      </w:r>
+      <w:r>
+        <w:rPr>
+          <w:rFonts w:ascii="Courier New" w:hAnsi="Courier New"/>
+          <w:color w:val="B42318"/>
+          <w:sz w:val="20"/>
+        </w:rPr>
+        <w:t>beforeInteractive</w:t>
+      </w:r>
+      <w:r>
+        <w:rPr/>
+        <w:t xml:space="preserve">, </w:t>
+      </w:r>
+      <w:r>
+        <w:rPr>
+          <w:rFonts w:ascii="Courier New" w:hAnsi="Courier New"/>
+          <w:color w:val="B42318"/>
+          <w:sz w:val="20"/>
+        </w:rPr>
+        <w:t>afterInteractive</w:t>
+      </w:r>
+      <w:r>
+        <w:rPr/>
+        <w:t xml:space="preserve"> or </w:t>
+      </w:r>
+      <w:r>
+        <w:rPr>
+          <w:rFonts w:ascii="Courier New" w:hAnsi="Courier New"/>
+          <w:color w:val="B42318"/>
+          <w:sz w:val="20"/>
+        </w:rPr>
+        <w:t>lazyOnload</w:t>
+      </w:r>
+      <w:r>
+        <w:rPr/>
+        <w:t>.</w:t>
+      </w:r>
+    </w:p>
+    <w:p>
+      <w:r>
+        <w:rPr/>
+      </w:r>
+      <w:r>
+        <w:rPr>
+          <w:b/>
+        </w:rPr>
+        <w:t>Explanation:</w:t>
+      </w:r>
+      <w:r>
+        <w:rPr/>
+        <w:t xml:space="preserve"> Most third-party scripts should load after interaction or lazily to protect INP and LCP.</w:t>
+      </w:r>
+    </w:p>
+    <w:p>
+      <w:r>
+        <w:rPr/>
+      </w:r>
+      <w:r>
+        <w:rPr>
+          <w:b/>
+        </w:rPr>
+        <w:t>Example:</w:t>
+      </w:r>
+      <w:r>
+        <w:rPr/>
       </w:r>
     </w:p>
     <w:tbl>
@@ -6554,71 +7171,11 @@
         <w:rPr>
           <w:b/>
         </w:rPr>
-        <w:t>Short answer:</w:t>
-      </w:r>
-      <w:r>
-        <w:rPr/>
-        <w:t xml:space="preserve"> </w:t>
-      </w:r>
-      <w:r>
-        <w:rPr>
-          <w:rFonts w:ascii="Courier New" w:hAnsi="Courier New"/>
-          <w:color w:val="B42318"/>
-          <w:sz w:val="20"/>
-        </w:rPr>
-        <w:t>next/script</w:t>
-      </w:r>
-      <w:r>
-        <w:rPr/>
-        <w:t xml:space="preserve"> takes a </w:t>
-      </w:r>
-      <w:r>
-        <w:rPr>
-          <w:rFonts w:ascii="Courier New" w:hAnsi="Courier New"/>
-          <w:color w:val="B42318"/>
-          <w:sz w:val="20"/>
-        </w:rPr>
-        <w:t>strategy</w:t>
-      </w:r>
-      <w:r>
-        <w:rPr/>
-        <w:t xml:space="preserve">: </w:t>
-      </w:r>
-      <w:r>
-        <w:rPr>
-          <w:rFonts w:ascii="Courier New" w:hAnsi="Courier New"/>
-          <w:color w:val="B42318"/>
-          <w:sz w:val="20"/>
-        </w:rPr>
-        <w:t>beforeInteractive</w:t>
-      </w:r>
-      <w:r>
-        <w:rPr/>
-        <w:t xml:space="preserve"> (critical), </w:t>
-      </w:r>
-      <w:r>
-        <w:rPr>
-          <w:rFonts w:ascii="Courier New" w:hAnsi="Courier New"/>
-          <w:color w:val="B42318"/>
-          <w:sz w:val="20"/>
-        </w:rPr>
-        <w:t>afterInteractive</w:t>
-      </w:r>
-      <w:r>
-        <w:rPr/>
-        <w:t xml:space="preserve"> (the default, e.g. tag managers) or </w:t>
-      </w:r>
-      <w:r>
-        <w:rPr>
-          <w:rFonts w:ascii="Courier New" w:hAnsi="Courier New"/>
-          <w:color w:val="B42318"/>
-          <w:sz w:val="20"/>
-        </w:rPr>
-        <w:t>lazyOnload</w:t>
-      </w:r>
-      <w:r>
-        <w:rPr/>
-        <w:t xml:space="preserve"> (low-priority widgets like chat).</w:t>
+        <w:t>Say it like this:</w:t>
+      </w:r>
+      <w:r>
+        <w:rPr/>
+        <w:t xml:space="preserve"> "Third-party scripts load as late as their purpose allows."</w:t>
       </w:r>
     </w:p>
     <w:p>
@@ -6678,7 +7235,76 @@
       </w:r>
       <w:r>
         <w:rPr/>
-        <w:t xml:space="preserve"> A compact, serialised description of the rendered Server Component tree. It contains the rendered output, references to the Client Component chunks, and their props. It streams to the browser, and React uses it to update the page without a full HTML reload, which is how client-side navigation works with Server Components.</w:t>
+        <w:t xml:space="preserve"> A compact serialised description of the rendered Server Component tree, with references to client chunks and their props.</w:t>
+      </w:r>
+    </w:p>
+    <w:p>
+      <w:r>
+        <w:rPr/>
+      </w:r>
+      <w:r>
+        <w:rPr>
+          <w:b/>
+        </w:rPr>
+        <w:t>Explanation:</w:t>
+      </w:r>
+      <w:r>
+        <w:rPr/>
+        <w:t xml:space="preserve"> It streams to the browser and is how client navigation updates the page without full HTML reloads.</w:t>
+      </w:r>
+    </w:p>
+    <w:p>
+      <w:r>
+        <w:rPr/>
+      </w:r>
+      <w:r>
+        <w:rPr>
+          <w:b/>
+        </w:rPr>
+        <w:t>Example:</w:t>
+      </w:r>
+      <w:r>
+        <w:rPr/>
+        <w:t xml:space="preserve"> Navigating from </w:t>
+      </w:r>
+      <w:r>
+        <w:rPr>
+          <w:rFonts w:ascii="Courier New" w:hAnsi="Courier New"/>
+          <w:color w:val="B42318"/>
+          <w:sz w:val="20"/>
+        </w:rPr>
+        <w:t>/calls</w:t>
+      </w:r>
+      <w:r>
+        <w:rPr/>
+        <w:t xml:space="preserve"> to </w:t>
+      </w:r>
+      <w:r>
+        <w:rPr>
+          <w:rFonts w:ascii="Courier New" w:hAnsi="Courier New"/>
+          <w:color w:val="B42318"/>
+          <w:sz w:val="20"/>
+        </w:rPr>
+        <w:t>/calls/123</w:t>
+      </w:r>
+      <w:r>
+        <w:rPr/>
+        <w:t xml:space="preserve"> fetches an RSC payload for the changed segment only.</w:t>
+      </w:r>
+    </w:p>
+    <w:p>
+      <w:r>
+        <w:rPr/>
+      </w:r>
+      <w:r>
+        <w:rPr>
+          <w:b/>
+        </w:rPr>
+        <w:t>Say it like this:</w:t>
+      </w:r>
+      <w:r>
+        <w:rPr/>
+        <w:t xml:space="preserve"> "The RSC payload is the server's rendered output in a form React can merge into the existing page."</w:t>
       </w:r>
     </w:p>
     <w:p>
@@ -6726,7 +7352,7 @@
       </w:r>
       <w:r>
         <w:rPr/>
-        <w:t xml:space="preserve"> Their code and dependencies (markdown parsers, date libraries, database clients) never ship to the browser. Only their rendered output does.</w:t>
+        <w:t xml:space="preserve"> Their code and dependencies never ship to the browser; only their output does.</w:t>
       </w:r>
     </w:p>
     <w:p>
@@ -6737,11 +7363,41 @@
         <w:rPr>
           <w:b/>
         </w:rPr>
+        <w:t>Explanation:</w:t>
+      </w:r>
+      <w:r>
+        <w:rPr/>
+        <w:t xml:space="preserve"> Heavy libraries like markdown parsers and date utilities used only for rendering cost the client nothing.</w:t>
+      </w:r>
+    </w:p>
+    <w:p>
+      <w:r>
+        <w:rPr/>
+      </w:r>
+      <w:r>
+        <w:rPr>
+          <w:b/>
+        </w:rPr>
         <w:t>Example:</w:t>
       </w:r>
       <w:r>
         <w:rPr/>
-        <w:t xml:space="preserve"> Rendering markdown with a 60 KB library in a Server Component sends 0 KB of that library to users.</w:t>
+        <w:t xml:space="preserve"> Rendering transcripts with a 60 KB markdown library in a Server Component ships 0 KB of it.</w:t>
+      </w:r>
+    </w:p>
+    <w:p>
+      <w:r>
+        <w:rPr/>
+      </w:r>
+      <w:r>
+        <w:rPr>
+          <w:b/>
+        </w:rPr>
+        <w:t>Say it like this:</w:t>
+      </w:r>
+      <w:r>
+        <w:rPr/>
+        <w:t xml:space="preserve"> "Anything that only renders static output belongs on the server, where its dependencies are free."</w:t>
       </w:r>
     </w:p>
     <w:p>
@@ -6789,7 +7445,7 @@
       </w:r>
       <w:r>
         <w:rPr/>
-        <w:t xml:space="preserve"> Folders starting with </w:t>
+        <w:t xml:space="preserve"> </w:t>
       </w:r>
       <w:r>
         <w:rPr>
@@ -6801,41 +7457,36 @@
       </w:r>
       <w:r>
         <w:rPr/>
-        <w:t xml:space="preserve"> (</w:t>
-      </w:r>
-      <w:r>
-        <w:rPr>
-          <w:rFonts w:ascii="Courier New" w:hAnsi="Courier New"/>
-          <w:color w:val="B42318"/>
-          <w:sz w:val="20"/>
-        </w:rPr>
-        <w:t>@analytics</w:t>
-      </w:r>
-      <w:r>
-        <w:rPr/>
-        <w:t xml:space="preserve">, </w:t>
-      </w:r>
-      <w:r>
-        <w:rPr>
-          <w:rFonts w:ascii="Courier New" w:hAnsi="Courier New"/>
-          <w:color w:val="B42318"/>
-          <w:sz w:val="20"/>
-        </w:rPr>
-        <w:t>@team</w:t>
-      </w:r>
-      <w:r>
-        <w:rPr/>
-        <w:t xml:space="preserve">) render </w:t>
+        <w:t>-prefixed folders render simultaneously as named slots in a layout, each with its own loading and error states.</w:t>
+      </w:r>
+    </w:p>
+    <w:p>
+      <w:r>
+        <w:rPr/>
       </w:r>
       <w:r>
         <w:rPr>
           <w:b/>
         </w:rPr>
-        <w:t>at the same time</w:t>
-      </w:r>
-      <w:r>
-        <w:rPr/>
-        <w:t xml:space="preserve"> as named slots in a layout. Each slot has its own loading and error states, which suits dashboards.</w:t>
+        <w:t>Explanation:</w:t>
+      </w:r>
+      <w:r>
+        <w:rPr/>
+        <w:t xml:space="preserve"> Useful for dashboards with independent panels.</w:t>
+      </w:r>
+    </w:p>
+    <w:p>
+      <w:r>
+        <w:rPr/>
+      </w:r>
+      <w:r>
+        <w:rPr>
+          <w:b/>
+        </w:rPr>
+        <w:t>Example:</w:t>
+      </w:r>
+      <w:r>
+        <w:rPr/>
       </w:r>
     </w:p>
     <w:tbl>
@@ -6906,6 +7557,21 @@
       </w:pPr>
     </w:p>
     <w:p>
+      <w:r>
+        <w:rPr/>
+      </w:r>
+      <w:r>
+        <w:rPr>
+          <w:b/>
+        </w:rPr>
+        <w:t>Say it like this:</w:t>
+      </w:r>
+      <w:r>
+        <w:rPr/>
+        <w:t xml:space="preserve"> "Parallel routes let dashboard panels load and fail independently."</w:t>
+      </w:r>
+    </w:p>
+    <w:p>
       <w:pPr>
         <w:pBdr>
           <w:bottom w:val="single" w:sz="6" w:space="1" w:color="BFC7D5"/>
@@ -6950,7 +7616,7 @@
       </w:r>
       <w:r>
         <w:rPr/>
-        <w:t xml:space="preserve"> </w:t>
+        <w:t xml:space="preserve"> Routes like </w:t>
       </w:r>
       <w:r>
         <w:rPr>
@@ -6962,7 +7628,64 @@
       </w:r>
       <w:r>
         <w:rPr/>
-        <w:t xml:space="preserve"> intercepts a navigation so a modal opens over the current page, while the URL still updates and can be shared. Visiting that URL directly renders the full page. Instagram's photo modal is the classic example.</w:t>
+        <w:t xml:space="preserve"> that show a modal over the current page while the URL updates; visiting directly shows the full page.</w:t>
+      </w:r>
+    </w:p>
+    <w:p>
+      <w:r>
+        <w:rPr/>
+      </w:r>
+      <w:r>
+        <w:rPr>
+          <w:b/>
+        </w:rPr>
+        <w:t>Explanation:</w:t>
+      </w:r>
+      <w:r>
+        <w:rPr/>
+        <w:t xml:space="preserve"> It gives shareable modal URLs, like Instagram's photo modal.</w:t>
+      </w:r>
+    </w:p>
+    <w:p>
+      <w:r>
+        <w:rPr/>
+      </w:r>
+      <w:r>
+        <w:rPr>
+          <w:b/>
+        </w:rPr>
+        <w:t>Example:</w:t>
+      </w:r>
+      <w:r>
+        <w:rPr/>
+        <w:t xml:space="preserve"> Clicking a call row opens </w:t>
+      </w:r>
+      <w:r>
+        <w:rPr>
+          <w:rFonts w:ascii="Courier New" w:hAnsi="Courier New"/>
+          <w:color w:val="B42318"/>
+          <w:sz w:val="20"/>
+        </w:rPr>
+        <w:t>/calls/123</w:t>
+      </w:r>
+      <w:r>
+        <w:rPr/>
+        <w:t xml:space="preserve"> as a modal over the list; refreshing shows the full call page.</w:t>
+      </w:r>
+    </w:p>
+    <w:p>
+      <w:r>
+        <w:rPr/>
+      </w:r>
+      <w:r>
+        <w:rPr>
+          <w:b/>
+        </w:rPr>
+        <w:t>Say it like this:</w:t>
+      </w:r>
+      <w:r>
+        <w:rPr/>
+        <w:t xml:space="preserve"> "Intercepting routes make modals linkable without losing the page behind them."</w:t>
       </w:r>
     </w:p>
     <w:p>
@@ -7010,7 +7733,52 @@
       </w:r>
       <w:r>
         <w:rPr/>
-        <w:t xml:space="preserve"> The static shell of a page is served instantly from the edge or CDN, and the dynamic parts (inside Suspense) stream in through the same response. You get static speed and dynamic freshness on one page.</w:t>
+        <w:t xml:space="preserve"> A static shell served instantly, with dynamic Suspense sections streamed in the same response.</w:t>
+      </w:r>
+    </w:p>
+    <w:p>
+      <w:r>
+        <w:rPr/>
+      </w:r>
+      <w:r>
+        <w:rPr>
+          <w:b/>
+        </w:rPr>
+        <w:t>Explanation:</w:t>
+      </w:r>
+      <w:r>
+        <w:rPr/>
+        <w:t xml:space="preserve"> You get static speed and dynamic freshness on one page.</w:t>
+      </w:r>
+    </w:p>
+    <w:p>
+      <w:r>
+        <w:rPr/>
+      </w:r>
+      <w:r>
+        <w:rPr>
+          <w:b/>
+        </w:rPr>
+        <w:t>Example:</w:t>
+      </w:r>
+      <w:r>
+        <w:rPr/>
+        <w:t xml:space="preserve"> A product page's layout and description are static; price and stock stream in per request.</w:t>
+      </w:r>
+    </w:p>
+    <w:p>
+      <w:r>
+        <w:rPr/>
+      </w:r>
+      <w:r>
+        <w:rPr>
+          <w:b/>
+        </w:rPr>
+        <w:t>Say it like this:</w:t>
+      </w:r>
+      <w:r>
+        <w:rPr/>
+        <w:t xml:space="preserve"> "PPR stops the most dynamic bit of a page from making the whole page dynamic."</w:t>
       </w:r>
     </w:p>
     <w:p>
@@ -7058,27 +7826,52 @@
       </w:r>
       <w:r>
         <w:rPr/>
-        <w:t xml:space="preserve"> The </w:t>
+        <w:t xml:space="preserve"> Edge has fast cold starts near users but limited APIs; Node.js has the full ecosystem.</w:t>
+      </w:r>
+    </w:p>
+    <w:p>
+      <w:r>
+        <w:rPr/>
       </w:r>
       <w:r>
         <w:rPr>
           <w:b/>
         </w:rPr>
-        <w:t>Edge</w:t>
-      </w:r>
-      <w:r>
-        <w:rPr/>
-        <w:t xml:space="preserve"> runtime has fast cold starts and runs close to users, but its APIs are limited: no native Node modules and many npm packages won't work. </w:t>
+        <w:t>Explanation:</w:t>
+      </w:r>
+      <w:r>
+        <w:rPr/>
+        <w:t xml:space="preserve"> Many npm packages and native modules don't run on the edge. Choose per route.</w:t>
+      </w:r>
+    </w:p>
+    <w:p>
+      <w:r>
+        <w:rPr/>
       </w:r>
       <w:r>
         <w:rPr>
           <w:b/>
         </w:rPr>
-        <w:t>Node.js</w:t>
-      </w:r>
-      <w:r>
-        <w:rPr/>
-        <w:t xml:space="preserve"> gives you the full ecosystem. You can choose per route.</w:t>
+        <w:t>Example:</w:t>
+      </w:r>
+      <w:r>
+        <w:rPr/>
+        <w:t xml:space="preserve"> Middleware and geolocation run on the edge; a route using the Prisma client runs on Node.</w:t>
+      </w:r>
+    </w:p>
+    <w:p>
+      <w:r>
+        <w:rPr/>
+      </w:r>
+      <w:r>
+        <w:rPr>
+          <w:b/>
+        </w:rPr>
+        <w:t>Say it like this:</w:t>
+      </w:r>
+      <w:r>
+        <w:rPr/>
+        <w:t xml:space="preserve"> "Edge for lightweight, latency-sensitive logic; Node for anything that needs the full ecosystem."</w:t>
       </w:r>
     </w:p>
     <w:p>
@@ -7112,6 +7905,86 @@
           <w:color w:val="1F3A5F"/>
           <w:sz w:val="24"/>
         </w:rPr>
+      </w:r>
+    </w:p>
+    <w:p>
+      <w:r>
+        <w:rPr/>
+      </w:r>
+      <w:r>
+        <w:rPr>
+          <w:b/>
+        </w:rPr>
+        <w:t>Short answer:</w:t>
+      </w:r>
+      <w:r>
+        <w:rPr/>
+        <w:t xml:space="preserve"> Return a </w:t>
+      </w:r>
+      <w:r>
+        <w:rPr>
+          <w:rFonts w:ascii="Courier New" w:hAnsi="Courier New"/>
+          <w:color w:val="B42318"/>
+          <w:sz w:val="20"/>
+        </w:rPr>
+        <w:t>Response</w:t>
+      </w:r>
+      <w:r>
+        <w:rPr/>
+        <w:t xml:space="preserve"> wrapping a </w:t>
+      </w:r>
+      <w:r>
+        <w:rPr>
+          <w:rFonts w:ascii="Courier New" w:hAnsi="Courier New"/>
+          <w:color w:val="B42318"/>
+          <w:sz w:val="20"/>
+        </w:rPr>
+        <w:t>ReadableStream</w:t>
+      </w:r>
+      <w:r>
+        <w:rPr/>
+        <w:t xml:space="preserve"> with </w:t>
+      </w:r>
+      <w:r>
+        <w:rPr>
+          <w:rFonts w:ascii="Courier New" w:hAnsi="Courier New"/>
+          <w:color w:val="B42318"/>
+          <w:sz w:val="20"/>
+        </w:rPr>
+        <w:t>Content-Type: text/event-stream</w:t>
+      </w:r>
+      <w:r>
+        <w:rPr/>
+        <w:t>.</w:t>
+      </w:r>
+    </w:p>
+    <w:p>
+      <w:r>
+        <w:rPr/>
+      </w:r>
+      <w:r>
+        <w:rPr>
+          <w:b/>
+        </w:rPr>
+        <w:t>Explanation:</w:t>
+      </w:r>
+      <w:r>
+        <w:rPr/>
+        <w:t xml:space="preserve"> Enqueue SSE-formatted chunks as tokens arrive and close at the end.</w:t>
+      </w:r>
+    </w:p>
+    <w:p>
+      <w:r>
+        <w:rPr/>
+      </w:r>
+      <w:r>
+        <w:rPr>
+          <w:b/>
+        </w:rPr>
+        <w:t>Example:</w:t>
+      </w:r>
+      <w:r>
+        <w:rPr/>
       </w:r>
     </w:p>
     <w:tbl>
@@ -7162,7 +8035,7 @@
                 <w:rFonts w:ascii="Courier New" w:hAnsi="Courier New" w:eastAsia="Courier New"/>
                 <w:sz w:val="19"/>
               </w:rPr>
-              <w:t xml:space="preserve">  const encoder = new TextEncoder();</w:t>
+              <w:t xml:space="preserve">  const enc = new TextEncoder();</w:t>
               <w:br/>
             </w:r>
             <w:r>
@@ -7178,7 +8051,7 @@
                 <w:rFonts w:ascii="Courier New" w:hAnsi="Courier New" w:eastAsia="Courier New"/>
                 <w:sz w:val="19"/>
               </w:rPr>
-              <w:t xml:space="preserve">    async start(controller) {</w:t>
+              <w:t xml:space="preserve">    async start(c) {</w:t>
               <w:br/>
             </w:r>
             <w:r>
@@ -7186,7 +8059,7 @@
                 <w:rFonts w:ascii="Courier New" w:hAnsi="Courier New" w:eastAsia="Courier New"/>
                 <w:sz w:val="19"/>
               </w:rPr>
-              <w:t xml:space="preserve">      for await (const token of llm(await req.json())) {</w:t>
+              <w:t xml:space="preserve">      for await (const t of llm(await req.json())) c.enqueue(enc.encode(`data: ${JSON.stringify(t)}\n\n`));</w:t>
               <w:br/>
             </w:r>
             <w:r>
@@ -7194,31 +8067,7 @@
                 <w:rFonts w:ascii="Courier New" w:hAnsi="Courier New" w:eastAsia="Courier New"/>
                 <w:sz w:val="19"/>
               </w:rPr>
-              <w:t xml:space="preserve">        controller.enqueue(encoder.encode(`data: ${JSON.stringify(token)}\n\n`));</w:t>
-              <w:br/>
-            </w:r>
-            <w:r>
-              <w:rPr>
-                <w:rFonts w:ascii="Courier New" w:hAnsi="Courier New" w:eastAsia="Courier New"/>
-                <w:sz w:val="19"/>
-              </w:rPr>
-              <w:t xml:space="preserve">      }</w:t>
-              <w:br/>
-            </w:r>
-            <w:r>
-              <w:rPr>
-                <w:rFonts w:ascii="Courier New" w:hAnsi="Courier New" w:eastAsia="Courier New"/>
-                <w:sz w:val="19"/>
-              </w:rPr>
-              <w:t xml:space="preserve">      controller.enqueue(encoder.encode('data: [DONE]\n\n'));</w:t>
-              <w:br/>
-            </w:r>
-            <w:r>
-              <w:rPr>
-                <w:rFonts w:ascii="Courier New" w:hAnsi="Courier New" w:eastAsia="Courier New"/>
-                <w:sz w:val="19"/>
-              </w:rPr>
-              <w:t xml:space="preserve">      controller.close();</w:t>
+              <w:t xml:space="preserve">      c.enqueue(enc.encode('data: [DONE]\n\n')); c.close();</w:t>
               <w:br/>
             </w:r>
             <w:r>
@@ -7242,23 +8091,7 @@
                 <w:rFonts w:ascii="Courier New" w:hAnsi="Courier New" w:eastAsia="Courier New"/>
                 <w:sz w:val="19"/>
               </w:rPr>
-              <w:t xml:space="preserve">  return new Response(stream, {</w:t>
-              <w:br/>
-            </w:r>
-            <w:r>
-              <w:rPr>
-                <w:rFonts w:ascii="Courier New" w:hAnsi="Courier New" w:eastAsia="Courier New"/>
-                <w:sz w:val="19"/>
-              </w:rPr>
-              <w:t xml:space="preserve">    headers: { 'Content-Type': 'text/event-stream', 'Cache-Control': 'no-cache' },</w:t>
-              <w:br/>
-            </w:r>
-            <w:r>
-              <w:rPr>
-                <w:rFonts w:ascii="Courier New" w:hAnsi="Courier New" w:eastAsia="Courier New"/>
-                <w:sz w:val="19"/>
-              </w:rPr>
-              <w:t xml:space="preserve">  });</w:t>
+              <w:t xml:space="preserve">  return new Response(stream, { headers: { 'Content-Type': 'text/event-stream', 'Cache-Control': 'no-cache' } });</w:t>
               <w:br/>
             </w:r>
             <w:r>
@@ -7278,6 +8111,21 @@
       </w:pPr>
     </w:p>
     <w:p>
+      <w:r>
+        <w:rPr/>
+      </w:r>
+      <w:r>
+        <w:rPr>
+          <w:b/>
+        </w:rPr>
+        <w:t>Say it like this:</w:t>
+      </w:r>
+      <w:r>
+        <w:rPr/>
+        <w:t xml:space="preserve"> "A route handler streams tokens as SSE, so the browser shows the answer as it's generated."</w:t>
+      </w:r>
+    </w:p>
+    <w:p>
       <w:pPr>
         <w:pBdr>
           <w:bottom w:val="single" w:sz="6" w:space="1" w:color="BFC7D5"/>
@@ -7322,19 +8170,7 @@
       </w:r>
       <w:r>
         <w:rPr/>
-      </w:r>
-    </w:p>
-    <w:p>
-      <w:pPr>
-        <w:spacing w:after="40"/>
-        <w:ind w:left="425" w:hanging="340"/>
-      </w:pPr>
-      <w:r>
-        <w:t xml:space="preserve">1. </w:t>
-      </w:r>
-      <w:r>
-        <w:rPr/>
-        <w:t>Middleware reads the hostname (</w:t>
+        <w:t xml:space="preserve"> Resolve the tenant from the hostname in middleware, rewrite to a </w:t>
       </w:r>
       <w:r>
         <w:rPr>
@@ -7342,93 +8178,115 @@
           <w:color w:val="B42318"/>
           <w:sz w:val="20"/>
         </w:rPr>
-        <w:t>acme.app.com</w:t>
-      </w:r>
-      <w:r>
-        <w:rPr/>
-        <w:t xml:space="preserve">) and rewrites to </w:t>
-      </w:r>
-      <w:r>
-        <w:rPr>
-          <w:rFonts w:ascii="Courier New" w:hAnsi="Courier New"/>
-          <w:color w:val="B42318"/>
-          <w:sz w:val="20"/>
-        </w:rPr>
-        <w:t>/[tenant]/...</w:t>
-      </w:r>
-      <w:r>
-        <w:rPr/>
-        <w:t>.</w:t>
-      </w:r>
-    </w:p>
+        <w:t>[tenant]</w:t>
+      </w:r>
+      <w:r>
+        <w:rPr/>
+        <w:t xml:space="preserve"> segment, load tenant config in the layout, and scope caches and data by tenant.</w:t>
+      </w:r>
+    </w:p>
+    <w:p>
+      <w:r>
+        <w:rPr/>
+      </w:r>
+      <w:r>
+        <w:rPr>
+          <w:b/>
+        </w:rPr>
+        <w:t>Explanation:</w:t>
+      </w:r>
+      <w:r>
+        <w:rPr/>
+        <w:t xml:space="preserve"> Theming uses CSS variables; every data function filters by tenant on the server.</w:t>
+      </w:r>
+    </w:p>
+    <w:p>
+      <w:r>
+        <w:rPr/>
+      </w:r>
+      <w:r>
+        <w:rPr>
+          <w:b/>
+        </w:rPr>
+        <w:t>Example:</w:t>
+      </w:r>
+      <w:r>
+        <w:rPr/>
+      </w:r>
+    </w:p>
+    <w:tbl>
+      <w:tblPr>
+        <w:tblW w:type="auto" w:w="0"/>
+        <w:jc w:val="center"/>
+        <w:tblCellMar>
+          <w:top w:w="141" w:type="dxa"/>
+          <w:left w:w="141" w:type="dxa"/>
+          <w:bottom w:w="141" w:type="dxa"/>
+          <w:right w:w="141" w:type="dxa"/>
+        </w:tblCellMar>
+        <w:tblLook w:firstColumn="1" w:firstRow="1" w:lastColumn="0" w:lastRow="0" w:noHBand="0" w:noVBand="1" w:val="04A0"/>
+      </w:tblPr>
+      <w:tblGrid>
+        <w:gridCol w:w="9972"/>
+      </w:tblGrid>
+      <w:tr>
+        <w:tc>
+          <w:tcPr>
+            <w:tcW w:type="dxa" w:w="9972"/>
+            <w:shd w:val="clear" w:color="auto" w:fill="F3F4F6"/>
+          </w:tcPr>
+          <w:p>
+            <w:pPr>
+              <w:spacing w:after="0" w:line="240" w:lineRule="auto"/>
+            </w:pPr>
+            <w:r>
+              <w:rPr>
+                <w:rFonts w:ascii="Arial" w:hAnsi="Arial"/>
+                <w:b/>
+                <w:color w:val="6B7280"/>
+                <w:sz w:val="16"/>
+              </w:rPr>
+              <w:t>TS</w:t>
+              <w:br/>
+            </w:r>
+            <w:r>
+              <w:rPr>
+                <w:rFonts w:ascii="Courier New" w:hAnsi="Courier New" w:eastAsia="Courier New"/>
+                <w:sz w:val="19"/>
+              </w:rPr>
+              <w:t>const tenant = req.headers.get('host')!.split('.')[0];</w:t>
+              <w:br/>
+            </w:r>
+            <w:r>
+              <w:rPr>
+                <w:rFonts w:ascii="Courier New" w:hAnsi="Courier New" w:eastAsia="Courier New"/>
+                <w:sz w:val="19"/>
+              </w:rPr>
+              <w:t>return NextResponse.rewrite(new URL(`/${tenant}${req.nextUrl.pathname}`, req.url));</w:t>
+            </w:r>
+          </w:p>
+        </w:tc>
+      </w:tr>
+    </w:tbl>
     <w:p>
       <w:pPr>
         <w:spacing w:after="40"/>
-        <w:ind w:left="425" w:hanging="340"/>
       </w:pPr>
-      <w:r>
-        <w:t xml:space="preserve">2. </w:t>
-      </w:r>
-      <w:r>
-        <w:rPr/>
-        <w:t>The layout fetches the tenant config (branding, features).</w:t>
-      </w:r>
-    </w:p>
-    <w:p>
-      <w:pPr>
-        <w:spacing w:after="40"/>
-        <w:ind w:left="425" w:hanging="340"/>
-      </w:pPr>
-      <w:r>
-        <w:t xml:space="preserve">3. </w:t>
-      </w:r>
-      <w:r>
-        <w:rPr/>
-        <w:t>Cache tags are tenant-scoped (</w:t>
-      </w:r>
-      <w:r>
-        <w:rPr>
-          <w:rFonts w:ascii="Courier New" w:hAnsi="Courier New"/>
-          <w:color w:val="B42318"/>
-          <w:sz w:val="20"/>
-        </w:rPr>
-        <w:t>tenant-${id}</w:t>
-      </w:r>
-      <w:r>
-        <w:rPr/>
-        <w:t>).</w:t>
-      </w:r>
-    </w:p>
-    <w:p>
-      <w:pPr>
-        <w:spacing w:after="40"/>
-        <w:ind w:left="425" w:hanging="340"/>
-      </w:pPr>
-      <w:r>
-        <w:t xml:space="preserve">4. </w:t>
-      </w:r>
-      <w:r>
-        <w:rPr/>
-        <w:t>Per-tenant theming uses CSS variables.</w:t>
-      </w:r>
-    </w:p>
-    <w:p>
-      <w:pPr>
-        <w:spacing w:after="40"/>
-        <w:ind w:left="425" w:hanging="340"/>
-      </w:pPr>
-      <w:r>
-        <w:t xml:space="preserve">5. </w:t>
-      </w:r>
-      <w:r>
-        <w:rPr/>
-        <w:t>Every data function filters by tenant on the server.</w:t>
-      </w:r>
-    </w:p>
-    <w:p>
-      <w:pPr>
-        <w:spacing w:after="0"/>
-      </w:pPr>
+    </w:p>
+    <w:p>
+      <w:r>
+        <w:rPr/>
+      </w:r>
+      <w:r>
+        <w:rPr>
+          <w:b/>
+        </w:rPr>
+        <w:t>Say it like this:</w:t>
+      </w:r>
+      <w:r>
+        <w:rPr/>
+        <w:t xml:space="preserve"> "The hostname decides the tenant, and every cache key and query includes it."</w:t>
+      </w:r>
     </w:p>
     <w:p>
       <w:pPr>
@@ -7475,7 +8333,7 @@
       </w:r>
       <w:r>
         <w:rPr/>
-        <w:t xml:space="preserve"> Generate a random nonce in middleware for each request and set </w:t>
+        <w:t xml:space="preserve"> Generate a per-request nonce in middleware, set it in the </w:t>
       </w:r>
       <w:r>
         <w:rPr>
@@ -7483,11 +8341,26 @@
           <w:color w:val="B42318"/>
           <w:sz w:val="20"/>
         </w:rPr>
-        <w:t>Content-Security-Policy: script-src 'self' 'nonce-abc123'</w:t>
-      </w:r>
-      <w:r>
-        <w:rPr/>
-        <w:t xml:space="preserve">. Next.js applies the nonce to its own scripts. Add HSTS, </w:t>
+        <w:t>Content-Security-Policy</w:t>
+      </w:r>
+      <w:r>
+        <w:rPr/>
+        <w:t xml:space="preserve"> header, and Next.js applies it to its scripts.</w:t>
+      </w:r>
+    </w:p>
+    <w:p>
+      <w:r>
+        <w:rPr/>
+      </w:r>
+      <w:r>
+        <w:rPr>
+          <w:b/>
+        </w:rPr>
+        <w:t>Explanation:</w:t>
+      </w:r>
+      <w:r>
+        <w:rPr/>
+        <w:t xml:space="preserve"> Add HSTS, </w:t>
       </w:r>
       <w:r>
         <w:rPr>
@@ -7511,19 +8384,95 @@
       </w:r>
       <w:r>
         <w:rPr/>
-        <w:t xml:space="preserve"> through </w:t>
-      </w:r>
-      <w:r>
-        <w:rPr>
-          <w:rFonts w:ascii="Courier New" w:hAnsi="Courier New"/>
-          <w:color w:val="B42318"/>
-          <w:sz w:val="20"/>
-        </w:rPr>
-        <w:t>next.config</w:t>
-      </w:r>
-      <w:r>
-        <w:rPr/>
-        <w:t xml:space="preserve"> headers or middleware.</w:t>
+        <w:t xml:space="preserve"> via config headers or middleware.</w:t>
+      </w:r>
+    </w:p>
+    <w:p>
+      <w:r>
+        <w:rPr/>
+      </w:r>
+      <w:r>
+        <w:rPr>
+          <w:b/>
+        </w:rPr>
+        <w:t>Example:</w:t>
+      </w:r>
+      <w:r>
+        <w:rPr/>
+      </w:r>
+    </w:p>
+    <w:tbl>
+      <w:tblPr>
+        <w:tblW w:type="auto" w:w="0"/>
+        <w:jc w:val="center"/>
+        <w:tblCellMar>
+          <w:top w:w="141" w:type="dxa"/>
+          <w:left w:w="141" w:type="dxa"/>
+          <w:bottom w:w="141" w:type="dxa"/>
+          <w:right w:w="141" w:type="dxa"/>
+        </w:tblCellMar>
+        <w:tblLook w:firstColumn="1" w:firstRow="1" w:lastColumn="0" w:lastRow="0" w:noHBand="0" w:noVBand="1" w:val="04A0"/>
+      </w:tblPr>
+      <w:tblGrid>
+        <w:gridCol w:w="9972"/>
+      </w:tblGrid>
+      <w:tr>
+        <w:tc>
+          <w:tcPr>
+            <w:tcW w:type="dxa" w:w="9972"/>
+            <w:shd w:val="clear" w:color="auto" w:fill="F3F4F6"/>
+          </w:tcPr>
+          <w:p>
+            <w:pPr>
+              <w:spacing w:after="0" w:line="240" w:lineRule="auto"/>
+            </w:pPr>
+            <w:r>
+              <w:rPr>
+                <w:rFonts w:ascii="Arial" w:hAnsi="Arial"/>
+                <w:b/>
+                <w:color w:val="6B7280"/>
+                <w:sz w:val="16"/>
+              </w:rPr>
+              <w:t>TS</w:t>
+              <w:br/>
+            </w:r>
+            <w:r>
+              <w:rPr>
+                <w:rFonts w:ascii="Courier New" w:hAnsi="Courier New" w:eastAsia="Courier New"/>
+                <w:sz w:val="19"/>
+              </w:rPr>
+              <w:t>const nonce = btoa(crypto.randomUUID());</w:t>
+              <w:br/>
+            </w:r>
+            <w:r>
+              <w:rPr>
+                <w:rFonts w:ascii="Courier New" w:hAnsi="Courier New" w:eastAsia="Courier New"/>
+                <w:sz w:val="19"/>
+              </w:rPr>
+              <w:t>res.headers.set('Content-Security-Policy', `script-src 'self' 'nonce-${nonce}' 'strict-dynamic'; frame-ancestors 'none'`);</w:t>
+            </w:r>
+          </w:p>
+        </w:tc>
+      </w:tr>
+    </w:tbl>
+    <w:p>
+      <w:pPr>
+        <w:spacing w:after="40"/>
+      </w:pPr>
+    </w:p>
+    <w:p>
+      <w:r>
+        <w:rPr/>
+      </w:r>
+      <w:r>
+        <w:rPr>
+          <w:b/>
+        </w:rPr>
+        <w:t>Say it like this:</w:t>
+      </w:r>
+      <w:r>
+        <w:rPr/>
+        <w:t xml:space="preserve"> "A nonce-based CSP means only our scripts run, even if something gets injected."</w:t>
       </w:r>
     </w:p>
     <w:p>
@@ -7571,17 +8520,64 @@
       </w:r>
       <w:r>
         <w:rPr/>
-        <w:t xml:space="preserve"> Next.js mitigates CSRF by comparing the Origin and Host headers, and action IDs are hard to guess. But </w:t>
+        <w:t xml:space="preserve"> Next.js mitigates CSRF by checking Origin and Host, but authorisation and validation are always your job.</w:t>
+      </w:r>
+    </w:p>
+    <w:p>
+      <w:r>
+        <w:rPr/>
       </w:r>
       <w:r>
         <w:rPr>
           <w:b/>
         </w:rPr>
-        <w:t>authorisation and input validation are always your job</w:t>
-      </w:r>
-      <w:r>
-        <w:rPr/>
-        <w:t>. Don't capture sensitive values in inline actions, and return only minimal data.</w:t>
+        <w:t>Explanation:</w:t>
+      </w:r>
+      <w:r>
+        <w:rPr/>
+        <w:t xml:space="preserve"> Don't capture sensitive values in inline actions, and return minimal data.</w:t>
+      </w:r>
+    </w:p>
+    <w:p>
+      <w:r>
+        <w:rPr/>
+      </w:r>
+      <w:r>
+        <w:rPr>
+          <w:b/>
+        </w:rPr>
+        <w:t>Example:</w:t>
+      </w:r>
+      <w:r>
+        <w:rPr/>
+        <w:t xml:space="preserve"> An action closing over a </w:t>
+      </w:r>
+      <w:r>
+        <w:rPr>
+          <w:rFonts w:ascii="Courier New" w:hAnsi="Courier New"/>
+          <w:color w:val="B42318"/>
+          <w:sz w:val="20"/>
+        </w:rPr>
+        <w:t>userId</w:t>
+      </w:r>
+      <w:r>
+        <w:rPr/>
+        <w:t xml:space="preserve"> from the page can be replayed by another user if it doesn't re-check the session.</w:t>
+      </w:r>
+    </w:p>
+    <w:p>
+      <w:r>
+        <w:rPr/>
+      </w:r>
+      <w:r>
+        <w:rPr>
+          <w:b/>
+        </w:rPr>
+        <w:t>Say it like this:</w:t>
+      </w:r>
+      <w:r>
+        <w:rPr/>
+        <w:t xml:space="preserve"> "The framework handles CSRF; I handle who's allowed to do what, inside every action."</w:t>
       </w:r>
     </w:p>
     <w:p>
@@ -7629,17 +8625,22 @@
       </w:r>
       <w:r>
         <w:rPr/>
-        <w:t xml:space="preserve"> Passing a whole database object as a prop to a Client Component serialises </w:t>
-      </w:r>
-      <w:r>
-        <w:rPr>
-          <w:i/>
-        </w:rPr>
-        <w:t>every field</w:t>
-      </w:r>
-      <w:r>
-        <w:rPr/>
-        <w:t xml:space="preserve">, including password hashes and internal notes, into the page. Map data to DTOs (only the fields the UI needs), use </w:t>
+        <w:t xml:space="preserve"> Passing whole database objects as props to client components serialises every field into the page.</w:t>
+      </w:r>
+    </w:p>
+    <w:p>
+      <w:r>
+        <w:rPr/>
+      </w:r>
+      <w:r>
+        <w:rPr>
+          <w:b/>
+        </w:rPr>
+        <w:t>Explanation:</w:t>
+      </w:r>
+      <w:r>
+        <w:rPr/>
+        <w:t xml:space="preserve"> Map to DTOs, use </w:t>
       </w:r>
       <w:r>
         <w:rPr>
@@ -7651,7 +8652,7 @@
       </w:r>
       <w:r>
         <w:rPr/>
-        <w:t>, and consider React's experimental taint APIs.</w:t>
+        <w:t>, and consider React's taint APIs.</w:t>
       </w:r>
     </w:p>
     <w:p>
@@ -7662,11 +8663,76 @@
         <w:rPr>
           <w:b/>
         </w:rPr>
+        <w:t>Example:</w:t>
+      </w:r>
+      <w:r>
+        <w:rPr/>
+      </w:r>
+    </w:p>
+    <w:tbl>
+      <w:tblPr>
+        <w:tblW w:type="auto" w:w="0"/>
+        <w:jc w:val="center"/>
+        <w:tblCellMar>
+          <w:top w:w="141" w:type="dxa"/>
+          <w:left w:w="141" w:type="dxa"/>
+          <w:bottom w:w="141" w:type="dxa"/>
+          <w:right w:w="141" w:type="dxa"/>
+        </w:tblCellMar>
+        <w:tblLook w:firstColumn="1" w:firstRow="1" w:lastColumn="0" w:lastRow="0" w:noHBand="0" w:noVBand="1" w:val="04A0"/>
+      </w:tblPr>
+      <w:tblGrid>
+        <w:gridCol w:w="9972"/>
+      </w:tblGrid>
+      <w:tr>
+        <w:tc>
+          <w:tcPr>
+            <w:tcW w:type="dxa" w:w="9972"/>
+            <w:shd w:val="clear" w:color="auto" w:fill="F3F4F6"/>
+          </w:tcPr>
+          <w:p>
+            <w:pPr>
+              <w:spacing w:after="0" w:line="240" w:lineRule="auto"/>
+            </w:pPr>
+            <w:r>
+              <w:rPr>
+                <w:rFonts w:ascii="Arial" w:hAnsi="Arial"/>
+                <w:b/>
+                <w:color w:val="6B7280"/>
+                <w:sz w:val="16"/>
+              </w:rPr>
+              <w:t>TSX</w:t>
+              <w:br/>
+            </w:r>
+            <w:r>
+              <w:rPr>
+                <w:rFonts w:ascii="Courier New" w:hAnsi="Courier New" w:eastAsia="Courier New"/>
+                <w:sz w:val="19"/>
+              </w:rPr>
+              <w:t>&lt;AgentCard agent={{ id: a.id, name: a.name }} /&gt;   // not the full record with internal notes</w:t>
+            </w:r>
+          </w:p>
+        </w:tc>
+      </w:tr>
+    </w:tbl>
+    <w:p>
+      <w:pPr>
+        <w:spacing w:after="40"/>
+      </w:pPr>
+    </w:p>
+    <w:p>
+      <w:r>
+        <w:rPr/>
+      </w:r>
+      <w:r>
+        <w:rPr>
+          <w:b/>
+        </w:rPr>
         <w:t>Say it like this:</w:t>
       </w:r>
       <w:r>
         <w:rPr/>
-        <w:t xml:space="preserve"> "Anything passed to a client component is visible in the page source. I map database records to small DTOs before they cross the server/client boundary."</w:t>
+        <w:t xml:space="preserve"> "Anything passed to a client component is in the page source, so I pass small DTOs."</w:t>
       </w:r>
     </w:p>
     <w:p>
@@ -7714,16 +8780,7 @@
       </w:r>
       <w:r>
         <w:rPr/>
-      </w:r>
-    </w:p>
-    <w:p>
-      <w:pPr>
-        <w:pStyle w:val="ListBullet"/>
-        <w:spacing w:after="40"/>
-      </w:pPr>
-      <w:r>
-        <w:rPr/>
-        <w:t xml:space="preserve">Run independent fetches together with </w:t>
+        <w:t xml:space="preserve"> Parallel </w:t>
       </w:r>
       <w:r>
         <w:rPr>
@@ -7735,55 +8792,103 @@
       </w:r>
       <w:r>
         <w:rPr/>
-        <w:t>.</w:t>
-      </w:r>
-    </w:p>
+        <w:t>, the preload pattern, sibling Suspense boundaries, and fetching only what each layout needs.</w:t>
+      </w:r>
+    </w:p>
+    <w:p>
+      <w:r>
+        <w:rPr/>
+      </w:r>
+      <w:r>
+        <w:rPr>
+          <w:b/>
+        </w:rPr>
+        <w:t>Explanation:</w:t>
+      </w:r>
+      <w:r>
+        <w:rPr/>
+        <w:t xml:space="preserve"> Sequential awaits in nested components multiply latency.</w:t>
+      </w:r>
+    </w:p>
+    <w:p>
+      <w:r>
+        <w:rPr/>
+      </w:r>
+      <w:r>
+        <w:rPr>
+          <w:b/>
+        </w:rPr>
+        <w:t>Example:</w:t>
+      </w:r>
+      <w:r>
+        <w:rPr/>
+      </w:r>
+    </w:p>
+    <w:tbl>
+      <w:tblPr>
+        <w:tblW w:type="auto" w:w="0"/>
+        <w:jc w:val="center"/>
+        <w:tblCellMar>
+          <w:top w:w="141" w:type="dxa"/>
+          <w:left w:w="141" w:type="dxa"/>
+          <w:bottom w:w="141" w:type="dxa"/>
+          <w:right w:w="141" w:type="dxa"/>
+        </w:tblCellMar>
+        <w:tblLook w:firstColumn="1" w:firstRow="1" w:lastColumn="0" w:lastRow="0" w:noHBand="0" w:noVBand="1" w:val="04A0"/>
+      </w:tblPr>
+      <w:tblGrid>
+        <w:gridCol w:w="9972"/>
+      </w:tblGrid>
+      <w:tr>
+        <w:tc>
+          <w:tcPr>
+            <w:tcW w:type="dxa" w:w="9972"/>
+            <w:shd w:val="clear" w:color="auto" w:fill="F3F4F6"/>
+          </w:tcPr>
+          <w:p>
+            <w:pPr>
+              <w:spacing w:after="0" w:line="240" w:lineRule="auto"/>
+            </w:pPr>
+            <w:r>
+              <w:rPr>
+                <w:rFonts w:ascii="Arial" w:hAnsi="Arial"/>
+                <w:b/>
+                <w:color w:val="6B7280"/>
+                <w:sz w:val="16"/>
+              </w:rPr>
+              <w:t>TS</w:t>
+              <w:br/>
+            </w:r>
+            <w:r>
+              <w:rPr>
+                <w:rFonts w:ascii="Courier New" w:hAnsi="Courier New" w:eastAsia="Courier New"/>
+                <w:sz w:val="19"/>
+              </w:rPr>
+              <w:t>export const preloadCall = (id: string) =&gt; void getCall(id); // start early, await later</w:t>
+            </w:r>
+          </w:p>
+        </w:tc>
+      </w:tr>
+    </w:tbl>
     <w:p>
       <w:pPr>
-        <w:pStyle w:val="ListBullet"/>
         <w:spacing w:after="40"/>
       </w:pPr>
-      <w:r>
-        <w:rPr/>
-        <w:t xml:space="preserve">Use the preload pattern: call </w:t>
-      </w:r>
-      <w:r>
-        <w:rPr>
-          <w:rFonts w:ascii="Courier New" w:hAnsi="Courier New"/>
-          <w:color w:val="B42318"/>
-          <w:sz w:val="20"/>
-        </w:rPr>
-        <w:t>getX()</w:t>
-      </w:r>
-      <w:r>
-        <w:rPr/>
-        <w:t xml:space="preserve"> early without awaiting it.</w:t>
-      </w:r>
-    </w:p>
-    <w:p>
-      <w:pPr>
-        <w:pStyle w:val="ListBullet"/>
-        <w:spacing w:after="40"/>
-      </w:pPr>
-      <w:r>
-        <w:rPr/>
-        <w:t>Put independent sections in sibling Suspense boundaries.</w:t>
-      </w:r>
-    </w:p>
-    <w:p>
-      <w:pPr>
-        <w:pStyle w:val="ListBullet"/>
-        <w:spacing w:after="40"/>
-      </w:pPr>
-      <w:r>
-        <w:rPr/>
-        <w:t>Fetch only what the layout needs in the layout.</w:t>
-      </w:r>
-    </w:p>
-    <w:p>
-      <w:pPr>
-        <w:spacing w:after="0"/>
-      </w:pPr>
+    </w:p>
+    <w:p>
+      <w:r>
+        <w:rPr/>
+      </w:r>
+      <w:r>
+        <w:rPr>
+          <w:b/>
+        </w:rPr>
+        <w:t>Say it like this:</w:t>
+      </w:r>
+      <w:r>
+        <w:rPr/>
+        <w:t xml:space="preserve"> "I start fetches as early as possible and let independent sections load side by side."</w:t>
+      </w:r>
     </w:p>
     <w:p>
       <w:pPr>
@@ -7830,7 +8935,7 @@
       </w:r>
       <w:r>
         <w:rPr/>
-        <w:t xml:space="preserve"> The cached data wasn't invalidated. Call </w:t>
+        <w:t xml:space="preserve"> The cache wasn't invalidated; call </w:t>
       </w:r>
       <w:r>
         <w:rPr>
@@ -7854,7 +8959,7 @@
       </w:r>
       <w:r>
         <w:rPr/>
-        <w:t xml:space="preserve"> inside the Server Action, and if the client router cache is still stale, call </w:t>
+        <w:t xml:space="preserve"> in the action, and </w:t>
       </w:r>
       <w:r>
         <w:rPr>
@@ -7866,7 +8971,76 @@
       </w:r>
       <w:r>
         <w:rPr/>
-        <w:t>.</w:t>
+        <w:t xml:space="preserve"> if needed.</w:t>
+      </w:r>
+    </w:p>
+    <w:p>
+      <w:r>
+        <w:rPr/>
+      </w:r>
+      <w:r>
+        <w:rPr>
+          <w:b/>
+        </w:rPr>
+        <w:t>Explanation:</w:t>
+      </w:r>
+      <w:r>
+        <w:rPr/>
+        <w:t xml:space="preserve"> Both the server cache and the client router cache can hold old data.</w:t>
+      </w:r>
+    </w:p>
+    <w:p>
+      <w:r>
+        <w:rPr/>
+      </w:r>
+      <w:r>
+        <w:rPr>
+          <w:b/>
+        </w:rPr>
+        <w:t>Example:</w:t>
+      </w:r>
+      <w:r>
+        <w:rPr/>
+        <w:t xml:space="preserve"> After </w:t>
+      </w:r>
+      <w:r>
+        <w:rPr>
+          <w:rFonts w:ascii="Courier New" w:hAnsi="Courier New"/>
+          <w:color w:val="B42318"/>
+          <w:sz w:val="20"/>
+        </w:rPr>
+        <w:t>submitScore</w:t>
+      </w:r>
+      <w:r>
+        <w:rPr/>
+        <w:t xml:space="preserve">, </w:t>
+      </w:r>
+      <w:r>
+        <w:rPr>
+          <w:rFonts w:ascii="Courier New" w:hAnsi="Courier New"/>
+          <w:color w:val="B42318"/>
+          <w:sz w:val="20"/>
+        </w:rPr>
+        <w:t>revalidateTag('call-123')</w:t>
+      </w:r>
+      <w:r>
+        <w:rPr/>
+        <w:t xml:space="preserve"> refreshes the call page's data.</w:t>
+      </w:r>
+    </w:p>
+    <w:p>
+      <w:r>
+        <w:rPr/>
+      </w:r>
+      <w:r>
+        <w:rPr>
+          <w:b/>
+        </w:rPr>
+        <w:t>Say it like this:</w:t>
+      </w:r>
+      <w:r>
+        <w:rPr/>
+        <w:t xml:space="preserve"> "Every mutation explicitly invalidates the data it changed."</w:t>
       </w:r>
     </w:p>
     <w:p>
@@ -7914,7 +9088,7 @@
       </w:r>
       <w:r>
         <w:rPr/>
-        <w:t xml:space="preserve"> Use </w:t>
+        <w:t xml:space="preserve"> </w:t>
       </w:r>
       <w:r>
         <w:rPr>
@@ -7926,7 +9100,7 @@
       </w:r>
       <w:r>
         <w:rPr/>
-        <w:t xml:space="preserve"> to register OpenTelemetry or Sentry, the </w:t>
+        <w:t xml:space="preserve"> to register OpenTelemetry or Sentry, </w:t>
       </w:r>
       <w:r>
         <w:rPr>
@@ -7938,7 +9112,7 @@
       </w:r>
       <w:r>
         <w:rPr/>
-        <w:t xml:space="preserve"> hook for server errors, and </w:t>
+        <w:t xml:space="preserve"> for server errors, and </w:t>
       </w:r>
       <w:r>
         <w:rPr>
@@ -7950,7 +9124,102 @@
       </w:r>
       <w:r>
         <w:rPr/>
-        <w:t xml:space="preserve"> to send Core Web Vitals to analytics.</w:t>
+        <w:t xml:space="preserve"> for Core Web Vitals.</w:t>
+      </w:r>
+    </w:p>
+    <w:p>
+      <w:r>
+        <w:rPr/>
+      </w:r>
+      <w:r>
+        <w:rPr>
+          <w:b/>
+        </w:rPr>
+        <w:t>Explanation:</w:t>
+      </w:r>
+      <w:r>
+        <w:rPr/>
+        <w:t xml:space="preserve"> This connects server traces, errors and real-user metrics.</w:t>
+      </w:r>
+    </w:p>
+    <w:p>
+      <w:r>
+        <w:rPr/>
+      </w:r>
+      <w:r>
+        <w:rPr>
+          <w:b/>
+        </w:rPr>
+        <w:t>Example:</w:t>
+      </w:r>
+      <w:r>
+        <w:rPr/>
+      </w:r>
+    </w:p>
+    <w:tbl>
+      <w:tblPr>
+        <w:tblW w:type="auto" w:w="0"/>
+        <w:jc w:val="center"/>
+        <w:tblCellMar>
+          <w:top w:w="141" w:type="dxa"/>
+          <w:left w:w="141" w:type="dxa"/>
+          <w:bottom w:w="141" w:type="dxa"/>
+          <w:right w:w="141" w:type="dxa"/>
+        </w:tblCellMar>
+        <w:tblLook w:firstColumn="1" w:firstRow="1" w:lastColumn="0" w:lastRow="0" w:noHBand="0" w:noVBand="1" w:val="04A0"/>
+      </w:tblPr>
+      <w:tblGrid>
+        <w:gridCol w:w="9972"/>
+      </w:tblGrid>
+      <w:tr>
+        <w:tc>
+          <w:tcPr>
+            <w:tcW w:type="dxa" w:w="9972"/>
+            <w:shd w:val="clear" w:color="auto" w:fill="F3F4F6"/>
+          </w:tcPr>
+          <w:p>
+            <w:pPr>
+              <w:spacing w:after="0" w:line="240" w:lineRule="auto"/>
+            </w:pPr>
+            <w:r>
+              <w:rPr>
+                <w:rFonts w:ascii="Arial" w:hAnsi="Arial"/>
+                <w:b/>
+                <w:color w:val="6B7280"/>
+                <w:sz w:val="16"/>
+              </w:rPr>
+              <w:t>TS</w:t>
+              <w:br/>
+            </w:r>
+            <w:r>
+              <w:rPr>
+                <w:rFonts w:ascii="Courier New" w:hAnsi="Courier New" w:eastAsia="Courier New"/>
+                <w:sz w:val="19"/>
+              </w:rPr>
+              <w:t>export function register() { if (process.env.NEXT_RUNTIME === 'nodejs') initSentry(); }</w:t>
+            </w:r>
+          </w:p>
+        </w:tc>
+      </w:tr>
+    </w:tbl>
+    <w:p>
+      <w:pPr>
+        <w:spacing w:after="40"/>
+      </w:pPr>
+    </w:p>
+    <w:p>
+      <w:r>
+        <w:rPr/>
+      </w:r>
+      <w:r>
+        <w:rPr>
+          <w:b/>
+        </w:rPr>
+        <w:t>Say it like this:</w:t>
+      </w:r>
+      <w:r>
+        <w:rPr/>
+        <w:t xml:space="preserve"> "Server errors, traces and Web Vitals are wired in from the start, not after the first incident."</w:t>
       </w:r>
     </w:p>
     <w:p>
@@ -7998,7 +9267,7 @@
       </w:r>
       <w:r>
         <w:rPr/>
-        <w:t xml:space="preserve"> Build with </w:t>
+        <w:t xml:space="preserve"> </w:t>
       </w:r>
       <w:r>
         <w:rPr>
@@ -8010,7 +9279,52 @@
       </w:r>
       <w:r>
         <w:rPr/>
-        <w:t xml:space="preserve"> to get a minimal Docker image. If you run several instances, configure a shared cache handler (Redis or S3) so ISR stays consistent. Put a CDN in front and set up an image optimisation service.</w:t>
+        <w:t xml:space="preserve"> for a minimal Docker image, a shared cache handler for multiple instances, a CDN in front, and an image optimisation service.</w:t>
+      </w:r>
+    </w:p>
+    <w:p>
+      <w:r>
+        <w:rPr/>
+      </w:r>
+      <w:r>
+        <w:rPr>
+          <w:b/>
+        </w:rPr>
+        <w:t>Explanation:</w:t>
+      </w:r>
+      <w:r>
+        <w:rPr/>
+        <w:t xml:space="preserve"> Without a shared cache, ISR pages differ between instances.</w:t>
+      </w:r>
+    </w:p>
+    <w:p>
+      <w:r>
+        <w:rPr/>
+      </w:r>
+      <w:r>
+        <w:rPr>
+          <w:b/>
+        </w:rPr>
+        <w:t>Example:</w:t>
+      </w:r>
+      <w:r>
+        <w:rPr/>
+        <w:t xml:space="preserve"> Docker on ECS with a Redis cache handler and CloudFront in front.</w:t>
+      </w:r>
+    </w:p>
+    <w:p>
+      <w:r>
+        <w:rPr/>
+      </w:r>
+      <w:r>
+        <w:rPr>
+          <w:b/>
+        </w:rPr>
+        <w:t>Say it like this:</w:t>
+      </w:r>
+      <w:r>
+        <w:rPr/>
+        <w:t xml:space="preserve"> "Standalone output plus a shared cache makes Next.js run consistently on any container platform."</w:t>
       </w:r>
     </w:p>
     <w:p>
@@ -8058,13 +9372,8 @@
       </w:r>
       <w:r>
         <w:rPr/>
-      </w:r>
-    </w:p>
-    <w:p>
-      <w:pPr>
-        <w:pStyle w:val="ListBullet"/>
-        <w:spacing w:after="40"/>
-      </w:pPr>
+        <w:t xml:space="preserve"> </w:t>
+      </w:r>
       <w:r>
         <w:rPr>
           <w:rFonts w:ascii="Courier New" w:hAnsi="Courier New"/>
@@ -8075,14 +9384,8 @@
       </w:r>
       <w:r>
         <w:rPr/>
-        <w:t xml:space="preserve"> shows what's in each bundle.</w:t>
-      </w:r>
-    </w:p>
-    <w:p>
-      <w:pPr>
-        <w:pStyle w:val="ListBullet"/>
-        <w:spacing w:after="40"/>
-      </w:pPr>
+        <w:t xml:space="preserve">, </w:t>
+      </w:r>
       <w:r>
         <w:rPr>
           <w:rFonts w:ascii="Courier New" w:hAnsi="Courier New"/>
@@ -8105,27 +9408,7 @@
       </w:r>
       <w:r>
         <w:rPr/>
-        <w:t xml:space="preserve"> for browser-only widgets like a video SDK.</w:t>
-      </w:r>
-    </w:p>
-    <w:p>
-      <w:pPr>
-        <w:pStyle w:val="ListBullet"/>
-        <w:spacing w:after="40"/>
-      </w:pPr>
-      <w:r>
-        <w:rPr/>
-        <w:t>Avoid big client providers in the root layout.</w:t>
-      </w:r>
-    </w:p>
-    <w:p>
-      <w:pPr>
-        <w:pStyle w:val="ListBullet"/>
-        <w:spacing w:after="40"/>
-      </w:pPr>
-      <w:r>
-        <w:rPr/>
-        <w:t xml:space="preserve">Keep </w:t>
+        <w:t xml:space="preserve"> for browser-only widgets, small </w:t>
       </w:r>
       <w:r>
         <w:rPr>
@@ -8137,13 +9420,103 @@
       </w:r>
       <w:r>
         <w:rPr/>
-        <w:t xml:space="preserve"> boundaries small.</w:t>
-      </w:r>
-    </w:p>
+        <w:t xml:space="preserve"> boundaries, and fewer root providers.</w:t>
+      </w:r>
+    </w:p>
+    <w:p>
+      <w:r>
+        <w:rPr/>
+      </w:r>
+      <w:r>
+        <w:rPr>
+          <w:b/>
+        </w:rPr>
+        <w:t>Explanation:</w:t>
+      </w:r>
+      <w:r>
+        <w:rPr/>
+        <w:t xml:space="preserve"> Root-level client providers pull large amounts of code into every page.</w:t>
+      </w:r>
+    </w:p>
+    <w:p>
+      <w:r>
+        <w:rPr/>
+      </w:r>
+      <w:r>
+        <w:rPr>
+          <w:b/>
+        </w:rPr>
+        <w:t>Example:</w:t>
+      </w:r>
+      <w:r>
+        <w:rPr/>
+      </w:r>
+    </w:p>
+    <w:tbl>
+      <w:tblPr>
+        <w:tblW w:type="auto" w:w="0"/>
+        <w:jc w:val="center"/>
+        <w:tblCellMar>
+          <w:top w:w="141" w:type="dxa"/>
+          <w:left w:w="141" w:type="dxa"/>
+          <w:bottom w:w="141" w:type="dxa"/>
+          <w:right w:w="141" w:type="dxa"/>
+        </w:tblCellMar>
+        <w:tblLook w:firstColumn="1" w:firstRow="1" w:lastColumn="0" w:lastRow="0" w:noHBand="0" w:noVBand="1" w:val="04A0"/>
+      </w:tblPr>
+      <w:tblGrid>
+        <w:gridCol w:w="9972"/>
+      </w:tblGrid>
+      <w:tr>
+        <w:tc>
+          <w:tcPr>
+            <w:tcW w:type="dxa" w:w="9972"/>
+            <w:shd w:val="clear" w:color="auto" w:fill="F3F4F6"/>
+          </w:tcPr>
+          <w:p>
+            <w:pPr>
+              <w:spacing w:after="0" w:line="240" w:lineRule="auto"/>
+            </w:pPr>
+            <w:r>
+              <w:rPr>
+                <w:rFonts w:ascii="Arial" w:hAnsi="Arial"/>
+                <w:b/>
+                <w:color w:val="6B7280"/>
+                <w:sz w:val="16"/>
+              </w:rPr>
+              <w:t>TS</w:t>
+              <w:br/>
+            </w:r>
+            <w:r>
+              <w:rPr>
+                <w:rFonts w:ascii="Courier New" w:hAnsi="Courier New" w:eastAsia="Courier New"/>
+                <w:sz w:val="19"/>
+              </w:rPr>
+              <w:t>const CallRoom = dynamic(() =&gt; import('./CallRoom'), { ssr: false });</w:t>
+            </w:r>
+          </w:p>
+        </w:tc>
+      </w:tr>
+    </w:tbl>
     <w:p>
       <w:pPr>
-        <w:spacing w:after="0"/>
+        <w:spacing w:after="40"/>
       </w:pPr>
+    </w:p>
+    <w:p>
+      <w:r>
+        <w:rPr/>
+      </w:r>
+      <w:r>
+        <w:rPr>
+          <w:b/>
+        </w:rPr>
+        <w:t>Say it like this:</w:t>
+      </w:r>
+      <w:r>
+        <w:rPr/>
+        <w:t xml:space="preserve"> "I analyse bundles, lazy-load heavy browser-only code and keep client boundaries small."</w:t>
+      </w:r>
     </w:p>
     <w:p>
       <w:pPr>
@@ -8190,7 +9563,7 @@
       </w:r>
       <w:r>
         <w:rPr/>
-        <w:t xml:space="preserve"> Use a </w:t>
+        <w:t xml:space="preserve"> A </w:t>
       </w:r>
       <w:r>
         <w:rPr>
@@ -8202,7 +9575,7 @@
       </w:r>
       <w:r>
         <w:rPr/>
-        <w:t xml:space="preserve"> route segment, detect the locale in middleware, load dictionaries in Server Components (so they don't ship as JavaScript), and add </w:t>
+        <w:t xml:space="preserve"> segment, locale detection in middleware, dictionaries loaded in Server Components, and </w:t>
       </w:r>
       <w:r>
         <w:rPr>
@@ -8214,7 +9587,76 @@
       </w:r>
       <w:r>
         <w:rPr/>
-        <w:t xml:space="preserve"> alternates through metadata.</w:t>
+        <w:t xml:space="preserve"> alternates.</w:t>
+      </w:r>
+    </w:p>
+    <w:p>
+      <w:r>
+        <w:rPr/>
+      </w:r>
+      <w:r>
+        <w:rPr>
+          <w:b/>
+        </w:rPr>
+        <w:t>Explanation:</w:t>
+      </w:r>
+      <w:r>
+        <w:rPr/>
+        <w:t xml:space="preserve"> Loading dictionaries on the server means translations don't ship as JavaScript.</w:t>
+      </w:r>
+    </w:p>
+    <w:p>
+      <w:r>
+        <w:rPr/>
+      </w:r>
+      <w:r>
+        <w:rPr>
+          <w:b/>
+        </w:rPr>
+        <w:t>Example:</w:t>
+      </w:r>
+      <w:r>
+        <w:rPr/>
+        <w:t xml:space="preserve"> </w:t>
+      </w:r>
+      <w:r>
+        <w:rPr>
+          <w:rFonts w:ascii="Courier New" w:hAnsi="Courier New"/>
+          <w:color w:val="B42318"/>
+          <w:sz w:val="20"/>
+        </w:rPr>
+        <w:t>/es/calls</w:t>
+      </w:r>
+      <w:r>
+        <w:rPr/>
+        <w:t xml:space="preserve"> loads </w:t>
+      </w:r>
+      <w:r>
+        <w:rPr>
+          <w:rFonts w:ascii="Courier New" w:hAnsi="Courier New"/>
+          <w:color w:val="B42318"/>
+          <w:sz w:val="20"/>
+        </w:rPr>
+        <w:t>dictionaries/es.json</w:t>
+      </w:r>
+      <w:r>
+        <w:rPr/>
+        <w:t xml:space="preserve"> in the layout.</w:t>
+      </w:r>
+    </w:p>
+    <w:p>
+      <w:r>
+        <w:rPr/>
+      </w:r>
+      <w:r>
+        <w:rPr>
+          <w:b/>
+        </w:rPr>
+        <w:t>Say it like this:</w:t>
+      </w:r>
+      <w:r>
+        <w:rPr/>
+        <w:t xml:space="preserve"> "Locale is part of the URL, and translations render on the server."</w:t>
       </w:r>
     </w:p>
     <w:p>
@@ -8262,7 +9704,22 @@
       </w:r>
       <w:r>
         <w:rPr/>
-        <w:t xml:space="preserve"> Test client components with Vitest or Jest and RTL. Cover Server Components with E2E tests (Playwright), or by unit-testing their data functions separately. Mock </w:t>
+        <w:t xml:space="preserve"> Vitest or Jest with RTL for client components, E2E (Playwright) for Server Components and flows, and unit tests for data functions.</w:t>
+      </w:r>
+    </w:p>
+    <w:p>
+      <w:r>
+        <w:rPr/>
+      </w:r>
+      <w:r>
+        <w:rPr>
+          <w:b/>
+        </w:rPr>
+        <w:t>Explanation:</w:t>
+      </w:r>
+      <w:r>
+        <w:rPr/>
+        <w:t xml:space="preserve"> Mock </w:t>
       </w:r>
       <w:r>
         <w:rPr>
@@ -8275,6 +9732,86 @@
       <w:r>
         <w:rPr/>
         <w:t xml:space="preserve"> in unit tests.</w:t>
+      </w:r>
+    </w:p>
+    <w:p>
+      <w:r>
+        <w:rPr/>
+      </w:r>
+      <w:r>
+        <w:rPr>
+          <w:b/>
+        </w:rPr>
+        <w:t>Example:</w:t>
+      </w:r>
+      <w:r>
+        <w:rPr/>
+      </w:r>
+    </w:p>
+    <w:tbl>
+      <w:tblPr>
+        <w:tblW w:type="auto" w:w="0"/>
+        <w:jc w:val="center"/>
+        <w:tblCellMar>
+          <w:top w:w="141" w:type="dxa"/>
+          <w:left w:w="141" w:type="dxa"/>
+          <w:bottom w:w="141" w:type="dxa"/>
+          <w:right w:w="141" w:type="dxa"/>
+        </w:tblCellMar>
+        <w:tblLook w:firstColumn="1" w:firstRow="1" w:lastColumn="0" w:lastRow="0" w:noHBand="0" w:noVBand="1" w:val="04A0"/>
+      </w:tblPr>
+      <w:tblGrid>
+        <w:gridCol w:w="9972"/>
+      </w:tblGrid>
+      <w:tr>
+        <w:tc>
+          <w:tcPr>
+            <w:tcW w:type="dxa" w:w="9972"/>
+            <w:shd w:val="clear" w:color="auto" w:fill="F3F4F6"/>
+          </w:tcPr>
+          <w:p>
+            <w:pPr>
+              <w:spacing w:after="0" w:line="240" w:lineRule="auto"/>
+            </w:pPr>
+            <w:r>
+              <w:rPr>
+                <w:rFonts w:ascii="Arial" w:hAnsi="Arial"/>
+                <w:b/>
+                <w:color w:val="6B7280"/>
+                <w:sz w:val="16"/>
+              </w:rPr>
+              <w:t>TS</w:t>
+              <w:br/>
+            </w:r>
+            <w:r>
+              <w:rPr>
+                <w:rFonts w:ascii="Courier New" w:hAnsi="Courier New" w:eastAsia="Courier New"/>
+                <w:sz w:val="19"/>
+              </w:rPr>
+              <w:t>vi.mock('next/navigation', () =&gt; ({ useRouter: () =&gt; ({ push: vi.fn() }), usePathname: () =&gt; '/calls' }));</w:t>
+            </w:r>
+          </w:p>
+        </w:tc>
+      </w:tr>
+    </w:tbl>
+    <w:p>
+      <w:pPr>
+        <w:spacing w:after="40"/>
+      </w:pPr>
+    </w:p>
+    <w:p>
+      <w:r>
+        <w:rPr/>
+      </w:r>
+      <w:r>
+        <w:rPr>
+          <w:b/>
+        </w:rPr>
+        <w:t>Say it like this:</w:t>
+      </w:r>
+      <w:r>
+        <w:rPr/>
+        <w:t xml:space="preserve"> "Client components get unit tests, server-rendered flows get Playwright, and data functions are tested directly."</w:t>
       </w:r>
     </w:p>
     <w:p>
@@ -8322,33 +9859,7 @@
       </w:r>
       <w:r>
         <w:rPr/>
-        <w:t xml:space="preserve"> Incrementally, since both directories coexist:</w:t>
-      </w:r>
-    </w:p>
-    <w:p>
-      <w:pPr>
-        <w:spacing w:after="40"/>
-        <w:ind w:left="425" w:hanging="340"/>
-      </w:pPr>
-      <w:r>
-        <w:t xml:space="preserve">1. </w:t>
-      </w:r>
-      <w:r>
-        <w:rPr/>
-        <w:t>Move layouts first.</w:t>
-      </w:r>
-    </w:p>
-    <w:p>
-      <w:pPr>
-        <w:spacing w:after="40"/>
-        <w:ind w:left="425" w:hanging="340"/>
-      </w:pPr>
-      <w:r>
-        <w:t xml:space="preserve">2. </w:t>
-      </w:r>
-      <w:r>
-        <w:rPr/>
-        <w:t xml:space="preserve">Convert </w:t>
+        <w:t xml:space="preserve"> Incrementally: move layouts, convert </w:t>
       </w:r>
       <w:r>
         <w:rPr>
@@ -8360,33 +9871,7 @@
       </w:r>
       <w:r>
         <w:rPr/>
-        <w:t xml:space="preserve"> into async Server Components.</w:t>
-      </w:r>
-    </w:p>
-    <w:p>
-      <w:pPr>
-        <w:spacing w:after="40"/>
-        <w:ind w:left="425" w:hanging="340"/>
-      </w:pPr>
-      <w:r>
-        <w:t xml:space="preserve">3. </w:t>
-      </w:r>
-      <w:r>
-        <w:rPr/>
-        <w:t>Convert API routes into route handlers.</w:t>
-      </w:r>
-    </w:p>
-    <w:p>
-      <w:pPr>
-        <w:spacing w:after="40"/>
-        <w:ind w:left="425" w:hanging="340"/>
-      </w:pPr>
-      <w:r>
-        <w:t xml:space="preserve">4. </w:t>
-      </w:r>
-      <w:r>
-        <w:rPr/>
-        <w:t xml:space="preserve">Replace </w:t>
+        <w:t xml:space="preserve"> to async Server Components, API routes to route handlers, </w:t>
       </w:r>
       <w:r>
         <w:rPr>
@@ -8398,7 +9883,7 @@
       </w:r>
       <w:r>
         <w:rPr/>
-        <w:t xml:space="preserve"> with </w:t>
+        <w:t xml:space="preserve"> to </w:t>
       </w:r>
       <w:r>
         <w:rPr>
@@ -8410,20 +9895,37 @@
       </w:r>
       <w:r>
         <w:rPr/>
-        <w:t>.</w:t>
-      </w:r>
-    </w:p>
-    <w:p>
-      <w:pPr>
-        <w:spacing w:after="40"/>
-        <w:ind w:left="425" w:hanging="340"/>
-      </w:pPr>
-      <w:r>
-        <w:t xml:space="preserve">5. </w:t>
-      </w:r>
-      <w:r>
-        <w:rPr/>
-        <w:t xml:space="preserve">Review context providers. Push them down, and mark them </w:t>
+        <w:t>, and push providers down.</w:t>
+      </w:r>
+    </w:p>
+    <w:p>
+      <w:r>
+        <w:rPr/>
+      </w:r>
+      <w:r>
+        <w:rPr>
+          <w:b/>
+        </w:rPr>
+        <w:t>Explanation:</w:t>
+      </w:r>
+      <w:r>
+        <w:rPr/>
+        <w:t xml:space="preserve"> Both routers coexist, so pages can move one at a time.</w:t>
+      </w:r>
+    </w:p>
+    <w:p>
+      <w:r>
+        <w:rPr/>
+      </w:r>
+      <w:r>
+        <w:rPr>
+          <w:b/>
+        </w:rPr>
+        <w:t>Example:</w:t>
+      </w:r>
+      <w:r>
+        <w:rPr/>
+        <w:t xml:space="preserve"> Start with </w:t>
       </w:r>
       <w:r>
         <w:rPr>
@@ -8431,17 +9933,39 @@
           <w:color w:val="B42318"/>
           <w:sz w:val="20"/>
         </w:rPr>
-        <w:t>'use client'</w:t>
-      </w:r>
-      <w:r>
-        <w:rPr/>
-        <w:t>.</w:t>
-      </w:r>
-    </w:p>
-    <w:p>
-      <w:pPr>
-        <w:spacing w:after="0"/>
-      </w:pPr>
+        <w:t>/about</w:t>
+      </w:r>
+      <w:r>
+        <w:rPr/>
+        <w:t xml:space="preserve"> and </w:t>
+      </w:r>
+      <w:r>
+        <w:rPr>
+          <w:rFonts w:ascii="Courier New" w:hAnsi="Courier New"/>
+          <w:color w:val="B42318"/>
+          <w:sz w:val="20"/>
+        </w:rPr>
+        <w:t>/pricing</w:t>
+      </w:r>
+      <w:r>
+        <w:rPr/>
+        <w:t>, then the dashboard once patterns are proven.</w:t>
+      </w:r>
+    </w:p>
+    <w:p>
+      <w:r>
+        <w:rPr/>
+      </w:r>
+      <w:r>
+        <w:rPr>
+          <w:b/>
+        </w:rPr>
+        <w:t>Say it like this:</w:t>
+      </w:r>
+      <w:r>
+        <w:rPr/>
+        <w:t xml:space="preserve"> "Migrate page by page, starting with simple static pages, while both routers run side by side."</w:t>
+      </w:r>
     </w:p>
     <w:p>
       <w:pPr>
@@ -8496,52 +10020,56 @@
         <w:rPr>
           <w:b/>
         </w:rPr>
-        <w:t>Answer:</w:t>
-      </w:r>
-      <w:r>
-        <w:rPr/>
-        <w:t xml:space="preserve"> Likely causes:</w:t>
-      </w:r>
-    </w:p>
-    <w:p>
-      <w:pPr>
-        <w:pStyle w:val="ListBullet"/>
-        <w:spacing w:after="40"/>
-      </w:pPr>
-      <w:r>
-        <w:rPr/>
-        <w:t>Too much client JavaScript in the root layout (many providers).</w:t>
-      </w:r>
-    </w:p>
-    <w:p>
-      <w:pPr>
-        <w:pStyle w:val="ListBullet"/>
-        <w:spacing w:after="40"/>
-      </w:pPr>
-      <w:r>
-        <w:rPr/>
-        <w:t>Waterfalls in Server Components.</w:t>
-      </w:r>
-    </w:p>
-    <w:p>
-      <w:pPr>
-        <w:pStyle w:val="ListBullet"/>
-        <w:spacing w:after="40"/>
-      </w:pPr>
-      <w:r>
-        <w:rPr/>
-        <w:t>Everything made dynamic and uncached.</w:t>
-      </w:r>
-    </w:p>
-    <w:p>
-      <w:pPr>
-        <w:spacing w:after="0"/>
-      </w:pPr>
-    </w:p>
-    <w:p>
-      <w:r>
-        <w:rPr/>
-        <w:t>Profile first. Then move providers lower, parallelise fetches, stream slow widgets with Suspense, and cache the tenant config.</w:t>
+        <w:t>Short answer:</w:t>
+      </w:r>
+      <w:r>
+        <w:rPr/>
+        <w:t xml:space="preserve"> Profile; usually too much client JS in the root layout, waterfalls, or everything uncached. Move providers down, parallelise fetches, stream slow widgets, and cache tenant config.</w:t>
+      </w:r>
+    </w:p>
+    <w:p>
+      <w:r>
+        <w:rPr/>
+      </w:r>
+      <w:r>
+        <w:rPr>
+          <w:b/>
+        </w:rPr>
+        <w:t>Explanation:</w:t>
+      </w:r>
+      <w:r>
+        <w:rPr/>
+        <w:t xml:space="preserve"> Authenticated pages are dynamic, so slow data and heavy client bundles show directly.</w:t>
+      </w:r>
+    </w:p>
+    <w:p>
+      <w:r>
+        <w:rPr/>
+      </w:r>
+      <w:r>
+        <w:rPr>
+          <w:b/>
+        </w:rPr>
+        <w:t>Example:</w:t>
+      </w:r>
+      <w:r>
+        <w:rPr/>
+        <w:t xml:space="preserve"> Moving a charting provider from the root layout to the analytics route cut the dashboard's JS by 40%.</w:t>
+      </w:r>
+    </w:p>
+    <w:p>
+      <w:r>
+        <w:rPr/>
+      </w:r>
+      <w:r>
+        <w:rPr>
+          <w:b/>
+        </w:rPr>
+        <w:t>Say it like this:</w:t>
+      </w:r>
+      <w:r>
+        <w:rPr/>
+        <w:t xml:space="preserve"> "I'd measure first; usually heavy root providers and sequential fetches are the culprits."</w:t>
       </w:r>
     </w:p>
     <w:p>
@@ -8585,11 +10113,41 @@
         <w:rPr>
           <w:b/>
         </w:rPr>
-        <w:t>Answer:</w:t>
-      </w:r>
-      <w:r>
-        <w:rPr/>
-        <w:t xml:space="preserve"> Personalised data was cached as static: either Next.js treated the route as static, or a </w:t>
+        <w:t>Short answer:</w:t>
+      </w:r>
+      <w:r>
+        <w:rPr/>
+        <w:t xml:space="preserve"> Personalised data was cached as static; it's a security incident. Purge the cache, mark the route dynamic, scope caches per user or tenant, and audit caching.</w:t>
+      </w:r>
+    </w:p>
+    <w:p>
+      <w:r>
+        <w:rPr/>
+      </w:r>
+      <w:r>
+        <w:rPr>
+          <w:b/>
+        </w:rPr>
+        <w:t>Explanation:</w:t>
+      </w:r>
+      <w:r>
+        <w:rPr/>
+        <w:t xml:space="preserve"> A fetch cached across users or a route treated as static serves one user's render to everyone.</w:t>
+      </w:r>
+    </w:p>
+    <w:p>
+      <w:r>
+        <w:rPr/>
+      </w:r>
+      <w:r>
+        <w:rPr>
+          <w:b/>
+        </w:rPr>
+        <w:t>Example:</w:t>
+      </w:r>
+      <w:r>
+        <w:rPr/>
+        <w:t xml:space="preserve"> Adding </w:t>
       </w:r>
       <w:r>
         <w:rPr>
@@ -8597,33 +10155,26 @@
           <w:color w:val="B42318"/>
           <w:sz w:val="20"/>
         </w:rPr>
-        <w:t>fetch</w:t>
-      </w:r>
-      <w:r>
-        <w:rPr/>
-        <w:t xml:space="preserve"> was cached across users. This is a </w:t>
+        <w:t>cache: 'no-store'</w:t>
+      </w:r>
+      <w:r>
+        <w:rPr/>
+        <w:t xml:space="preserve"> and reading the session cookie made the route dynamic and per-user.</w:t>
+      </w:r>
+    </w:p>
+    <w:p>
+      <w:r>
+        <w:rPr/>
       </w:r>
       <w:r>
         <w:rPr>
           <w:b/>
         </w:rPr>
-        <w:t>security incident</w:t>
-      </w:r>
-      <w:r>
-        <w:rPr/>
-        <w:t xml:space="preserve">. Mark the route dynamic (read cookies or headers, use </w:t>
-      </w:r>
-      <w:r>
-        <w:rPr>
-          <w:rFonts w:ascii="Courier New" w:hAnsi="Courier New"/>
-          <w:color w:val="B42318"/>
-          <w:sz w:val="20"/>
-        </w:rPr>
-        <w:t>no-store</w:t>
-      </w:r>
-      <w:r>
-        <w:rPr/>
-        <w:t>), scope cache keys by user or tenant, and audit the caching config. Purge the cache immediately.</w:t>
+        <w:t>Say it like this:</w:t>
+      </w:r>
+      <w:r>
+        <w:rPr/>
+        <w:t xml:space="preserve"> "First contain it by purging the cache, then fix the caching config and add a test so it can't recur."</w:t>
       </w:r>
     </w:p>
     <w:p>
@@ -8667,21 +10218,106 @@
         <w:rPr>
           <w:b/>
         </w:rPr>
-        <w:t>Answer:</w:t>
-      </w:r>
-      <w:r>
-        <w:rPr/>
-        <w:t xml:space="preserve"> The server formats times in </w:t>
-      </w:r>
-      <w:r>
-        <w:rPr>
-          <w:i/>
-        </w:rPr>
-        <w:t>its</w:t>
-      </w:r>
-      <w:r>
-        <w:rPr/>
-        <w:t xml:space="preserve"> time zone (often UTC) and the client formats them in the user's. Format on the client after mount, or pass an explicit time zone to both sides.</w:t>
+        <w:t>Short answer:</w:t>
+      </w:r>
+      <w:r>
+        <w:rPr/>
+        <w:t xml:space="preserve"> Server and client format times in different time zones; format on the client after mount or pass an explicit time zone to both.</w:t>
+      </w:r>
+    </w:p>
+    <w:p>
+      <w:r>
+        <w:rPr/>
+      </w:r>
+      <w:r>
+        <w:rPr>
+          <w:b/>
+        </w:rPr>
+        <w:t>Explanation:</w:t>
+      </w:r>
+      <w:r>
+        <w:rPr/>
+        <w:t xml:space="preserve"> Servers often run in UTC while users are elsewhere.</w:t>
+      </w:r>
+    </w:p>
+    <w:p>
+      <w:r>
+        <w:rPr/>
+      </w:r>
+      <w:r>
+        <w:rPr>
+          <w:b/>
+        </w:rPr>
+        <w:t>Example:</w:t>
+      </w:r>
+      <w:r>
+        <w:rPr/>
+      </w:r>
+    </w:p>
+    <w:tbl>
+      <w:tblPr>
+        <w:tblW w:type="auto" w:w="0"/>
+        <w:jc w:val="center"/>
+        <w:tblCellMar>
+          <w:top w:w="141" w:type="dxa"/>
+          <w:left w:w="141" w:type="dxa"/>
+          <w:bottom w:w="141" w:type="dxa"/>
+          <w:right w:w="141" w:type="dxa"/>
+        </w:tblCellMar>
+        <w:tblLook w:firstColumn="1" w:firstRow="1" w:lastColumn="0" w:lastRow="0" w:noHBand="0" w:noVBand="1" w:val="04A0"/>
+      </w:tblPr>
+      <w:tblGrid>
+        <w:gridCol w:w="9972"/>
+      </w:tblGrid>
+      <w:tr>
+        <w:tc>
+          <w:tcPr>
+            <w:tcW w:type="dxa" w:w="9972"/>
+            <w:shd w:val="clear" w:color="auto" w:fill="F3F4F6"/>
+          </w:tcPr>
+          <w:p>
+            <w:pPr>
+              <w:spacing w:after="0" w:line="240" w:lineRule="auto"/>
+            </w:pPr>
+            <w:r>
+              <w:rPr>
+                <w:rFonts w:ascii="Arial" w:hAnsi="Arial"/>
+                <w:b/>
+                <w:color w:val="6B7280"/>
+                <w:sz w:val="16"/>
+              </w:rPr>
+              <w:t>TS</w:t>
+              <w:br/>
+            </w:r>
+            <w:r>
+              <w:rPr>
+                <w:rFonts w:ascii="Courier New" w:hAnsi="Courier New" w:eastAsia="Courier New"/>
+                <w:sz w:val="19"/>
+              </w:rPr>
+              <w:t>new Intl.DateTimeFormat('en-IN', { timeStyle: 'short', timeZone: user.timeZone }).format(date);</w:t>
+            </w:r>
+          </w:p>
+        </w:tc>
+      </w:tr>
+    </w:tbl>
+    <w:p>
+      <w:pPr>
+        <w:spacing w:after="40"/>
+      </w:pPr>
+    </w:p>
+    <w:p>
+      <w:r>
+        <w:rPr/>
+      </w:r>
+      <w:r>
+        <w:rPr>
+          <w:b/>
+        </w:rPr>
+        <w:t>Say it like this:</w:t>
+      </w:r>
+      <w:r>
+        <w:rPr/>
+        <w:t xml:space="preserve"> "Use the same explicit time zone on server and client, or render times after mount."</w:t>
       </w:r>
     </w:p>
     <w:p>
@@ -8732,6 +10368,86 @@
           <w:color w:val="1F3A5F"/>
           <w:sz w:val="24"/>
         </w:rPr>
+      </w:r>
+    </w:p>
+    <w:p>
+      <w:r>
+        <w:rPr/>
+      </w:r>
+      <w:r>
+        <w:rPr>
+          <w:b/>
+        </w:rPr>
+        <w:t>Short answer:</w:t>
+      </w:r>
+      <w:r>
+        <w:rPr/>
+        <w:t xml:space="preserve"> Load it only in the browser with </w:t>
+      </w:r>
+      <w:r>
+        <w:rPr>
+          <w:rFonts w:ascii="Courier New" w:hAnsi="Courier New"/>
+          <w:color w:val="B42318"/>
+          <w:sz w:val="20"/>
+        </w:rPr>
+        <w:t>next/dynamic</w:t>
+      </w:r>
+      <w:r>
+        <w:rPr/>
+        <w:t xml:space="preserve"> and </w:t>
+      </w:r>
+      <w:r>
+        <w:rPr>
+          <w:rFonts w:ascii="Courier New" w:hAnsi="Courier New"/>
+          <w:color w:val="B42318"/>
+          <w:sz w:val="20"/>
+        </w:rPr>
+        <w:t>ssr: false</w:t>
+      </w:r>
+      <w:r>
+        <w:rPr/>
+        <w:t>, inside a client-only boundary.</w:t>
+      </w:r>
+    </w:p>
+    <w:p>
+      <w:r>
+        <w:rPr/>
+      </w:r>
+      <w:r>
+        <w:rPr>
+          <w:b/>
+        </w:rPr>
+        <w:t>Explanation:</w:t>
+      </w:r>
+      <w:r>
+        <w:rPr/>
+        <w:t xml:space="preserve"> The SDK touches </w:t>
+      </w:r>
+      <w:r>
+        <w:rPr>
+          <w:rFonts w:ascii="Courier New" w:hAnsi="Courier New"/>
+          <w:color w:val="B42318"/>
+          <w:sz w:val="20"/>
+        </w:rPr>
+        <w:t>window</w:t>
+      </w:r>
+      <w:r>
+        <w:rPr/>
+        <w:t xml:space="preserve"> at import time, which fails on the server.</w:t>
+      </w:r>
+    </w:p>
+    <w:p>
+      <w:r>
+        <w:rPr/>
+      </w:r>
+      <w:r>
+        <w:rPr>
+          <w:b/>
+        </w:rPr>
+        <w:t>Example:</w:t>
+      </w:r>
+      <w:r>
+        <w:rPr/>
       </w:r>
     </w:p>
     <w:tbl>
@@ -8793,47 +10509,11 @@
         <w:rPr>
           <w:b/>
         </w:rPr>
-        <w:t>Answer:</w:t>
-      </w:r>
-      <w:r>
-        <w:rPr/>
-        <w:t xml:space="preserve"> Load it only in the browser with </w:t>
-      </w:r>
-      <w:r>
-        <w:rPr>
-          <w:rFonts w:ascii="Courier New" w:hAnsi="Courier New"/>
-          <w:color w:val="B42318"/>
-          <w:sz w:val="20"/>
-        </w:rPr>
-        <w:t>next/dynamic</w:t>
-      </w:r>
-      <w:r>
-        <w:rPr/>
-        <w:t xml:space="preserve"> and </w:t>
-      </w:r>
-      <w:r>
-        <w:rPr>
-          <w:rFonts w:ascii="Courier New" w:hAnsi="Courier New"/>
-          <w:color w:val="B42318"/>
-          <w:sz w:val="20"/>
-        </w:rPr>
-        <w:t>ssr: false</w:t>
-      </w:r>
-      <w:r>
-        <w:rPr/>
-        <w:t xml:space="preserve">, or import it inside </w:t>
-      </w:r>
-      <w:r>
-        <w:rPr>
-          <w:rFonts w:ascii="Courier New" w:hAnsi="Courier New"/>
-          <w:color w:val="B42318"/>
-          <w:sz w:val="20"/>
-        </w:rPr>
-        <w:t>useEffect</w:t>
-      </w:r>
-      <w:r>
-        <w:rPr/>
-        <w:t>, and keep it inside a client-only boundary.</w:t>
+        <w:t>Say it like this:</w:t>
+      </w:r>
+      <w:r>
+        <w:rPr/>
+        <w:t xml:space="preserve"> "Browser-only SDKs load dynamically on the client, which also keeps them out of other pages' bundles."</w:t>
       </w:r>
     </w:p>
     <w:p>
@@ -8877,11 +10557,80 @@
         <w:rPr>
           <w:b/>
         </w:rPr>
-        <w:t>Answer:</w:t>
-      </w:r>
-      <w:r>
-        <w:rPr/>
-        <w:t xml:space="preserve"> Every action must check the session and permissions on the server. Hiding a button isn't security, because the action endpoint can be called directly.</w:t>
+        <w:t>Short answer:</w:t>
+      </w:r>
+      <w:r>
+        <w:rPr/>
+        <w:t xml:space="preserve"> Add session and permission checks inside every action; hiding a button isn't security.</w:t>
+      </w:r>
+    </w:p>
+    <w:p>
+      <w:r>
+        <w:rPr/>
+      </w:r>
+      <w:r>
+        <w:rPr>
+          <w:b/>
+        </w:rPr>
+        <w:t>Explanation:</w:t>
+      </w:r>
+      <w:r>
+        <w:rPr/>
+        <w:t xml:space="preserve"> Actions are endpoints and can be called directly.</w:t>
+      </w:r>
+    </w:p>
+    <w:p>
+      <w:r>
+        <w:rPr/>
+      </w:r>
+      <w:r>
+        <w:rPr>
+          <w:b/>
+        </w:rPr>
+        <w:t>Example:</w:t>
+      </w:r>
+      <w:r>
+        <w:rPr/>
+        <w:t xml:space="preserve"> </w:t>
+      </w:r>
+      <w:r>
+        <w:rPr>
+          <w:rFonts w:ascii="Courier New" w:hAnsi="Courier New"/>
+          <w:color w:val="B42318"/>
+          <w:sz w:val="20"/>
+        </w:rPr>
+        <w:t>if (!session?.permissions.includes('calls:score')) throw new Error('Forbidden');</w:t>
+      </w:r>
+      <w:r>
+        <w:rPr/>
+        <w:t xml:space="preserve"> at the top of </w:t>
+      </w:r>
+      <w:r>
+        <w:rPr>
+          <w:rFonts w:ascii="Courier New" w:hAnsi="Courier New"/>
+          <w:color w:val="B42318"/>
+          <w:sz w:val="20"/>
+        </w:rPr>
+        <w:t>submitScore</w:t>
+      </w:r>
+      <w:r>
+        <w:rPr/>
+        <w:t>.</w:t>
+      </w:r>
+    </w:p>
+    <w:p>
+      <w:r>
+        <w:rPr/>
+      </w:r>
+      <w:r>
+        <w:rPr>
+          <w:b/>
+        </w:rPr>
+        <w:t>Say it like this:</w:t>
+      </w:r>
+      <w:r>
+        <w:rPr/>
+        <w:t xml:space="preserve"> "Every action checks permissions itself, because the UI can be bypassed."</w:t>
       </w:r>
     </w:p>
     <w:p>
@@ -8925,31 +10674,122 @@
         <w:rPr>
           <w:b/>
         </w:rPr>
-        <w:t>Answer:</w:t>
-      </w:r>
-      <w:r>
-        <w:rPr/>
-        <w:t xml:space="preserve"> A route handler verifies the </w:t>
+        <w:t>Short answer:</w:t>
+      </w:r>
+      <w:r>
+        <w:rPr/>
+        <w:t xml:space="preserve"> A route handler verifies the Twilio signature, enqueues the work, returns 200 quickly, and processing is idempotent.</w:t>
+      </w:r>
+    </w:p>
+    <w:p>
+      <w:r>
+        <w:rPr/>
       </w:r>
       <w:r>
         <w:rPr>
           <w:b/>
         </w:rPr>
-        <w:t>Twilio signature</w:t>
-      </w:r>
-      <w:r>
-        <w:rPr/>
-        <w:t xml:space="preserve">, so it rejects fake requests. It enqueues the work (to Celery or a queue) instead of processing synchronously, and returns 200 quickly. Make processing </w:t>
+        <w:t>Explanation:</w:t>
+      </w:r>
+      <w:r>
+        <w:rPr/>
+        <w:t xml:space="preserve"> Webhooks retry and can arrive twice, so deduplicate by the recording ID.</w:t>
+      </w:r>
+    </w:p>
+    <w:p>
+      <w:r>
+        <w:rPr/>
       </w:r>
       <w:r>
         <w:rPr>
           <w:b/>
         </w:rPr>
-        <w:t>idempotent</w:t>
-      </w:r>
-      <w:r>
-        <w:rPr/>
-        <w:t>, because webhooks are retried and can arrive twice.</w:t>
+        <w:t>Example:</w:t>
+      </w:r>
+      <w:r>
+        <w:rPr/>
+      </w:r>
+    </w:p>
+    <w:tbl>
+      <w:tblPr>
+        <w:tblW w:type="auto" w:w="0"/>
+        <w:jc w:val="center"/>
+        <w:tblCellMar>
+          <w:top w:w="141" w:type="dxa"/>
+          <w:left w:w="141" w:type="dxa"/>
+          <w:bottom w:w="141" w:type="dxa"/>
+          <w:right w:w="141" w:type="dxa"/>
+        </w:tblCellMar>
+        <w:tblLook w:firstColumn="1" w:firstRow="1" w:lastColumn="0" w:lastRow="0" w:noHBand="0" w:noVBand="1" w:val="04A0"/>
+      </w:tblPr>
+      <w:tblGrid>
+        <w:gridCol w:w="9972"/>
+      </w:tblGrid>
+      <w:tr>
+        <w:tc>
+          <w:tcPr>
+            <w:tcW w:type="dxa" w:w="9972"/>
+            <w:shd w:val="clear" w:color="auto" w:fill="F3F4F6"/>
+          </w:tcPr>
+          <w:p>
+            <w:pPr>
+              <w:spacing w:after="0" w:line="240" w:lineRule="auto"/>
+            </w:pPr>
+            <w:r>
+              <w:rPr>
+                <w:rFonts w:ascii="Arial" w:hAnsi="Arial"/>
+                <w:b/>
+                <w:color w:val="6B7280"/>
+                <w:sz w:val="16"/>
+              </w:rPr>
+              <w:t>TS</w:t>
+              <w:br/>
+            </w:r>
+            <w:r>
+              <w:rPr>
+                <w:rFonts w:ascii="Courier New" w:hAnsi="Courier New" w:eastAsia="Courier New"/>
+                <w:sz w:val="19"/>
+              </w:rPr>
+              <w:t>if (!twilio.validateRequest(token, sig, url, params)) return new Response('Forbidden', { status: 403 });</w:t>
+              <w:br/>
+            </w:r>
+            <w:r>
+              <w:rPr>
+                <w:rFonts w:ascii="Courier New" w:hAnsi="Courier New" w:eastAsia="Courier New"/>
+                <w:sz w:val="19"/>
+              </w:rPr>
+              <w:t>await queue.add('score-call', { recordingSid: params.RecordingSid }, { jobId: params.RecordingSid });</w:t>
+              <w:br/>
+            </w:r>
+            <w:r>
+              <w:rPr>
+                <w:rFonts w:ascii="Courier New" w:hAnsi="Courier New" w:eastAsia="Courier New"/>
+                <w:sz w:val="19"/>
+              </w:rPr>
+              <w:t>return new Response('OK');</w:t>
+            </w:r>
+          </w:p>
+        </w:tc>
+      </w:tr>
+    </w:tbl>
+    <w:p>
+      <w:pPr>
+        <w:spacing w:after="40"/>
+      </w:pPr>
+    </w:p>
+    <w:p>
+      <w:r>
+        <w:rPr/>
+      </w:r>
+      <w:r>
+        <w:rPr>
+          <w:b/>
+        </w:rPr>
+        <w:t>Say it like this:</w:t>
+      </w:r>
+      <w:r>
+        <w:rPr/>
+        <w:t xml:space="preserve"> "Verify, enqueue, return fast, and make processing idempotent by job ID."</w:t>
       </w:r>
     </w:p>
     <w:p>
@@ -8993,40 +10833,41 @@
         <w:rPr>
           <w:b/>
         </w:rPr>
-        <w:t>Answer:</w:t>
-      </w:r>
-      <w:r>
-        <w:rPr/>
-      </w:r>
-    </w:p>
-    <w:p>
-      <w:pPr>
-        <w:pStyle w:val="ListBullet"/>
-        <w:spacing w:after="40"/>
-      </w:pPr>
-      <w:r>
-        <w:rPr/>
-        <w:t>SSR or SSG for public pages.</w:t>
-      </w:r>
-    </w:p>
-    <w:p>
-      <w:pPr>
-        <w:pStyle w:val="ListBullet"/>
-        <w:spacing w:after="40"/>
-      </w:pPr>
-      <w:r>
-        <w:rPr/>
-        <w:t>Proper metadata and canonical URLs.</w:t>
-      </w:r>
-    </w:p>
-    <w:p>
-      <w:pPr>
-        <w:pStyle w:val="ListBullet"/>
-        <w:spacing w:after="40"/>
-      </w:pPr>
-      <w:r>
-        <w:rPr/>
-        <w:t>A sitemap (</w:t>
+        <w:t>Short answer:</w:t>
+      </w:r>
+      <w:r>
+        <w:rPr/>
+        <w:t xml:space="preserve"> Server-render public pages, add metadata and canonicals, a sitemap and robots file, structured data, crawlable links and fast LCP.</w:t>
+      </w:r>
+    </w:p>
+    <w:p>
+      <w:r>
+        <w:rPr/>
+      </w:r>
+      <w:r>
+        <w:rPr>
+          <w:b/>
+        </w:rPr>
+        <w:t>Explanation:</w:t>
+      </w:r>
+      <w:r>
+        <w:rPr/>
+        <w:t xml:space="preserve"> Client-only rendering and JS-only links are the usual problems.</w:t>
+      </w:r>
+    </w:p>
+    <w:p>
+      <w:r>
+        <w:rPr/>
+      </w:r>
+      <w:r>
+        <w:rPr>
+          <w:b/>
+        </w:rPr>
+        <w:t>Example:</w:t>
+      </w:r>
+      <w:r>
+        <w:rPr/>
+        <w:t xml:space="preserve"> </w:t>
       </w:r>
       <w:r>
         <w:rPr>
@@ -9038,67 +10879,23 @@
       </w:r>
       <w:r>
         <w:rPr/>
-        <w:t xml:space="preserve">) and </w:t>
-      </w:r>
-      <w:r>
-        <w:rPr>
-          <w:rFonts w:ascii="Courier New" w:hAnsi="Courier New"/>
-          <w:color w:val="B42318"/>
-          <w:sz w:val="20"/>
-        </w:rPr>
-        <w:t>app/robots.ts</w:t>
-      </w:r>
-      <w:r>
-        <w:rPr/>
-        <w:t>.</w:t>
-      </w:r>
-    </w:p>
-    <w:p>
-      <w:pPr>
-        <w:pStyle w:val="ListBullet"/>
-        <w:spacing w:after="40"/>
-      </w:pPr>
-      <w:r>
-        <w:rPr/>
-        <w:t>Structured data.</w:t>
-      </w:r>
-    </w:p>
-    <w:p>
-      <w:pPr>
-        <w:pStyle w:val="ListBullet"/>
-        <w:spacing w:after="40"/>
-      </w:pPr>
-      <w:r>
-        <w:rPr/>
-        <w:t xml:space="preserve">Crawlable </w:t>
-      </w:r>
-      <w:r>
-        <w:rPr>
-          <w:rFonts w:ascii="Courier New" w:hAnsi="Courier New"/>
-          <w:color w:val="B42318"/>
-          <w:sz w:val="20"/>
-        </w:rPr>
-        <w:t>&lt;a href&gt;</w:t>
-      </w:r>
-      <w:r>
-        <w:rPr/>
-        <w:t xml:space="preserve"> links.</w:t>
-      </w:r>
-    </w:p>
-    <w:p>
-      <w:pPr>
-        <w:pStyle w:val="ListBullet"/>
-        <w:spacing w:after="40"/>
-      </w:pPr>
-      <w:r>
-        <w:rPr/>
-        <w:t>A fast LCP.</w:t>
-      </w:r>
-    </w:p>
-    <w:p>
-      <w:pPr>
-        <w:spacing w:after="0"/>
-      </w:pPr>
+        <w:t xml:space="preserve"> lists every public page; product pages use ISR.</w:t>
+      </w:r>
+    </w:p>
+    <w:p>
+      <w:r>
+        <w:rPr/>
+      </w:r>
+      <w:r>
+        <w:rPr>
+          <w:b/>
+        </w:rPr>
+        <w:t>Say it like this:</w:t>
+      </w:r>
+      <w:r>
+        <w:rPr/>
+        <w:t xml:space="preserve"> "Public pages must be server-rendered with real links and proper metadata."</w:t>
+      </w:r>
     </w:p>
     <w:p>
       <w:pPr>
@@ -9141,23 +10938,56 @@
         <w:rPr>
           <w:b/>
         </w:rPr>
-        <w:t>Answer:</w:t>
-      </w:r>
-      <w:r>
-        <w:rPr/>
-        <w:t xml:space="preserve"> Pre-build only the popular pages with </w:t>
-      </w:r>
-      <w:r>
-        <w:rPr>
-          <w:rFonts w:ascii="Courier New" w:hAnsi="Courier New"/>
-          <w:color w:val="B42318"/>
-          <w:sz w:val="20"/>
-        </w:rPr>
-        <w:t>generateStaticParams</w:t>
-      </w:r>
-      <w:r>
-        <w:rPr/>
-        <w:t>, generate the rest on demand with ISR, and cache builds in CI.</w:t>
+        <w:t>Short answer:</w:t>
+      </w:r>
+      <w:r>
+        <w:rPr/>
+        <w:t xml:space="preserve"> Pre-build only popular pages and generate the rest on demand with ISR; cache builds in CI.</w:t>
+      </w:r>
+    </w:p>
+    <w:p>
+      <w:r>
+        <w:rPr/>
+      </w:r>
+      <w:r>
+        <w:rPr>
+          <w:b/>
+        </w:rPr>
+        <w:t>Explanation:</w:t>
+      </w:r>
+      <w:r>
+        <w:rPr/>
+        <w:t xml:space="preserve"> Most traffic hits a small fraction of pages.</w:t>
+      </w:r>
+    </w:p>
+    <w:p>
+      <w:r>
+        <w:rPr/>
+      </w:r>
+      <w:r>
+        <w:rPr>
+          <w:b/>
+        </w:rPr>
+        <w:t>Example:</w:t>
+      </w:r>
+      <w:r>
+        <w:rPr/>
+        <w:t xml:space="preserve"> Build the top 500 pages; the other 20,000 render on first request and are cached.</w:t>
+      </w:r>
+    </w:p>
+    <w:p>
+      <w:r>
+        <w:rPr/>
+      </w:r>
+      <w:r>
+        <w:rPr>
+          <w:b/>
+        </w:rPr>
+        <w:t>Say it like this:</w:t>
+      </w:r>
+      <w:r>
+        <w:rPr/>
+        <w:t xml:space="preserve"> "Build what's popular, generate the long tail on demand."</w:t>
       </w:r>
     </w:p>
     <w:p>
@@ -9213,17 +11043,56 @@
         <w:rPr>
           <w:b/>
         </w:rPr>
+        <w:t>Short answer:</w:t>
+      </w:r>
+      <w:r>
+        <w:rPr/>
+        <w:t xml:space="preserve"> Next.js handled presentation, SEO pages, routing and BFF concerns; NestJS handled domain logic, auth, the GraphQL API and the database.</w:t>
+      </w:r>
+    </w:p>
+    <w:p>
+      <w:r>
+        <w:rPr/>
+      </w:r>
+      <w:r>
+        <w:rPr>
+          <w:b/>
+        </w:rPr>
+        <w:t>Explanation:</w:t>
+      </w:r>
+      <w:r>
+        <w:rPr/>
+        <w:t xml:space="preserve"> Keeping business rules in one backend made them reusable by other clients. Then describe exactly what you built.</w:t>
+      </w:r>
+    </w:p>
+    <w:p>
+      <w:r>
+        <w:rPr/>
+      </w:r>
+      <w:r>
+        <w:rPr>
+          <w:b/>
+        </w:rPr>
+        <w:t>Example:</w:t>
+      </w:r>
+      <w:r>
+        <w:rPr/>
+        <w:t xml:space="preserve"> A creator profile page in Next.js fetched one GraphQL query from NestJS that combined profile, posts and brand campaigns.</w:t>
+      </w:r>
+    </w:p>
+    <w:p>
+      <w:r>
+        <w:rPr/>
+      </w:r>
+      <w:r>
+        <w:rPr>
+          <w:b/>
+        </w:rPr>
         <w:t>Say it like this:</w:t>
       </w:r>
       <w:r>
         <w:rPr/>
-        <w:t xml:space="preserve"> "Next.js owned the presentation layer: server-rendered pages for SEO, routing, and backend-for-frontend concerns like reading session cookies and combining several API calls for a page. NestJS owned the domain logic, authentication, the GraphQL API and database access. That kept business rules in one backend, reusable by other clients." </w:t>
-      </w:r>
-      <w:r>
-        <w:rPr>
-          <w:i/>
-        </w:rPr>
-        <w:t>(Then describe exactly what you built.)</w:t>
+        <w:t xml:space="preserve"> "Next.js owned the presentation and BFF layer; NestJS owned the business logic and data, so rules lived in one place."</w:t>
       </w:r>
     </w:p>
     <w:p>
@@ -9267,11 +11136,56 @@
         <w:rPr>
           <w:b/>
         </w:rPr>
+        <w:t>Short answer:</w:t>
+      </w:r>
+      <w:r>
+        <w:rPr/>
+        <w:t xml:space="preserve"> Most of InterpretIQ is authenticated and real-time, so a SPA/PWA works; Next.js would add a BFF for token security, server-rendered dashboards and public pages.</w:t>
+      </w:r>
+    </w:p>
+    <w:p>
+      <w:r>
+        <w:rPr/>
+      </w:r>
+      <w:r>
+        <w:rPr>
+          <w:b/>
+        </w:rPr>
+        <w:t>Explanation:</w:t>
+      </w:r>
+      <w:r>
+        <w:rPr/>
+        <w:t xml:space="preserve"> The trade-off is more server infrastructure and framework complexity.</w:t>
+      </w:r>
+    </w:p>
+    <w:p>
+      <w:r>
+        <w:rPr/>
+      </w:r>
+      <w:r>
+        <w:rPr>
+          <w:b/>
+        </w:rPr>
+        <w:t>Example:</w:t>
+      </w:r>
+      <w:r>
+        <w:rPr/>
+        <w:t xml:space="preserve"> A v2 could use Next.js route handlers to hold OAuth tokens server-side, with the call room still a client-only component.</w:t>
+      </w:r>
+    </w:p>
+    <w:p>
+      <w:r>
+        <w:rPr/>
+      </w:r>
+      <w:r>
+        <w:rPr>
+          <w:b/>
+        </w:rPr>
         <w:t>Say it like this:</w:t>
       </w:r>
       <w:r>
         <w:rPr/>
-        <w:t xml:space="preserve"> "Most InterpretIQ screens are authenticated and real-time, built around LiveKit, so a SPA or PWA is a valid choice. SEO doesn't matter there. Next.js would add value in three ways: a backend-for-frontend that keeps tokens on the server, which is better for PHI security; server-rendered dashboards; and public marketing pages. The trade-off is more server infrastructure and framework complexity. I'd consider it for a v2, mainly for the BFF security benefit."</w:t>
+        <w:t xml:space="preserve"> "The call experience doesn't need SSR, but a BFF that keeps tokens off the browser is a strong security reason to consider Next.js for v2."</w:t>
       </w:r>
     </w:p>
     <w:p>
@@ -9315,11 +11229,11 @@
         <w:rPr>
           <w:b/>
         </w:rPr>
-        <w:t>Say it like this:</w:t>
-      </w:r>
-      <w:r>
-        <w:rPr/>
-        <w:t xml:space="preserve"> "A route handler streams LLM tokens as </w:t>
+        <w:t>Short answer:</w:t>
+      </w:r>
+      <w:r>
+        <w:rPr/>
+        <w:t xml:space="preserve"> A route handler streams LLM tokens as </w:t>
       </w:r>
       <w:r>
         <w:rPr>
@@ -9331,7 +11245,37 @@
       </w:r>
       <w:r>
         <w:rPr/>
-        <w:t xml:space="preserve">. Auth uses the session cookie, so the client doesn't handle tokens. The client reads the stream with </w:t>
+        <w:t>, authenticated by the session cookie, read on the client with fetch streaming, rate-limited per user and tenant.</w:t>
+      </w:r>
+    </w:p>
+    <w:p>
+      <w:r>
+        <w:rPr/>
+      </w:r>
+      <w:r>
+        <w:rPr>
+          <w:b/>
+        </w:rPr>
+        <w:t>Explanation:</w:t>
+      </w:r>
+      <w:r>
+        <w:rPr/>
+        <w:t xml:space="preserve"> Tenant isolation happens in the retrieval query before anything reaches the model; usage is logged without PHI.</w:t>
+      </w:r>
+    </w:p>
+    <w:p>
+      <w:r>
+        <w:rPr/>
+      </w:r>
+      <w:r>
+        <w:rPr>
+          <w:b/>
+        </w:rPr>
+        <w:t>Example:</w:t>
+      </w:r>
+      <w:r>
+        <w:rPr/>
+        <w:t xml:space="preserve"> </w:t>
       </w:r>
       <w:r>
         <w:rPr>
@@ -9339,11 +11283,26 @@
           <w:color w:val="B42318"/>
           <w:sz w:val="20"/>
         </w:rPr>
-        <w:t>fetch</w:t>
-      </w:r>
-      <w:r>
-        <w:rPr/>
-        <w:t xml:space="preserve"> and a stream reader. I'd rate-limit per user and per tenant, and log usage metrics without any PHI. Tenant isolation is enforced in the retrieval layer before anything reaches the model."</w:t>
+        <w:t>POST /api/compliance-chat</w:t>
+      </w:r>
+      <w:r>
+        <w:rPr/>
+        <w:t xml:space="preserve"> → auth → tenant-filtered retrieval → LLM stream → SSE response.</w:t>
+      </w:r>
+    </w:p>
+    <w:p>
+      <w:r>
+        <w:rPr/>
+      </w:r>
+      <w:r>
+        <w:rPr>
+          <w:b/>
+        </w:rPr>
+        <w:t>Say it like this:</w:t>
+      </w:r>
+      <w:r>
+        <w:rPr/>
+        <w:t xml:space="preserve"> "A streaming route handler with cookie auth, tenant-filtered retrieval and rate limits, consumed with fetch streaming on the client."</w:t>
       </w:r>
     </w:p>
     <w:sectPr>
